--- a/SEM2/Modern Networking/Research Papers/ahmed-bigdatacloud.docx
+++ b/SEM2/Modern Networking/Research Papers/ahmed-bigdatacloud.docx
@@ -18,16 +18,7 @@
           <w:sz w:val="44"/>
           <w:szCs w:val="44"/>
         </w:rPr>
-        <w:t xml:space="preserve">BIG </w:t>
-      </w:r>
-      <w:r>
-        <w:rPr>
-          <w:rFonts w:ascii="Times New Roman" w:hAnsi="Times New Roman" w:cs="Times New Roman"/>
-          <w:b/>
-          <w:sz w:val="44"/>
-          <w:szCs w:val="44"/>
-        </w:rPr>
-        <w:t xml:space="preserve">DATA AND CLOUD COMPUTING IN NETWORKING </w:t>
+        <w:t xml:space="preserve">BIG DATA AND CLOUD COMPUTING IN NETWORKING </w:t>
       </w:r>
     </w:p>
     <w:p>
@@ -173,7 +164,21 @@
           <w:rFonts w:ascii="Times New Roman" w:hAnsi="Times New Roman" w:cs="Times New Roman"/>
           <w:sz w:val="30"/>
         </w:rPr>
-        <w:t>Roll Number: 812</w:t>
+        <w:t>Seat</w:t>
+      </w:r>
+      <w:r>
+        <w:rPr>
+          <w:rFonts w:ascii="Times New Roman" w:hAnsi="Times New Roman" w:cs="Times New Roman"/>
+          <w:sz w:val="30"/>
+        </w:rPr>
+        <w:t xml:space="preserve"> Number: </w:t>
+      </w:r>
+      <w:r>
+        <w:rPr>
+          <w:rFonts w:ascii="Times New Roman" w:hAnsi="Times New Roman" w:cs="Times New Roman"/>
+          <w:sz w:val="30"/>
+        </w:rPr>
+        <w:t>MIT251009</w:t>
       </w:r>
     </w:p>
     <w:p>
@@ -231,25 +236,6 @@
           <w:sz w:val="30"/>
         </w:rPr>
         <w:t>Mayur Tawde</w:t>
-      </w:r>
-    </w:p>
-    <w:p>
-      <w:pPr>
-        <w:spacing w:after="100"/>
-        <w:jc w:val="center"/>
-        <w:rPr>
-          <w:rFonts w:ascii="Times New Roman" w:hAnsi="Times New Roman" w:cs="Times New Roman"/>
-          <w:b/>
-          <w:sz w:val="28"/>
-        </w:rPr>
-      </w:pPr>
-      <w:r>
-        <w:rPr>
-          <w:rFonts w:ascii="Times New Roman" w:hAnsi="Times New Roman" w:cs="Times New Roman"/>
-          <w:b/>
-          <w:sz w:val="28"/>
-        </w:rPr>
-        <w:t>Designation</w:t>
       </w:r>
     </w:p>
     <w:p>
@@ -1529,16 +1515,7 @@
           <w:sz w:val="40"/>
           <w:szCs w:val="40"/>
         </w:rPr>
-        <w:t>IMPORTANCE OF BIG DATA AND CLOUD</w:t>
-      </w:r>
-      <w:r>
-        <w:rPr>
-          <w:rFonts w:ascii="Times New Roman" w:hAnsi="Times New Roman" w:cs="Times New Roman"/>
-          <w:color w:val="000000" w:themeColor="text1"/>
-          <w:sz w:val="40"/>
-          <w:szCs w:val="40"/>
-        </w:rPr>
-        <w:t xml:space="preserve"> </w:t>
+        <w:t xml:space="preserve">IMPORTANCE OF BIG DATA AND CLOUD </w:t>
       </w:r>
     </w:p>
     <w:p>
@@ -1565,7 +1542,7 @@
       <w:pPr>
         <w:numPr>
           <w:ilvl w:val="0"/>
-          <w:numId w:val="75"/>
+          <w:numId w:val="8"/>
         </w:numPr>
         <w:jc w:val="both"/>
         <w:rPr>
@@ -1589,7 +1566,7 @@
       <w:pPr>
         <w:numPr>
           <w:ilvl w:val="0"/>
-          <w:numId w:val="75"/>
+          <w:numId w:val="8"/>
         </w:numPr>
         <w:jc w:val="both"/>
         <w:rPr>
@@ -1613,7 +1590,7 @@
       <w:pPr>
         <w:numPr>
           <w:ilvl w:val="0"/>
-          <w:numId w:val="75"/>
+          <w:numId w:val="8"/>
         </w:numPr>
         <w:jc w:val="both"/>
         <w:rPr>
@@ -1637,7 +1614,7 @@
       <w:pPr>
         <w:numPr>
           <w:ilvl w:val="0"/>
-          <w:numId w:val="75"/>
+          <w:numId w:val="8"/>
         </w:numPr>
         <w:jc w:val="both"/>
         <w:rPr>
@@ -1655,6 +1632,26 @@
           <w:lang w:val="en-IN" w:eastAsia="en-IN"/>
         </w:rPr>
         <w:t>Reduce infrastructure cost</w:t>
+      </w:r>
+    </w:p>
+    <w:p>
+      <w:pPr>
+        <w:jc w:val="both"/>
+        <w:rPr>
+          <w:rFonts w:ascii="Times New Roman" w:eastAsia="Times New Roman" w:hAnsi="Times New Roman" w:cs="Times New Roman"/>
+          <w:sz w:val="24"/>
+          <w:szCs w:val="24"/>
+          <w:lang w:val="en-IN" w:eastAsia="en-IN"/>
+        </w:rPr>
+      </w:pPr>
+      <w:r>
+        <w:rPr>
+          <w:rFonts w:ascii="Times New Roman" w:eastAsia="Times New Roman" w:hAnsi="Times New Roman" w:cs="Times New Roman"/>
+          <w:sz w:val="24"/>
+          <w:szCs w:val="24"/>
+          <w:lang w:eastAsia="en-IN"/>
+        </w:rPr>
+        <w:t>Big Data and Cloud Computing not only help in handling large-scale data but also improve the overall efficiency of networking systems. They enable faster data processing, better storage management, and support real-time applications. This makes them essential for modern digital environments where speed and scalability are important.</w:t>
       </w:r>
     </w:p>
     <w:p>
@@ -1687,8 +1684,8 @@
           <w:lang w:val="en-IN" w:eastAsia="en-IN"/>
         </w:rPr>
         <w:drawing>
-          <wp:inline distT="0" distB="0" distL="0" distR="0" wp14:anchorId="2CB264C8" wp14:editId="40CFBD60">
-            <wp:extent cx="5486400" cy="4514850"/>
+          <wp:inline distT="0" distB="0" distL="0" distR="0" wp14:anchorId="2CB264C8" wp14:editId="0761107E">
+            <wp:extent cx="5486400" cy="4064000"/>
             <wp:effectExtent l="0" t="0" r="0" b="0"/>
             <wp:docPr id="511821639" name="Picture 2"/>
             <wp:cNvGraphicFramePr>
@@ -1710,7 +1707,7 @@
                   <pic:spPr>
                     <a:xfrm>
                       <a:off x="0" y="0"/>
-                      <a:ext cx="5486400" cy="4514850"/>
+                      <a:ext cx="5486400" cy="4064000"/>
                     </a:xfrm>
                     <a:prstGeom prst="rect">
                       <a:avLst/>
@@ -1727,17 +1724,6 @@
       <w:pPr>
         <w:jc w:val="both"/>
         <w:rPr>
-          <w:rFonts w:ascii="Times New Roman" w:eastAsia="Times New Roman" w:hAnsi="Times New Roman" w:cs="Times New Roman"/>
-          <w:sz w:val="24"/>
-          <w:szCs w:val="24"/>
-          <w:lang w:val="en-IN" w:eastAsia="en-IN"/>
-        </w:rPr>
-      </w:pPr>
-    </w:p>
-    <w:p>
-      <w:pPr>
-        <w:jc w:val="both"/>
-        <w:rPr>
           <w:rFonts w:ascii="Times New Roman" w:eastAsia="SimSun" w:hAnsi="Times New Roman" w:cs="Times New Roman"/>
           <w:sz w:val="24"/>
           <w:szCs w:val="24"/>
@@ -1799,9 +1785,12 @@
           <w:sz w:val="40"/>
           <w:szCs w:val="40"/>
         </w:rPr>
-        <w:t>TECHNIQUES AND CONCEPTS</w:t>
+        <w:t xml:space="preserve">TECHNIQUES AND CONCEPTS </w:t>
       </w:r>
-      <w:r>
+    </w:p>
+    <w:p>
+      <w:pPr>
+        <w:jc w:val="center"/>
         <w:rPr>
           <w:rFonts w:ascii="Times New Roman" w:eastAsia="SimSun" w:hAnsi="Times New Roman" w:cs="Times New Roman"/>
           <w:b/>
@@ -1809,26 +1798,14 @@
           <w:sz w:val="40"/>
           <w:szCs w:val="40"/>
         </w:rPr>
-        <w:t xml:space="preserve"> </w:t>
-      </w:r>
+      </w:pPr>
     </w:p>
     <w:p>
       <w:pPr>
-        <w:jc w:val="center"/>
-        <w:rPr>
-          <w:rFonts w:ascii="Times New Roman" w:eastAsia="SimSun" w:hAnsi="Times New Roman" w:cs="Times New Roman"/>
-          <w:b/>
-          <w:bCs/>
-          <w:sz w:val="40"/>
-          <w:szCs w:val="40"/>
-        </w:rPr>
-      </w:pPr>
-    </w:p>
-    <w:p>
-      <w:pPr>
         <w:spacing w:after="100"/>
         <w:jc w:val="both"/>
         <w:rPr>
+          <w:rFonts w:ascii="Times New Roman" w:hAnsi="Times New Roman" w:cs="Times New Roman"/>
           <w:b/>
           <w:bCs/>
           <w:lang w:val="en-IN"/>
@@ -1836,6 +1813,7 @@
       </w:pPr>
       <w:r>
         <w:rPr>
+          <w:rFonts w:ascii="Times New Roman" w:hAnsi="Times New Roman" w:cs="Times New Roman"/>
           <w:b/>
           <w:bCs/>
           <w:lang w:val="en-IN"/>
@@ -1847,16 +1825,18 @@
       <w:pPr>
         <w:numPr>
           <w:ilvl w:val="0"/>
-          <w:numId w:val="76"/>
+          <w:numId w:val="9"/>
         </w:numPr>
         <w:spacing w:after="100"/>
         <w:jc w:val="both"/>
         <w:rPr>
+          <w:rFonts w:ascii="Times New Roman" w:hAnsi="Times New Roman" w:cs="Times New Roman"/>
           <w:lang w:val="en-IN"/>
         </w:rPr>
       </w:pPr>
       <w:r>
         <w:rPr>
+          <w:rFonts w:ascii="Times New Roman" w:hAnsi="Times New Roman" w:cs="Times New Roman"/>
           <w:b/>
           <w:bCs/>
           <w:lang w:val="en-IN"/>
@@ -1865,6 +1845,7 @@
       </w:r>
       <w:r>
         <w:rPr>
+          <w:rFonts w:ascii="Times New Roman" w:hAnsi="Times New Roman" w:cs="Times New Roman"/>
           <w:lang w:val="en-IN"/>
         </w:rPr>
         <w:t xml:space="preserve"> The vast amounts of data generated every second.</w:t>
@@ -1874,16 +1855,18 @@
       <w:pPr>
         <w:numPr>
           <w:ilvl w:val="0"/>
-          <w:numId w:val="76"/>
+          <w:numId w:val="9"/>
         </w:numPr>
         <w:spacing w:after="100"/>
         <w:jc w:val="both"/>
         <w:rPr>
+          <w:rFonts w:ascii="Times New Roman" w:hAnsi="Times New Roman" w:cs="Times New Roman"/>
           <w:lang w:val="en-IN"/>
         </w:rPr>
       </w:pPr>
       <w:r>
         <w:rPr>
+          <w:rFonts w:ascii="Times New Roman" w:hAnsi="Times New Roman" w:cs="Times New Roman"/>
           <w:b/>
           <w:bCs/>
           <w:lang w:val="en-IN"/>
@@ -1892,6 +1875,7 @@
       </w:r>
       <w:r>
         <w:rPr>
+          <w:rFonts w:ascii="Times New Roman" w:hAnsi="Times New Roman" w:cs="Times New Roman"/>
           <w:lang w:val="en-IN"/>
         </w:rPr>
         <w:t xml:space="preserve"> The different types of data (structured, unstructured, semi-structured).</w:t>
@@ -1901,16 +1885,18 @@
       <w:pPr>
         <w:numPr>
           <w:ilvl w:val="0"/>
-          <w:numId w:val="76"/>
+          <w:numId w:val="9"/>
         </w:numPr>
         <w:spacing w:after="100"/>
         <w:jc w:val="both"/>
         <w:rPr>
+          <w:rFonts w:ascii="Times New Roman" w:hAnsi="Times New Roman" w:cs="Times New Roman"/>
           <w:lang w:val="en-IN"/>
         </w:rPr>
       </w:pPr>
       <w:r>
         <w:rPr>
+          <w:rFonts w:ascii="Times New Roman" w:hAnsi="Times New Roman" w:cs="Times New Roman"/>
           <w:b/>
           <w:bCs/>
           <w:lang w:val="en-IN"/>
@@ -1919,6 +1905,7 @@
       </w:r>
       <w:r>
         <w:rPr>
+          <w:rFonts w:ascii="Times New Roman" w:hAnsi="Times New Roman" w:cs="Times New Roman"/>
           <w:lang w:val="en-IN"/>
         </w:rPr>
         <w:t xml:space="preserve"> The speed at which new data is generated and moves around.</w:t>
@@ -1930,6 +1917,7 @@
         <w:ind w:left="720"/>
         <w:jc w:val="both"/>
         <w:rPr>
+          <w:rFonts w:ascii="Times New Roman" w:hAnsi="Times New Roman" w:cs="Times New Roman"/>
           <w:lang w:val="en-IN"/>
         </w:rPr>
       </w:pPr>
@@ -1963,7 +1951,7 @@
       <w:pPr>
         <w:numPr>
           <w:ilvl w:val="0"/>
-          <w:numId w:val="77"/>
+          <w:numId w:val="10"/>
         </w:numPr>
         <w:spacing w:after="100"/>
         <w:jc w:val="both"/>
@@ -1999,7 +1987,7 @@
       <w:pPr>
         <w:numPr>
           <w:ilvl w:val="0"/>
-          <w:numId w:val="77"/>
+          <w:numId w:val="10"/>
         </w:numPr>
         <w:spacing w:after="100"/>
         <w:jc w:val="both"/>
@@ -2035,7 +2023,7 @@
       <w:pPr>
         <w:numPr>
           <w:ilvl w:val="0"/>
-          <w:numId w:val="77"/>
+          <w:numId w:val="10"/>
         </w:numPr>
         <w:spacing w:after="100"/>
         <w:jc w:val="both"/>
@@ -2109,7 +2097,7 @@
       <w:pPr>
         <w:numPr>
           <w:ilvl w:val="0"/>
-          <w:numId w:val="78"/>
+          <w:numId w:val="11"/>
         </w:numPr>
         <w:spacing w:after="100"/>
         <w:jc w:val="both"/>
@@ -2136,7 +2124,7 @@
       <w:pPr>
         <w:numPr>
           <w:ilvl w:val="0"/>
-          <w:numId w:val="78"/>
+          <w:numId w:val="11"/>
         </w:numPr>
         <w:spacing w:after="100"/>
         <w:jc w:val="both"/>
@@ -2284,7 +2272,7 @@
       <w:pPr>
         <w:numPr>
           <w:ilvl w:val="0"/>
-          <w:numId w:val="32"/>
+          <w:numId w:val="7"/>
         </w:numPr>
         <w:jc w:val="both"/>
         <w:rPr>
@@ -2350,27 +2338,7 @@
           <w:sz w:val="40"/>
           <w:szCs w:val="40"/>
         </w:rPr>
-        <w:t>D</w:t>
-      </w:r>
-      <w:r>
-        <w:rPr>
-          <w:rFonts w:ascii="Times New Roman" w:eastAsia="SimSun" w:hAnsi="Times New Roman" w:cs="Times New Roman"/>
-          <w:b/>
-          <w:bCs/>
-          <w:sz w:val="40"/>
-          <w:szCs w:val="40"/>
-        </w:rPr>
-        <w:t>TOOLS AND PLATFORMS</w:t>
-      </w:r>
-      <w:r>
-        <w:rPr>
-          <w:rFonts w:ascii="Times New Roman" w:eastAsia="SimSun" w:hAnsi="Times New Roman" w:cs="Times New Roman"/>
-          <w:b/>
-          <w:bCs/>
-          <w:sz w:val="40"/>
-          <w:szCs w:val="40"/>
-        </w:rPr>
-        <w:t xml:space="preserve"> </w:t>
+        <w:t xml:space="preserve">TOOLS AND PLATFORMS </w:t>
       </w:r>
     </w:p>
     <w:p>
@@ -2389,11 +2357,13 @@
       <w:pPr>
         <w:spacing w:after="100"/>
         <w:rPr>
+          <w:rFonts w:ascii="Times New Roman" w:hAnsi="Times New Roman" w:cs="Times New Roman"/>
           <w:lang w:val="en-IN"/>
         </w:rPr>
       </w:pPr>
       <w:r>
         <w:rPr>
+          <w:rFonts w:ascii="Times New Roman" w:hAnsi="Times New Roman" w:cs="Times New Roman"/>
           <w:lang w:val="en-IN"/>
         </w:rPr>
         <w:t>Several key tools and platforms are utilized to manage and process big data efficiently:</w:t>
@@ -2403,15 +2373,17 @@
       <w:pPr>
         <w:numPr>
           <w:ilvl w:val="0"/>
-          <w:numId w:val="79"/>
+          <w:numId w:val="12"/>
         </w:numPr>
         <w:spacing w:after="100"/>
         <w:rPr>
+          <w:rFonts w:ascii="Times New Roman" w:hAnsi="Times New Roman" w:cs="Times New Roman"/>
           <w:lang w:val="en-IN"/>
         </w:rPr>
       </w:pPr>
       <w:r>
         <w:rPr>
+          <w:rFonts w:ascii="Times New Roman" w:hAnsi="Times New Roman" w:cs="Times New Roman"/>
           <w:b/>
           <w:bCs/>
           <w:lang w:val="en-IN"/>
@@ -2423,15 +2395,17 @@
       <w:pPr>
         <w:numPr>
           <w:ilvl w:val="0"/>
-          <w:numId w:val="79"/>
+          <w:numId w:val="12"/>
         </w:numPr>
         <w:spacing w:after="100"/>
         <w:rPr>
+          <w:rFonts w:ascii="Times New Roman" w:hAnsi="Times New Roman" w:cs="Times New Roman"/>
           <w:lang w:val="en-IN"/>
         </w:rPr>
       </w:pPr>
       <w:r>
         <w:rPr>
+          <w:rFonts w:ascii="Times New Roman" w:hAnsi="Times New Roman" w:cs="Times New Roman"/>
           <w:b/>
           <w:bCs/>
           <w:lang w:val="en-IN"/>
@@ -2443,15 +2417,17 @@
       <w:pPr>
         <w:numPr>
           <w:ilvl w:val="0"/>
-          <w:numId w:val="79"/>
+          <w:numId w:val="12"/>
         </w:numPr>
         <w:spacing w:after="100"/>
         <w:rPr>
+          <w:rFonts w:ascii="Times New Roman" w:hAnsi="Times New Roman" w:cs="Times New Roman"/>
           <w:lang w:val="en-IN"/>
         </w:rPr>
       </w:pPr>
       <w:r>
         <w:rPr>
+          <w:rFonts w:ascii="Times New Roman" w:hAnsi="Times New Roman" w:cs="Times New Roman"/>
           <w:b/>
           <w:bCs/>
           <w:lang w:val="en-IN"/>
@@ -2463,15 +2439,17 @@
       <w:pPr>
         <w:numPr>
           <w:ilvl w:val="0"/>
-          <w:numId w:val="79"/>
+          <w:numId w:val="12"/>
         </w:numPr>
         <w:spacing w:after="100"/>
         <w:rPr>
+          <w:rFonts w:ascii="Times New Roman" w:hAnsi="Times New Roman" w:cs="Times New Roman"/>
           <w:lang w:val="en-IN"/>
         </w:rPr>
       </w:pPr>
       <w:r>
         <w:rPr>
+          <w:rFonts w:ascii="Times New Roman" w:hAnsi="Times New Roman" w:cs="Times New Roman"/>
           <w:b/>
           <w:bCs/>
           <w:lang w:val="en-IN"/>
@@ -2483,19 +2461,37 @@
       <w:pPr>
         <w:spacing w:after="100"/>
         <w:rPr>
+          <w:rFonts w:ascii="Times New Roman" w:hAnsi="Times New Roman" w:cs="Times New Roman"/>
           <w:lang w:val="en-IN"/>
         </w:rPr>
       </w:pPr>
+      <w:r>
+        <w:rPr>
+          <w:rFonts w:ascii="Times New Roman" w:hAnsi="Times New Roman" w:cs="Times New Roman"/>
+        </w:rPr>
+        <w:t>These tools and platforms are widely used for storing, processing, and analyzing big data in cloud environments. They provide scalable infrastructure and support distributed computing, which is essential for handling large volumes of data efficiently.</w:t>
+      </w:r>
     </w:p>
     <w:p>
       <w:pPr>
         <w:spacing w:after="100"/>
         <w:rPr>
+          <w:rFonts w:ascii="Times New Roman" w:hAnsi="Times New Roman" w:cs="Times New Roman"/>
           <w:lang w:val="en-IN"/>
         </w:rPr>
       </w:pPr>
+    </w:p>
+    <w:p>
+      <w:pPr>
+        <w:spacing w:after="100"/>
+        <w:rPr>
+          <w:rFonts w:ascii="Times New Roman" w:hAnsi="Times New Roman" w:cs="Times New Roman"/>
+          <w:lang w:val="en-IN"/>
+        </w:rPr>
+      </w:pPr>
       <w:r>
         <w:rPr>
+          <w:rFonts w:ascii="Times New Roman" w:hAnsi="Times New Roman" w:cs="Times New Roman"/>
           <w:noProof/>
           <w:lang w:val="en-IN"/>
         </w:rPr>
@@ -2538,36 +2534,6 @@
     </w:p>
     <w:p>
       <w:pPr>
-        <w:spacing w:after="100"/>
-        <w:rPr>
-          <w:rFonts w:ascii="Times New Roman" w:hAnsi="Times New Roman" w:cs="Times New Roman"/>
-          <w:sz w:val="24"/>
-          <w:szCs w:val="24"/>
-          <w:lang w:val="en-IN"/>
-        </w:rPr>
-      </w:pPr>
-    </w:p>
-    <w:p>
-      <w:pPr>
-        <w:jc w:val="center"/>
-        <w:rPr>
-          <w:rFonts w:ascii="Times New Roman" w:hAnsi="Times New Roman" w:cs="Times New Roman"/>
-        </w:rPr>
-      </w:pPr>
-    </w:p>
-    <w:p>
-      <w:pPr>
-        <w:spacing w:after="100"/>
-        <w:ind w:firstLine="720"/>
-        <w:jc w:val="center"/>
-        <w:rPr>
-          <w:rFonts w:ascii="Times New Roman" w:hAnsi="Times New Roman" w:cs="Times New Roman"/>
-        </w:rPr>
-      </w:pPr>
-    </w:p>
-    <w:p>
-      <w:pPr>
-        <w:ind w:left="420"/>
         <w:rPr>
           <w:rFonts w:ascii="Times New Roman" w:hAnsi="Times New Roman" w:cs="Times New Roman"/>
         </w:rPr>
@@ -2594,6 +2560,7 @@
           <w:sz w:val="36"/>
           <w:szCs w:val="36"/>
         </w:rPr>
+        <w:lastRenderedPageBreak/>
         <w:t>CHAPTER</w:t>
       </w:r>
       <w:r>
@@ -2743,7 +2710,6 @@
     </w:p>
     <w:p>
       <w:pPr>
-        <w:jc w:val="both"/>
         <w:rPr>
           <w:rFonts w:ascii="Times New Roman" w:hAnsi="Times New Roman" w:cs="Times New Roman"/>
           <w:sz w:val="24"/>
@@ -2751,19 +2717,19 @@
           <w:lang w:val="en-IN"/>
         </w:rPr>
       </w:pPr>
-      <w:r>
+    </w:p>
+    <w:p>
+      <w:pPr>
         <w:rPr>
           <w:rFonts w:ascii="Times New Roman" w:hAnsi="Times New Roman" w:cs="Times New Roman"/>
           <w:sz w:val="24"/>
           <w:szCs w:val="24"/>
           <w:lang w:val="en-IN"/>
         </w:rPr>
-        <w:t>.</w:t>
-      </w:r>
+      </w:pPr>
     </w:p>
     <w:p>
       <w:pPr>
-        <w:jc w:val="center"/>
         <w:rPr>
           <w:rFonts w:ascii="Times New Roman" w:eastAsia="SimSun" w:hAnsi="Times New Roman" w:cs="Times New Roman"/>
           <w:b/>
@@ -2963,627 +2929,6 @@
 <file path=word/numbering.xml><?xml version="1.0" encoding="utf-8"?>
 <w:numbering xmlns:wpc="http://schemas.microsoft.com/office/word/2010/wordprocessingCanvas" xmlns:cx="http://schemas.microsoft.com/office/drawing/2014/chartex" xmlns:cx1="http://schemas.microsoft.com/office/drawing/2015/9/8/chartex" xmlns:cx2="http://schemas.microsoft.com/office/drawing/2015/10/21/chartex" xmlns:cx3="http://schemas.microsoft.com/office/drawing/2016/5/9/chartex" xmlns:cx4="http://schemas.microsoft.com/office/drawing/2016/5/10/chartex" xmlns:cx5="http://schemas.microsoft.com/office/drawing/2016/5/11/chartex" xmlns:cx6="http://schemas.microsoft.com/office/drawing/2016/5/12/chartex" xmlns:cx7="http://schemas.microsoft.com/office/drawing/2016/5/13/chartex" xmlns:cx8="http://schemas.microsoft.com/office/drawing/2016/5/14/chartex" xmlns:mc="http://schemas.openxmlformats.org/markup-compatibility/2006" xmlns:aink="http://schemas.microsoft.com/office/drawing/2016/ink" xmlns:am3d="http://schemas.microsoft.com/office/drawing/2017/model3d" xmlns:o="urn:schemas-microsoft-com:office:office" xmlns:oel="http://schemas.microsoft.com/office/2019/extlst" xmlns:r="http://schemas.openxmlformats.org/officeDocument/2006/relationships" xmlns:m="http://schemas.openxmlformats.org/officeDocument/2006/math" xmlns:v="urn:schemas-microsoft-com:vml" xmlns:wp14="http://schemas.microsoft.com/office/word/2010/wordprocessingDrawing" xmlns:wp="http://schemas.openxmlformats.org/drawingml/2006/wordprocessingDrawing" xmlns:w10="urn:schemas-microsoft-com:office:word" xmlns:w="http://schemas.openxmlformats.org/wordprocessingml/2006/main" xmlns:w14="http://schemas.microsoft.com/office/word/2010/wordml" xmlns:w15="http://schemas.microsoft.com/office/word/2012/wordml" xmlns:w16cex="http://schemas.microsoft.com/office/word/2018/wordml/cex" xmlns:w16cid="http://schemas.microsoft.com/office/word/2016/wordml/cid" xmlns:w16="http://schemas.microsoft.com/office/word/2018/wordml" xmlns:w16du="http://schemas.microsoft.com/office/word/2023/wordml/word16du" xmlns:w16sdtdh="http://schemas.microsoft.com/office/word/2020/wordml/sdtdatahash" xmlns:w16sdtfl="http://schemas.microsoft.com/office/word/2024/wordml/sdtformatlock" xmlns:w16se="http://schemas.microsoft.com/office/word/2015/wordml/symex" xmlns:wpg="http://schemas.microsoft.com/office/word/2010/wordprocessingGroup" xmlns:wpi="http://schemas.microsoft.com/office/word/2010/wordprocessingInk" xmlns:wne="http://schemas.microsoft.com/office/word/2006/wordml" xmlns:wps="http://schemas.microsoft.com/office/word/2010/wordprocessingShape" mc:Ignorable="w14 w15 w16se w16cid w16 w16cex w16sdtdh w16sdtfl w16du wp14">
   <w:abstractNum w:abstractNumId="0" w15:restartNumberingAfterBreak="0">
-    <w:nsid w:val="8015F376"/>
-    <w:multiLevelType w:val="multilevel"/>
-    <w:tmpl w:val="8015F376"/>
-    <w:lvl w:ilvl="0">
-      <w:start w:val="1"/>
-      <w:numFmt w:val="bullet"/>
-      <w:lvlText w:val=""/>
-      <w:lvlJc w:val="left"/>
-      <w:pPr>
-        <w:tabs>
-          <w:tab w:val="left" w:pos="840"/>
-        </w:tabs>
-        <w:ind w:left="840" w:hanging="420"/>
-      </w:pPr>
-      <w:rPr>
-        <w:rFonts w:ascii="Wingdings" w:hAnsi="Wingdings" w:hint="default"/>
-        <w:sz w:val="14"/>
-        <w:szCs w:val="14"/>
-      </w:rPr>
-    </w:lvl>
-    <w:lvl w:ilvl="1">
-      <w:start w:val="1"/>
-      <w:numFmt w:val="bullet"/>
-      <w:lvlText w:val=""/>
-      <w:lvlJc w:val="left"/>
-      <w:pPr>
-        <w:tabs>
-          <w:tab w:val="left" w:pos="840"/>
-        </w:tabs>
-        <w:ind w:left="1260" w:hanging="420"/>
-      </w:pPr>
-      <w:rPr>
-        <w:rFonts w:ascii="Wingdings" w:hAnsi="Wingdings" w:hint="default"/>
-        <w:sz w:val="14"/>
-        <w:szCs w:val="14"/>
-      </w:rPr>
-    </w:lvl>
-    <w:lvl w:ilvl="2">
-      <w:start w:val="1"/>
-      <w:numFmt w:val="bullet"/>
-      <w:lvlText w:val=""/>
-      <w:lvlJc w:val="left"/>
-      <w:pPr>
-        <w:tabs>
-          <w:tab w:val="left" w:pos="1260"/>
-        </w:tabs>
-        <w:ind w:left="1680" w:hanging="420"/>
-      </w:pPr>
-      <w:rPr>
-        <w:rFonts w:ascii="Wingdings" w:hAnsi="Wingdings" w:hint="default"/>
-      </w:rPr>
-    </w:lvl>
-    <w:lvl w:ilvl="3">
-      <w:start w:val="1"/>
-      <w:numFmt w:val="bullet"/>
-      <w:lvlText w:val=""/>
-      <w:lvlJc w:val="left"/>
-      <w:pPr>
-        <w:tabs>
-          <w:tab w:val="left" w:pos="1680"/>
-        </w:tabs>
-        <w:ind w:left="2100" w:hanging="420"/>
-      </w:pPr>
-      <w:rPr>
-        <w:rFonts w:ascii="Wingdings" w:hAnsi="Wingdings" w:hint="default"/>
-      </w:rPr>
-    </w:lvl>
-    <w:lvl w:ilvl="4">
-      <w:start w:val="1"/>
-      <w:numFmt w:val="bullet"/>
-      <w:lvlText w:val=""/>
-      <w:lvlJc w:val="left"/>
-      <w:pPr>
-        <w:tabs>
-          <w:tab w:val="left" w:pos="2100"/>
-        </w:tabs>
-        <w:ind w:left="2520" w:hanging="420"/>
-      </w:pPr>
-      <w:rPr>
-        <w:rFonts w:ascii="Wingdings" w:hAnsi="Wingdings" w:hint="default"/>
-      </w:rPr>
-    </w:lvl>
-    <w:lvl w:ilvl="5">
-      <w:start w:val="1"/>
-      <w:numFmt w:val="bullet"/>
-      <w:lvlText w:val=""/>
-      <w:lvlJc w:val="left"/>
-      <w:pPr>
-        <w:tabs>
-          <w:tab w:val="left" w:pos="2520"/>
-        </w:tabs>
-        <w:ind w:left="2940" w:hanging="420"/>
-      </w:pPr>
-      <w:rPr>
-        <w:rFonts w:ascii="Wingdings" w:hAnsi="Wingdings" w:hint="default"/>
-      </w:rPr>
-    </w:lvl>
-    <w:lvl w:ilvl="6">
-      <w:start w:val="1"/>
-      <w:numFmt w:val="bullet"/>
-      <w:lvlText w:val=""/>
-      <w:lvlJc w:val="left"/>
-      <w:pPr>
-        <w:tabs>
-          <w:tab w:val="left" w:pos="2940"/>
-        </w:tabs>
-        <w:ind w:left="3360" w:hanging="420"/>
-      </w:pPr>
-      <w:rPr>
-        <w:rFonts w:ascii="Wingdings" w:hAnsi="Wingdings" w:hint="default"/>
-      </w:rPr>
-    </w:lvl>
-    <w:lvl w:ilvl="7">
-      <w:start w:val="1"/>
-      <w:numFmt w:val="bullet"/>
-      <w:lvlText w:val=""/>
-      <w:lvlJc w:val="left"/>
-      <w:pPr>
-        <w:tabs>
-          <w:tab w:val="left" w:pos="3360"/>
-        </w:tabs>
-        <w:ind w:left="3780" w:hanging="420"/>
-      </w:pPr>
-      <w:rPr>
-        <w:rFonts w:ascii="Wingdings" w:hAnsi="Wingdings" w:hint="default"/>
-      </w:rPr>
-    </w:lvl>
-    <w:lvl w:ilvl="8">
-      <w:start w:val="1"/>
-      <w:numFmt w:val="bullet"/>
-      <w:lvlText w:val=""/>
-      <w:lvlJc w:val="left"/>
-      <w:pPr>
-        <w:tabs>
-          <w:tab w:val="left" w:pos="3780"/>
-        </w:tabs>
-        <w:ind w:left="4200" w:hanging="420"/>
-      </w:pPr>
-      <w:rPr>
-        <w:rFonts w:ascii="Wingdings" w:hAnsi="Wingdings" w:hint="default"/>
-      </w:rPr>
-    </w:lvl>
-  </w:abstractNum>
-  <w:abstractNum w:abstractNumId="1" w15:restartNumberingAfterBreak="0">
-    <w:nsid w:val="888AC257"/>
-    <w:multiLevelType w:val="singleLevel"/>
-    <w:tmpl w:val="888AC257"/>
-    <w:lvl w:ilvl="0">
-      <w:start w:val="1"/>
-      <w:numFmt w:val="bullet"/>
-      <w:lvlText w:val=""/>
-      <w:lvlJc w:val="left"/>
-      <w:pPr>
-        <w:tabs>
-          <w:tab w:val="left" w:pos="840"/>
-        </w:tabs>
-        <w:ind w:left="840" w:hanging="420"/>
-      </w:pPr>
-      <w:rPr>
-        <w:rFonts w:ascii="Wingdings" w:hAnsi="Wingdings" w:hint="default"/>
-        <w:sz w:val="14"/>
-        <w:szCs w:val="14"/>
-      </w:rPr>
-    </w:lvl>
-  </w:abstractNum>
-  <w:abstractNum w:abstractNumId="2" w15:restartNumberingAfterBreak="0">
-    <w:nsid w:val="A18B018E"/>
-    <w:multiLevelType w:val="singleLevel"/>
-    <w:tmpl w:val="A18B018E"/>
-    <w:lvl w:ilvl="0">
-      <w:start w:val="1"/>
-      <w:numFmt w:val="decimal"/>
-      <w:lvlText w:val="%1."/>
-      <w:lvlJc w:val="left"/>
-      <w:pPr>
-        <w:tabs>
-          <w:tab w:val="left" w:pos="425"/>
-        </w:tabs>
-        <w:ind w:left="425" w:hanging="425"/>
-      </w:pPr>
-      <w:rPr>
-        <w:rFonts w:hint="default"/>
-        <w:b/>
-        <w:bCs/>
-      </w:rPr>
-    </w:lvl>
-  </w:abstractNum>
-  <w:abstractNum w:abstractNumId="3" w15:restartNumberingAfterBreak="0">
-    <w:nsid w:val="A6DBD503"/>
-    <w:multiLevelType w:val="multilevel"/>
-    <w:tmpl w:val="A6DBD503"/>
-    <w:lvl w:ilvl="0">
-      <w:start w:val="1"/>
-      <w:numFmt w:val="bullet"/>
-      <w:lvlText w:val=""/>
-      <w:lvlJc w:val="left"/>
-      <w:pPr>
-        <w:tabs>
-          <w:tab w:val="left" w:pos="720"/>
-        </w:tabs>
-        <w:ind w:left="720" w:hanging="360"/>
-      </w:pPr>
-      <w:rPr>
-        <w:rFonts w:ascii="Symbol" w:hAnsi="Symbol" w:cs="Symbol"/>
-        <w:sz w:val="20"/>
-      </w:rPr>
-    </w:lvl>
-    <w:lvl w:ilvl="1">
-      <w:start w:val="1"/>
-      <w:numFmt w:val="bullet"/>
-      <w:lvlText w:val="o"/>
-      <w:lvlJc w:val="left"/>
-      <w:pPr>
-        <w:tabs>
-          <w:tab w:val="left" w:pos="1440"/>
-        </w:tabs>
-        <w:ind w:left="1440" w:hanging="360"/>
-      </w:pPr>
-      <w:rPr>
-        <w:rFonts w:ascii="Courier New" w:hAnsi="Courier New" w:cs="Courier New"/>
-        <w:sz w:val="20"/>
-      </w:rPr>
-    </w:lvl>
-    <w:lvl w:ilvl="2">
-      <w:start w:val="1"/>
-      <w:numFmt w:val="bullet"/>
-      <w:lvlText w:val=""/>
-      <w:lvlJc w:val="left"/>
-      <w:pPr>
-        <w:tabs>
-          <w:tab w:val="left" w:pos="2160"/>
-        </w:tabs>
-        <w:ind w:left="2160" w:hanging="360"/>
-      </w:pPr>
-      <w:rPr>
-        <w:rFonts w:ascii="Wingdings" w:hAnsi="Wingdings" w:cs="Wingdings"/>
-        <w:sz w:val="20"/>
-      </w:rPr>
-    </w:lvl>
-    <w:lvl w:ilvl="3">
-      <w:start w:val="1"/>
-      <w:numFmt w:val="bullet"/>
-      <w:lvlText w:val=""/>
-      <w:lvlJc w:val="left"/>
-      <w:pPr>
-        <w:tabs>
-          <w:tab w:val="left" w:pos="2880"/>
-        </w:tabs>
-        <w:ind w:left="2880" w:hanging="360"/>
-      </w:pPr>
-      <w:rPr>
-        <w:rFonts w:ascii="Wingdings" w:hAnsi="Wingdings" w:cs="Wingdings" w:hint="default"/>
-        <w:sz w:val="20"/>
-      </w:rPr>
-    </w:lvl>
-    <w:lvl w:ilvl="4">
-      <w:start w:val="1"/>
-      <w:numFmt w:val="bullet"/>
-      <w:lvlText w:val=""/>
-      <w:lvlJc w:val="left"/>
-      <w:pPr>
-        <w:tabs>
-          <w:tab w:val="left" w:pos="3600"/>
-        </w:tabs>
-        <w:ind w:left="3600" w:hanging="360"/>
-      </w:pPr>
-      <w:rPr>
-        <w:rFonts w:ascii="Wingdings" w:hAnsi="Wingdings" w:cs="Wingdings" w:hint="default"/>
-        <w:sz w:val="20"/>
-      </w:rPr>
-    </w:lvl>
-    <w:lvl w:ilvl="5">
-      <w:start w:val="1"/>
-      <w:numFmt w:val="bullet"/>
-      <w:lvlText w:val=""/>
-      <w:lvlJc w:val="left"/>
-      <w:pPr>
-        <w:tabs>
-          <w:tab w:val="left" w:pos="4320"/>
-        </w:tabs>
-        <w:ind w:left="4320" w:hanging="360"/>
-      </w:pPr>
-      <w:rPr>
-        <w:rFonts w:ascii="Wingdings" w:hAnsi="Wingdings" w:cs="Wingdings" w:hint="default"/>
-        <w:sz w:val="20"/>
-      </w:rPr>
-    </w:lvl>
-    <w:lvl w:ilvl="6">
-      <w:start w:val="1"/>
-      <w:numFmt w:val="bullet"/>
-      <w:lvlText w:val=""/>
-      <w:lvlJc w:val="left"/>
-      <w:pPr>
-        <w:tabs>
-          <w:tab w:val="left" w:pos="5040"/>
-        </w:tabs>
-        <w:ind w:left="5040" w:hanging="360"/>
-      </w:pPr>
-      <w:rPr>
-        <w:rFonts w:ascii="Wingdings" w:hAnsi="Wingdings" w:cs="Wingdings" w:hint="default"/>
-        <w:sz w:val="20"/>
-      </w:rPr>
-    </w:lvl>
-    <w:lvl w:ilvl="7">
-      <w:start w:val="1"/>
-      <w:numFmt w:val="bullet"/>
-      <w:lvlText w:val=""/>
-      <w:lvlJc w:val="left"/>
-      <w:pPr>
-        <w:tabs>
-          <w:tab w:val="left" w:pos="5760"/>
-        </w:tabs>
-        <w:ind w:left="5760" w:hanging="360"/>
-      </w:pPr>
-      <w:rPr>
-        <w:rFonts w:ascii="Wingdings" w:hAnsi="Wingdings" w:cs="Wingdings" w:hint="default"/>
-        <w:sz w:val="20"/>
-      </w:rPr>
-    </w:lvl>
-    <w:lvl w:ilvl="8">
-      <w:start w:val="1"/>
-      <w:numFmt w:val="bullet"/>
-      <w:lvlText w:val=""/>
-      <w:lvlJc w:val="left"/>
-      <w:pPr>
-        <w:tabs>
-          <w:tab w:val="left" w:pos="6480"/>
-        </w:tabs>
-        <w:ind w:left="6480" w:hanging="360"/>
-      </w:pPr>
-      <w:rPr>
-        <w:rFonts w:ascii="Wingdings" w:hAnsi="Wingdings" w:cs="Wingdings" w:hint="default"/>
-        <w:sz w:val="20"/>
-      </w:rPr>
-    </w:lvl>
-  </w:abstractNum>
-  <w:abstractNum w:abstractNumId="4" w15:restartNumberingAfterBreak="0">
-    <w:nsid w:val="AD6A659A"/>
-    <w:multiLevelType w:val="singleLevel"/>
-    <w:tmpl w:val="AD6A659A"/>
-    <w:lvl w:ilvl="0">
-      <w:start w:val="1"/>
-      <w:numFmt w:val="bullet"/>
-      <w:lvlText w:val=""/>
-      <w:lvlJc w:val="left"/>
-      <w:pPr>
-        <w:tabs>
-          <w:tab w:val="left" w:pos="1260"/>
-        </w:tabs>
-        <w:ind w:left="1260" w:hanging="420"/>
-      </w:pPr>
-      <w:rPr>
-        <w:rFonts w:ascii="Wingdings" w:hAnsi="Wingdings" w:hint="default"/>
-        <w:sz w:val="14"/>
-        <w:szCs w:val="14"/>
-      </w:rPr>
-    </w:lvl>
-  </w:abstractNum>
-  <w:abstractNum w:abstractNumId="5" w15:restartNumberingAfterBreak="0">
-    <w:nsid w:val="B4306F3E"/>
-    <w:multiLevelType w:val="singleLevel"/>
-    <w:tmpl w:val="B4306F3E"/>
-    <w:lvl w:ilvl="0">
-      <w:start w:val="1"/>
-      <w:numFmt w:val="bullet"/>
-      <w:lvlText w:val=""/>
-      <w:lvlJc w:val="left"/>
-      <w:pPr>
-        <w:tabs>
-          <w:tab w:val="left" w:pos="840"/>
-        </w:tabs>
-        <w:ind w:left="840" w:hanging="420"/>
-      </w:pPr>
-      <w:rPr>
-        <w:rFonts w:ascii="Wingdings" w:hAnsi="Wingdings" w:hint="default"/>
-        <w:b w:val="0"/>
-        <w:bCs w:val="0"/>
-        <w:sz w:val="14"/>
-        <w:szCs w:val="14"/>
-      </w:rPr>
-    </w:lvl>
-  </w:abstractNum>
-  <w:abstractNum w:abstractNumId="6" w15:restartNumberingAfterBreak="0">
-    <w:nsid w:val="B439D984"/>
-    <w:multiLevelType w:val="singleLevel"/>
-    <w:tmpl w:val="B439D984"/>
-    <w:lvl w:ilvl="0">
-      <w:start w:val="1"/>
-      <w:numFmt w:val="bullet"/>
-      <w:lvlText w:val=""/>
-      <w:lvlJc w:val="left"/>
-      <w:pPr>
-        <w:tabs>
-          <w:tab w:val="left" w:pos="840"/>
-        </w:tabs>
-        <w:ind w:left="840" w:hanging="420"/>
-      </w:pPr>
-      <w:rPr>
-        <w:rFonts w:ascii="Wingdings" w:hAnsi="Wingdings" w:hint="default"/>
-        <w:sz w:val="14"/>
-        <w:szCs w:val="14"/>
-      </w:rPr>
-    </w:lvl>
-  </w:abstractNum>
-  <w:abstractNum w:abstractNumId="7" w15:restartNumberingAfterBreak="0">
-    <w:nsid w:val="C6919455"/>
-    <w:multiLevelType w:val="singleLevel"/>
-    <w:tmpl w:val="C6919455"/>
-    <w:lvl w:ilvl="0">
-      <w:start w:val="1"/>
-      <w:numFmt w:val="decimal"/>
-      <w:suff w:val="space"/>
-      <w:lvlText w:val="%1."/>
-      <w:lvlJc w:val="left"/>
-    </w:lvl>
-  </w:abstractNum>
-  <w:abstractNum w:abstractNumId="8" w15:restartNumberingAfterBreak="0">
-    <w:nsid w:val="D5109703"/>
-    <w:multiLevelType w:val="singleLevel"/>
-    <w:tmpl w:val="D5109703"/>
-    <w:lvl w:ilvl="0">
-      <w:start w:val="1"/>
-      <w:numFmt w:val="decimal"/>
-      <w:lvlText w:val="%1."/>
-      <w:lvlJc w:val="left"/>
-      <w:pPr>
-        <w:tabs>
-          <w:tab w:val="left" w:pos="845"/>
-        </w:tabs>
-        <w:ind w:left="845" w:hanging="425"/>
-      </w:pPr>
-      <w:rPr>
-        <w:rFonts w:hint="default"/>
-      </w:rPr>
-    </w:lvl>
-  </w:abstractNum>
-  <w:abstractNum w:abstractNumId="9" w15:restartNumberingAfterBreak="0">
-    <w:nsid w:val="E06DF110"/>
-    <w:multiLevelType w:val="singleLevel"/>
-    <w:tmpl w:val="E06DF110"/>
-    <w:lvl w:ilvl="0">
-      <w:start w:val="1"/>
-      <w:numFmt w:val="bullet"/>
-      <w:lvlText w:val=""/>
-      <w:lvlJc w:val="left"/>
-      <w:pPr>
-        <w:tabs>
-          <w:tab w:val="left" w:pos="840"/>
-        </w:tabs>
-        <w:ind w:left="840" w:hanging="420"/>
-      </w:pPr>
-      <w:rPr>
-        <w:rFonts w:ascii="Wingdings" w:hAnsi="Wingdings" w:hint="default"/>
-        <w:sz w:val="14"/>
-        <w:szCs w:val="14"/>
-      </w:rPr>
-    </w:lvl>
-  </w:abstractNum>
-  <w:abstractNum w:abstractNumId="10" w15:restartNumberingAfterBreak="0">
-    <w:nsid w:val="E4D0C111"/>
-    <w:multiLevelType w:val="multilevel"/>
-    <w:tmpl w:val="E4D0C111"/>
-    <w:lvl w:ilvl="0">
-      <w:start w:val="1"/>
-      <w:numFmt w:val="bullet"/>
-      <w:lvlText w:val=""/>
-      <w:lvlJc w:val="left"/>
-      <w:pPr>
-        <w:tabs>
-          <w:tab w:val="left" w:pos="840"/>
-        </w:tabs>
-        <w:ind w:left="840" w:hanging="420"/>
-      </w:pPr>
-      <w:rPr>
-        <w:rFonts w:ascii="Wingdings" w:hAnsi="Wingdings" w:hint="default"/>
-        <w:sz w:val="14"/>
-        <w:szCs w:val="14"/>
-      </w:rPr>
-    </w:lvl>
-    <w:lvl w:ilvl="1">
-      <w:start w:val="1"/>
-      <w:numFmt w:val="bullet"/>
-      <w:lvlText w:val=""/>
-      <w:lvlJc w:val="left"/>
-      <w:pPr>
-        <w:tabs>
-          <w:tab w:val="left" w:pos="840"/>
-        </w:tabs>
-        <w:ind w:left="1260" w:hanging="420"/>
-      </w:pPr>
-      <w:rPr>
-        <w:rFonts w:ascii="Wingdings" w:hAnsi="Wingdings" w:hint="default"/>
-      </w:rPr>
-    </w:lvl>
-    <w:lvl w:ilvl="2">
-      <w:start w:val="1"/>
-      <w:numFmt w:val="bullet"/>
-      <w:lvlText w:val=""/>
-      <w:lvlJc w:val="left"/>
-      <w:pPr>
-        <w:tabs>
-          <w:tab w:val="left" w:pos="1260"/>
-        </w:tabs>
-        <w:ind w:left="1680" w:hanging="420"/>
-      </w:pPr>
-      <w:rPr>
-        <w:rFonts w:ascii="Wingdings" w:hAnsi="Wingdings" w:hint="default"/>
-      </w:rPr>
-    </w:lvl>
-    <w:lvl w:ilvl="3">
-      <w:start w:val="1"/>
-      <w:numFmt w:val="bullet"/>
-      <w:lvlText w:val=""/>
-      <w:lvlJc w:val="left"/>
-      <w:pPr>
-        <w:tabs>
-          <w:tab w:val="left" w:pos="1680"/>
-        </w:tabs>
-        <w:ind w:left="2100" w:hanging="420"/>
-      </w:pPr>
-      <w:rPr>
-        <w:rFonts w:ascii="Wingdings" w:hAnsi="Wingdings" w:hint="default"/>
-      </w:rPr>
-    </w:lvl>
-    <w:lvl w:ilvl="4">
-      <w:start w:val="1"/>
-      <w:numFmt w:val="bullet"/>
-      <w:lvlText w:val=""/>
-      <w:lvlJc w:val="left"/>
-      <w:pPr>
-        <w:tabs>
-          <w:tab w:val="left" w:pos="2100"/>
-        </w:tabs>
-        <w:ind w:left="2520" w:hanging="420"/>
-      </w:pPr>
-      <w:rPr>
-        <w:rFonts w:ascii="Wingdings" w:hAnsi="Wingdings" w:hint="default"/>
-      </w:rPr>
-    </w:lvl>
-    <w:lvl w:ilvl="5">
-      <w:start w:val="1"/>
-      <w:numFmt w:val="bullet"/>
-      <w:lvlText w:val=""/>
-      <w:lvlJc w:val="left"/>
-      <w:pPr>
-        <w:tabs>
-          <w:tab w:val="left" w:pos="2520"/>
-        </w:tabs>
-        <w:ind w:left="2940" w:hanging="420"/>
-      </w:pPr>
-      <w:rPr>
-        <w:rFonts w:ascii="Wingdings" w:hAnsi="Wingdings" w:hint="default"/>
-      </w:rPr>
-    </w:lvl>
-    <w:lvl w:ilvl="6">
-      <w:start w:val="1"/>
-      <w:numFmt w:val="bullet"/>
-      <w:lvlText w:val=""/>
-      <w:lvlJc w:val="left"/>
-      <w:pPr>
-        <w:tabs>
-          <w:tab w:val="left" w:pos="2940"/>
-        </w:tabs>
-        <w:ind w:left="3360" w:hanging="420"/>
-      </w:pPr>
-      <w:rPr>
-        <w:rFonts w:ascii="Wingdings" w:hAnsi="Wingdings" w:hint="default"/>
-      </w:rPr>
-    </w:lvl>
-    <w:lvl w:ilvl="7">
-      <w:start w:val="1"/>
-      <w:numFmt w:val="bullet"/>
-      <w:lvlText w:val=""/>
-      <w:lvlJc w:val="left"/>
-      <w:pPr>
-        <w:tabs>
-          <w:tab w:val="left" w:pos="3360"/>
-        </w:tabs>
-        <w:ind w:left="3780" w:hanging="420"/>
-      </w:pPr>
-      <w:rPr>
-        <w:rFonts w:ascii="Wingdings" w:hAnsi="Wingdings" w:hint="default"/>
-      </w:rPr>
-    </w:lvl>
-    <w:lvl w:ilvl="8">
-      <w:start w:val="1"/>
-      <w:numFmt w:val="bullet"/>
-      <w:lvlText w:val=""/>
-      <w:lvlJc w:val="left"/>
-      <w:pPr>
-        <w:tabs>
-          <w:tab w:val="left" w:pos="3780"/>
-        </w:tabs>
-        <w:ind w:left="4200" w:hanging="420"/>
-      </w:pPr>
-      <w:rPr>
-        <w:rFonts w:ascii="Wingdings" w:hAnsi="Wingdings" w:hint="default"/>
-      </w:rPr>
-    </w:lvl>
-  </w:abstractNum>
-  <w:abstractNum w:abstractNumId="11" w15:restartNumberingAfterBreak="0">
-    <w:nsid w:val="E9CF3A70"/>
-    <w:multiLevelType w:val="singleLevel"/>
-    <w:tmpl w:val="E9CF3A70"/>
-    <w:lvl w:ilvl="0">
-      <w:start w:val="1"/>
-      <w:numFmt w:val="bullet"/>
-      <w:lvlText w:val=""/>
-      <w:lvlJc w:val="left"/>
-      <w:pPr>
-        <w:tabs>
-          <w:tab w:val="left" w:pos="420"/>
-        </w:tabs>
-        <w:ind w:left="420" w:hanging="420"/>
-      </w:pPr>
-      <w:rPr>
-        <w:rFonts w:ascii="Wingdings" w:hAnsi="Wingdings" w:hint="default"/>
-      </w:rPr>
-    </w:lvl>
-  </w:abstractNum>
-  <w:abstractNum w:abstractNumId="12" w15:restartNumberingAfterBreak="0">
     <w:nsid w:val="FFFFFF7E"/>
     <w:multiLevelType w:val="singleLevel"/>
     <w:tmpl w:val="FFFFFF7E"/>
@@ -3601,7 +2946,7 @@
       </w:pPr>
     </w:lvl>
   </w:abstractNum>
-  <w:abstractNum w:abstractNumId="13" w15:restartNumberingAfterBreak="0">
+  <w:abstractNum w:abstractNumId="1" w15:restartNumberingAfterBreak="0">
     <w:nsid w:val="FFFFFF7F"/>
     <w:multiLevelType w:val="singleLevel"/>
     <w:tmpl w:val="FFFFFF7F"/>
@@ -3619,7 +2964,7 @@
       </w:pPr>
     </w:lvl>
   </w:abstractNum>
-  <w:abstractNum w:abstractNumId="14" w15:restartNumberingAfterBreak="0">
+  <w:abstractNum w:abstractNumId="2" w15:restartNumberingAfterBreak="0">
     <w:nsid w:val="FFFFFF82"/>
     <w:multiLevelType w:val="singleLevel"/>
     <w:tmpl w:val="FFFFFF82"/>
@@ -3640,7 +2985,7 @@
       </w:rPr>
     </w:lvl>
   </w:abstractNum>
-  <w:abstractNum w:abstractNumId="15" w15:restartNumberingAfterBreak="0">
+  <w:abstractNum w:abstractNumId="3" w15:restartNumberingAfterBreak="0">
     <w:nsid w:val="FFFFFF83"/>
     <w:multiLevelType w:val="singleLevel"/>
     <w:tmpl w:val="FFFFFF83"/>
@@ -3661,7 +3006,7 @@
       </w:rPr>
     </w:lvl>
   </w:abstractNum>
-  <w:abstractNum w:abstractNumId="16" w15:restartNumberingAfterBreak="0">
+  <w:abstractNum w:abstractNumId="4" w15:restartNumberingAfterBreak="0">
     <w:nsid w:val="FFFFFF88"/>
     <w:multiLevelType w:val="singleLevel"/>
     <w:tmpl w:val="FFFFFF88"/>
@@ -3679,7 +3024,7 @@
       </w:pPr>
     </w:lvl>
   </w:abstractNum>
-  <w:abstractNum w:abstractNumId="17" w15:restartNumberingAfterBreak="0">
+  <w:abstractNum w:abstractNumId="5" w15:restartNumberingAfterBreak="0">
     <w:nsid w:val="FFFFFF89"/>
     <w:multiLevelType w:val="singleLevel"/>
     <w:tmpl w:val="FFFFFF89"/>
@@ -3700,818 +3045,7 @@
       </w:rPr>
     </w:lvl>
   </w:abstractNum>
-  <w:abstractNum w:abstractNumId="18" w15:restartNumberingAfterBreak="0">
-    <w:nsid w:val="017B6F63"/>
-    <w:multiLevelType w:val="multilevel"/>
-    <w:tmpl w:val="E390B546"/>
-    <w:lvl w:ilvl="0">
-      <w:start w:val="1"/>
-      <w:numFmt w:val="bullet"/>
-      <w:lvlText w:val=""/>
-      <w:lvlJc w:val="left"/>
-      <w:pPr>
-        <w:tabs>
-          <w:tab w:val="num" w:pos="720"/>
-        </w:tabs>
-        <w:ind w:left="720" w:hanging="360"/>
-      </w:pPr>
-      <w:rPr>
-        <w:rFonts w:ascii="Symbol" w:hAnsi="Symbol" w:hint="default"/>
-      </w:rPr>
-    </w:lvl>
-    <w:lvl w:ilvl="1">
-      <w:start w:val="1"/>
-      <w:numFmt w:val="bullet"/>
-      <w:lvlText w:val="o"/>
-      <w:lvlJc w:val="left"/>
-      <w:pPr>
-        <w:tabs>
-          <w:tab w:val="num" w:pos="1440"/>
-        </w:tabs>
-        <w:ind w:left="1440" w:hanging="360"/>
-      </w:pPr>
-      <w:rPr>
-        <w:rFonts w:ascii="Courier New" w:hAnsi="Courier New" w:hint="default"/>
-        <w:sz w:val="20"/>
-      </w:rPr>
-    </w:lvl>
-    <w:lvl w:ilvl="2" w:tentative="1">
-      <w:start w:val="1"/>
-      <w:numFmt w:val="decimal"/>
-      <w:lvlText w:val="%3."/>
-      <w:lvlJc w:val="left"/>
-      <w:pPr>
-        <w:tabs>
-          <w:tab w:val="num" w:pos="2160"/>
-        </w:tabs>
-        <w:ind w:left="2160" w:hanging="360"/>
-      </w:pPr>
-    </w:lvl>
-    <w:lvl w:ilvl="3" w:tentative="1">
-      <w:start w:val="1"/>
-      <w:numFmt w:val="decimal"/>
-      <w:lvlText w:val="%4."/>
-      <w:lvlJc w:val="left"/>
-      <w:pPr>
-        <w:tabs>
-          <w:tab w:val="num" w:pos="2880"/>
-        </w:tabs>
-        <w:ind w:left="2880" w:hanging="360"/>
-      </w:pPr>
-    </w:lvl>
-    <w:lvl w:ilvl="4" w:tentative="1">
-      <w:start w:val="1"/>
-      <w:numFmt w:val="decimal"/>
-      <w:lvlText w:val="%5."/>
-      <w:lvlJc w:val="left"/>
-      <w:pPr>
-        <w:tabs>
-          <w:tab w:val="num" w:pos="3600"/>
-        </w:tabs>
-        <w:ind w:left="3600" w:hanging="360"/>
-      </w:pPr>
-    </w:lvl>
-    <w:lvl w:ilvl="5" w:tentative="1">
-      <w:start w:val="1"/>
-      <w:numFmt w:val="decimal"/>
-      <w:lvlText w:val="%6."/>
-      <w:lvlJc w:val="left"/>
-      <w:pPr>
-        <w:tabs>
-          <w:tab w:val="num" w:pos="4320"/>
-        </w:tabs>
-        <w:ind w:left="4320" w:hanging="360"/>
-      </w:pPr>
-    </w:lvl>
-    <w:lvl w:ilvl="6" w:tentative="1">
-      <w:start w:val="1"/>
-      <w:numFmt w:val="decimal"/>
-      <w:lvlText w:val="%7."/>
-      <w:lvlJc w:val="left"/>
-      <w:pPr>
-        <w:tabs>
-          <w:tab w:val="num" w:pos="5040"/>
-        </w:tabs>
-        <w:ind w:left="5040" w:hanging="360"/>
-      </w:pPr>
-    </w:lvl>
-    <w:lvl w:ilvl="7" w:tentative="1">
-      <w:start w:val="1"/>
-      <w:numFmt w:val="decimal"/>
-      <w:lvlText w:val="%8."/>
-      <w:lvlJc w:val="left"/>
-      <w:pPr>
-        <w:tabs>
-          <w:tab w:val="num" w:pos="5760"/>
-        </w:tabs>
-        <w:ind w:left="5760" w:hanging="360"/>
-      </w:pPr>
-    </w:lvl>
-    <w:lvl w:ilvl="8" w:tentative="1">
-      <w:start w:val="1"/>
-      <w:numFmt w:val="decimal"/>
-      <w:lvlText w:val="%9."/>
-      <w:lvlJc w:val="left"/>
-      <w:pPr>
-        <w:tabs>
-          <w:tab w:val="num" w:pos="6480"/>
-        </w:tabs>
-        <w:ind w:left="6480" w:hanging="360"/>
-      </w:pPr>
-    </w:lvl>
-  </w:abstractNum>
-  <w:abstractNum w:abstractNumId="19" w15:restartNumberingAfterBreak="0">
-    <w:nsid w:val="02897665"/>
-    <w:multiLevelType w:val="multilevel"/>
-    <w:tmpl w:val="CB1C968E"/>
-    <w:lvl w:ilvl="0">
-      <w:start w:val="1"/>
-      <w:numFmt w:val="bullet"/>
-      <w:lvlText w:val=""/>
-      <w:lvlJc w:val="left"/>
-      <w:pPr>
-        <w:tabs>
-          <w:tab w:val="num" w:pos="720"/>
-        </w:tabs>
-        <w:ind w:left="720" w:hanging="360"/>
-      </w:pPr>
-      <w:rPr>
-        <w:rFonts w:ascii="Symbol" w:hAnsi="Symbol" w:hint="default"/>
-        <w:sz w:val="20"/>
-      </w:rPr>
-    </w:lvl>
-    <w:lvl w:ilvl="1" w:tentative="1">
-      <w:start w:val="1"/>
-      <w:numFmt w:val="bullet"/>
-      <w:lvlText w:val="o"/>
-      <w:lvlJc w:val="left"/>
-      <w:pPr>
-        <w:tabs>
-          <w:tab w:val="num" w:pos="1440"/>
-        </w:tabs>
-        <w:ind w:left="1440" w:hanging="360"/>
-      </w:pPr>
-      <w:rPr>
-        <w:rFonts w:ascii="Courier New" w:hAnsi="Courier New" w:hint="default"/>
-        <w:sz w:val="20"/>
-      </w:rPr>
-    </w:lvl>
-    <w:lvl w:ilvl="2" w:tentative="1">
-      <w:start w:val="1"/>
-      <w:numFmt w:val="bullet"/>
-      <w:lvlText w:val=""/>
-      <w:lvlJc w:val="left"/>
-      <w:pPr>
-        <w:tabs>
-          <w:tab w:val="num" w:pos="2160"/>
-        </w:tabs>
-        <w:ind w:left="2160" w:hanging="360"/>
-      </w:pPr>
-      <w:rPr>
-        <w:rFonts w:ascii="Wingdings" w:hAnsi="Wingdings" w:hint="default"/>
-        <w:sz w:val="20"/>
-      </w:rPr>
-    </w:lvl>
-    <w:lvl w:ilvl="3" w:tentative="1">
-      <w:start w:val="1"/>
-      <w:numFmt w:val="bullet"/>
-      <w:lvlText w:val=""/>
-      <w:lvlJc w:val="left"/>
-      <w:pPr>
-        <w:tabs>
-          <w:tab w:val="num" w:pos="2880"/>
-        </w:tabs>
-        <w:ind w:left="2880" w:hanging="360"/>
-      </w:pPr>
-      <w:rPr>
-        <w:rFonts w:ascii="Wingdings" w:hAnsi="Wingdings" w:hint="default"/>
-        <w:sz w:val="20"/>
-      </w:rPr>
-    </w:lvl>
-    <w:lvl w:ilvl="4" w:tentative="1">
-      <w:start w:val="1"/>
-      <w:numFmt w:val="bullet"/>
-      <w:lvlText w:val=""/>
-      <w:lvlJc w:val="left"/>
-      <w:pPr>
-        <w:tabs>
-          <w:tab w:val="num" w:pos="3600"/>
-        </w:tabs>
-        <w:ind w:left="3600" w:hanging="360"/>
-      </w:pPr>
-      <w:rPr>
-        <w:rFonts w:ascii="Wingdings" w:hAnsi="Wingdings" w:hint="default"/>
-        <w:sz w:val="20"/>
-      </w:rPr>
-    </w:lvl>
-    <w:lvl w:ilvl="5" w:tentative="1">
-      <w:start w:val="1"/>
-      <w:numFmt w:val="bullet"/>
-      <w:lvlText w:val=""/>
-      <w:lvlJc w:val="left"/>
-      <w:pPr>
-        <w:tabs>
-          <w:tab w:val="num" w:pos="4320"/>
-        </w:tabs>
-        <w:ind w:left="4320" w:hanging="360"/>
-      </w:pPr>
-      <w:rPr>
-        <w:rFonts w:ascii="Wingdings" w:hAnsi="Wingdings" w:hint="default"/>
-        <w:sz w:val="20"/>
-      </w:rPr>
-    </w:lvl>
-    <w:lvl w:ilvl="6" w:tentative="1">
-      <w:start w:val="1"/>
-      <w:numFmt w:val="bullet"/>
-      <w:lvlText w:val=""/>
-      <w:lvlJc w:val="left"/>
-      <w:pPr>
-        <w:tabs>
-          <w:tab w:val="num" w:pos="5040"/>
-        </w:tabs>
-        <w:ind w:left="5040" w:hanging="360"/>
-      </w:pPr>
-      <w:rPr>
-        <w:rFonts w:ascii="Wingdings" w:hAnsi="Wingdings" w:hint="default"/>
-        <w:sz w:val="20"/>
-      </w:rPr>
-    </w:lvl>
-    <w:lvl w:ilvl="7" w:tentative="1">
-      <w:start w:val="1"/>
-      <w:numFmt w:val="bullet"/>
-      <w:lvlText w:val=""/>
-      <w:lvlJc w:val="left"/>
-      <w:pPr>
-        <w:tabs>
-          <w:tab w:val="num" w:pos="5760"/>
-        </w:tabs>
-        <w:ind w:left="5760" w:hanging="360"/>
-      </w:pPr>
-      <w:rPr>
-        <w:rFonts w:ascii="Wingdings" w:hAnsi="Wingdings" w:hint="default"/>
-        <w:sz w:val="20"/>
-      </w:rPr>
-    </w:lvl>
-    <w:lvl w:ilvl="8" w:tentative="1">
-      <w:start w:val="1"/>
-      <w:numFmt w:val="bullet"/>
-      <w:lvlText w:val=""/>
-      <w:lvlJc w:val="left"/>
-      <w:pPr>
-        <w:tabs>
-          <w:tab w:val="num" w:pos="6480"/>
-        </w:tabs>
-        <w:ind w:left="6480" w:hanging="360"/>
-      </w:pPr>
-      <w:rPr>
-        <w:rFonts w:ascii="Wingdings" w:hAnsi="Wingdings" w:hint="default"/>
-        <w:sz w:val="20"/>
-      </w:rPr>
-    </w:lvl>
-  </w:abstractNum>
-  <w:abstractNum w:abstractNumId="20" w15:restartNumberingAfterBreak="0">
-    <w:nsid w:val="04D806B0"/>
-    <w:multiLevelType w:val="multilevel"/>
-    <w:tmpl w:val="A13CF368"/>
-    <w:lvl w:ilvl="0">
-      <w:start w:val="1"/>
-      <w:numFmt w:val="bullet"/>
-      <w:lvlText w:val=""/>
-      <w:lvlJc w:val="left"/>
-      <w:pPr>
-        <w:tabs>
-          <w:tab w:val="num" w:pos="720"/>
-        </w:tabs>
-        <w:ind w:left="720" w:hanging="360"/>
-      </w:pPr>
-      <w:rPr>
-        <w:rFonts w:ascii="Symbol" w:hAnsi="Symbol" w:hint="default"/>
-        <w:sz w:val="20"/>
-      </w:rPr>
-    </w:lvl>
-    <w:lvl w:ilvl="1" w:tentative="1">
-      <w:start w:val="1"/>
-      <w:numFmt w:val="bullet"/>
-      <w:lvlText w:val="o"/>
-      <w:lvlJc w:val="left"/>
-      <w:pPr>
-        <w:tabs>
-          <w:tab w:val="num" w:pos="1440"/>
-        </w:tabs>
-        <w:ind w:left="1440" w:hanging="360"/>
-      </w:pPr>
-      <w:rPr>
-        <w:rFonts w:ascii="Courier New" w:hAnsi="Courier New" w:hint="default"/>
-        <w:sz w:val="20"/>
-      </w:rPr>
-    </w:lvl>
-    <w:lvl w:ilvl="2" w:tentative="1">
-      <w:start w:val="1"/>
-      <w:numFmt w:val="bullet"/>
-      <w:lvlText w:val=""/>
-      <w:lvlJc w:val="left"/>
-      <w:pPr>
-        <w:tabs>
-          <w:tab w:val="num" w:pos="2160"/>
-        </w:tabs>
-        <w:ind w:left="2160" w:hanging="360"/>
-      </w:pPr>
-      <w:rPr>
-        <w:rFonts w:ascii="Wingdings" w:hAnsi="Wingdings" w:hint="default"/>
-        <w:sz w:val="20"/>
-      </w:rPr>
-    </w:lvl>
-    <w:lvl w:ilvl="3" w:tentative="1">
-      <w:start w:val="1"/>
-      <w:numFmt w:val="bullet"/>
-      <w:lvlText w:val=""/>
-      <w:lvlJc w:val="left"/>
-      <w:pPr>
-        <w:tabs>
-          <w:tab w:val="num" w:pos="2880"/>
-        </w:tabs>
-        <w:ind w:left="2880" w:hanging="360"/>
-      </w:pPr>
-      <w:rPr>
-        <w:rFonts w:ascii="Wingdings" w:hAnsi="Wingdings" w:hint="default"/>
-        <w:sz w:val="20"/>
-      </w:rPr>
-    </w:lvl>
-    <w:lvl w:ilvl="4" w:tentative="1">
-      <w:start w:val="1"/>
-      <w:numFmt w:val="bullet"/>
-      <w:lvlText w:val=""/>
-      <w:lvlJc w:val="left"/>
-      <w:pPr>
-        <w:tabs>
-          <w:tab w:val="num" w:pos="3600"/>
-        </w:tabs>
-        <w:ind w:left="3600" w:hanging="360"/>
-      </w:pPr>
-      <w:rPr>
-        <w:rFonts w:ascii="Wingdings" w:hAnsi="Wingdings" w:hint="default"/>
-        <w:sz w:val="20"/>
-      </w:rPr>
-    </w:lvl>
-    <w:lvl w:ilvl="5" w:tentative="1">
-      <w:start w:val="1"/>
-      <w:numFmt w:val="bullet"/>
-      <w:lvlText w:val=""/>
-      <w:lvlJc w:val="left"/>
-      <w:pPr>
-        <w:tabs>
-          <w:tab w:val="num" w:pos="4320"/>
-        </w:tabs>
-        <w:ind w:left="4320" w:hanging="360"/>
-      </w:pPr>
-      <w:rPr>
-        <w:rFonts w:ascii="Wingdings" w:hAnsi="Wingdings" w:hint="default"/>
-        <w:sz w:val="20"/>
-      </w:rPr>
-    </w:lvl>
-    <w:lvl w:ilvl="6" w:tentative="1">
-      <w:start w:val="1"/>
-      <w:numFmt w:val="bullet"/>
-      <w:lvlText w:val=""/>
-      <w:lvlJc w:val="left"/>
-      <w:pPr>
-        <w:tabs>
-          <w:tab w:val="num" w:pos="5040"/>
-        </w:tabs>
-        <w:ind w:left="5040" w:hanging="360"/>
-      </w:pPr>
-      <w:rPr>
-        <w:rFonts w:ascii="Wingdings" w:hAnsi="Wingdings" w:hint="default"/>
-        <w:sz w:val="20"/>
-      </w:rPr>
-    </w:lvl>
-    <w:lvl w:ilvl="7" w:tentative="1">
-      <w:start w:val="1"/>
-      <w:numFmt w:val="bullet"/>
-      <w:lvlText w:val=""/>
-      <w:lvlJc w:val="left"/>
-      <w:pPr>
-        <w:tabs>
-          <w:tab w:val="num" w:pos="5760"/>
-        </w:tabs>
-        <w:ind w:left="5760" w:hanging="360"/>
-      </w:pPr>
-      <w:rPr>
-        <w:rFonts w:ascii="Wingdings" w:hAnsi="Wingdings" w:hint="default"/>
-        <w:sz w:val="20"/>
-      </w:rPr>
-    </w:lvl>
-    <w:lvl w:ilvl="8" w:tentative="1">
-      <w:start w:val="1"/>
-      <w:numFmt w:val="bullet"/>
-      <w:lvlText w:val=""/>
-      <w:lvlJc w:val="left"/>
-      <w:pPr>
-        <w:tabs>
-          <w:tab w:val="num" w:pos="6480"/>
-        </w:tabs>
-        <w:ind w:left="6480" w:hanging="360"/>
-      </w:pPr>
-      <w:rPr>
-        <w:rFonts w:ascii="Wingdings" w:hAnsi="Wingdings" w:hint="default"/>
-        <w:sz w:val="20"/>
-      </w:rPr>
-    </w:lvl>
-  </w:abstractNum>
-  <w:abstractNum w:abstractNumId="21" w15:restartNumberingAfterBreak="0">
-    <w:nsid w:val="076F5564"/>
-    <w:multiLevelType w:val="multilevel"/>
-    <w:tmpl w:val="61AC7772"/>
-    <w:lvl w:ilvl="0">
-      <w:start w:val="1"/>
-      <w:numFmt w:val="bullet"/>
-      <w:lvlText w:val=""/>
-      <w:lvlJc w:val="left"/>
-      <w:pPr>
-        <w:tabs>
-          <w:tab w:val="num" w:pos="720"/>
-        </w:tabs>
-        <w:ind w:left="720" w:hanging="360"/>
-      </w:pPr>
-      <w:rPr>
-        <w:rFonts w:ascii="Symbol" w:hAnsi="Symbol" w:hint="default"/>
-        <w:sz w:val="20"/>
-      </w:rPr>
-    </w:lvl>
-    <w:lvl w:ilvl="1" w:tentative="1">
-      <w:start w:val="1"/>
-      <w:numFmt w:val="bullet"/>
-      <w:lvlText w:val="o"/>
-      <w:lvlJc w:val="left"/>
-      <w:pPr>
-        <w:tabs>
-          <w:tab w:val="num" w:pos="1440"/>
-        </w:tabs>
-        <w:ind w:left="1440" w:hanging="360"/>
-      </w:pPr>
-      <w:rPr>
-        <w:rFonts w:ascii="Courier New" w:hAnsi="Courier New" w:hint="default"/>
-        <w:sz w:val="20"/>
-      </w:rPr>
-    </w:lvl>
-    <w:lvl w:ilvl="2" w:tentative="1">
-      <w:start w:val="1"/>
-      <w:numFmt w:val="bullet"/>
-      <w:lvlText w:val=""/>
-      <w:lvlJc w:val="left"/>
-      <w:pPr>
-        <w:tabs>
-          <w:tab w:val="num" w:pos="2160"/>
-        </w:tabs>
-        <w:ind w:left="2160" w:hanging="360"/>
-      </w:pPr>
-      <w:rPr>
-        <w:rFonts w:ascii="Wingdings" w:hAnsi="Wingdings" w:hint="default"/>
-        <w:sz w:val="20"/>
-      </w:rPr>
-    </w:lvl>
-    <w:lvl w:ilvl="3" w:tentative="1">
-      <w:start w:val="1"/>
-      <w:numFmt w:val="bullet"/>
-      <w:lvlText w:val=""/>
-      <w:lvlJc w:val="left"/>
-      <w:pPr>
-        <w:tabs>
-          <w:tab w:val="num" w:pos="2880"/>
-        </w:tabs>
-        <w:ind w:left="2880" w:hanging="360"/>
-      </w:pPr>
-      <w:rPr>
-        <w:rFonts w:ascii="Wingdings" w:hAnsi="Wingdings" w:hint="default"/>
-        <w:sz w:val="20"/>
-      </w:rPr>
-    </w:lvl>
-    <w:lvl w:ilvl="4" w:tentative="1">
-      <w:start w:val="1"/>
-      <w:numFmt w:val="bullet"/>
-      <w:lvlText w:val=""/>
-      <w:lvlJc w:val="left"/>
-      <w:pPr>
-        <w:tabs>
-          <w:tab w:val="num" w:pos="3600"/>
-        </w:tabs>
-        <w:ind w:left="3600" w:hanging="360"/>
-      </w:pPr>
-      <w:rPr>
-        <w:rFonts w:ascii="Wingdings" w:hAnsi="Wingdings" w:hint="default"/>
-        <w:sz w:val="20"/>
-      </w:rPr>
-    </w:lvl>
-    <w:lvl w:ilvl="5" w:tentative="1">
-      <w:start w:val="1"/>
-      <w:numFmt w:val="bullet"/>
-      <w:lvlText w:val=""/>
-      <w:lvlJc w:val="left"/>
-      <w:pPr>
-        <w:tabs>
-          <w:tab w:val="num" w:pos="4320"/>
-        </w:tabs>
-        <w:ind w:left="4320" w:hanging="360"/>
-      </w:pPr>
-      <w:rPr>
-        <w:rFonts w:ascii="Wingdings" w:hAnsi="Wingdings" w:hint="default"/>
-        <w:sz w:val="20"/>
-      </w:rPr>
-    </w:lvl>
-    <w:lvl w:ilvl="6" w:tentative="1">
-      <w:start w:val="1"/>
-      <w:numFmt w:val="bullet"/>
-      <w:lvlText w:val=""/>
-      <w:lvlJc w:val="left"/>
-      <w:pPr>
-        <w:tabs>
-          <w:tab w:val="num" w:pos="5040"/>
-        </w:tabs>
-        <w:ind w:left="5040" w:hanging="360"/>
-      </w:pPr>
-      <w:rPr>
-        <w:rFonts w:ascii="Wingdings" w:hAnsi="Wingdings" w:hint="default"/>
-        <w:sz w:val="20"/>
-      </w:rPr>
-    </w:lvl>
-    <w:lvl w:ilvl="7" w:tentative="1">
-      <w:start w:val="1"/>
-      <w:numFmt w:val="bullet"/>
-      <w:lvlText w:val=""/>
-      <w:lvlJc w:val="left"/>
-      <w:pPr>
-        <w:tabs>
-          <w:tab w:val="num" w:pos="5760"/>
-        </w:tabs>
-        <w:ind w:left="5760" w:hanging="360"/>
-      </w:pPr>
-      <w:rPr>
-        <w:rFonts w:ascii="Wingdings" w:hAnsi="Wingdings" w:hint="default"/>
-        <w:sz w:val="20"/>
-      </w:rPr>
-    </w:lvl>
-    <w:lvl w:ilvl="8" w:tentative="1">
-      <w:start w:val="1"/>
-      <w:numFmt w:val="bullet"/>
-      <w:lvlText w:val=""/>
-      <w:lvlJc w:val="left"/>
-      <w:pPr>
-        <w:tabs>
-          <w:tab w:val="num" w:pos="6480"/>
-        </w:tabs>
-        <w:ind w:left="6480" w:hanging="360"/>
-      </w:pPr>
-      <w:rPr>
-        <w:rFonts w:ascii="Wingdings" w:hAnsi="Wingdings" w:hint="default"/>
-        <w:sz w:val="20"/>
-      </w:rPr>
-    </w:lvl>
-  </w:abstractNum>
-  <w:abstractNum w:abstractNumId="22" w15:restartNumberingAfterBreak="0">
-    <w:nsid w:val="08455F9D"/>
-    <w:multiLevelType w:val="hybridMultilevel"/>
-    <w:tmpl w:val="98CEA00C"/>
-    <w:lvl w:ilvl="0" w:tplc="40090001">
-      <w:start w:val="1"/>
-      <w:numFmt w:val="bullet"/>
-      <w:lvlText w:val=""/>
-      <w:lvlJc w:val="left"/>
-      <w:pPr>
-        <w:ind w:left="720" w:hanging="360"/>
-      </w:pPr>
-      <w:rPr>
-        <w:rFonts w:ascii="Symbol" w:hAnsi="Symbol" w:hint="default"/>
-      </w:rPr>
-    </w:lvl>
-    <w:lvl w:ilvl="1" w:tplc="40090003" w:tentative="1">
-      <w:start w:val="1"/>
-      <w:numFmt w:val="bullet"/>
-      <w:lvlText w:val="o"/>
-      <w:lvlJc w:val="left"/>
-      <w:pPr>
-        <w:ind w:left="1440" w:hanging="360"/>
-      </w:pPr>
-      <w:rPr>
-        <w:rFonts w:ascii="Courier New" w:hAnsi="Courier New" w:cs="Courier New" w:hint="default"/>
-      </w:rPr>
-    </w:lvl>
-    <w:lvl w:ilvl="2" w:tplc="40090005" w:tentative="1">
-      <w:start w:val="1"/>
-      <w:numFmt w:val="bullet"/>
-      <w:lvlText w:val=""/>
-      <w:lvlJc w:val="left"/>
-      <w:pPr>
-        <w:ind w:left="2160" w:hanging="360"/>
-      </w:pPr>
-      <w:rPr>
-        <w:rFonts w:ascii="Wingdings" w:hAnsi="Wingdings" w:hint="default"/>
-      </w:rPr>
-    </w:lvl>
-    <w:lvl w:ilvl="3" w:tplc="40090001" w:tentative="1">
-      <w:start w:val="1"/>
-      <w:numFmt w:val="bullet"/>
-      <w:lvlText w:val=""/>
-      <w:lvlJc w:val="left"/>
-      <w:pPr>
-        <w:ind w:left="2880" w:hanging="360"/>
-      </w:pPr>
-      <w:rPr>
-        <w:rFonts w:ascii="Symbol" w:hAnsi="Symbol" w:hint="default"/>
-      </w:rPr>
-    </w:lvl>
-    <w:lvl w:ilvl="4" w:tplc="40090003" w:tentative="1">
-      <w:start w:val="1"/>
-      <w:numFmt w:val="bullet"/>
-      <w:lvlText w:val="o"/>
-      <w:lvlJc w:val="left"/>
-      <w:pPr>
-        <w:ind w:left="3600" w:hanging="360"/>
-      </w:pPr>
-      <w:rPr>
-        <w:rFonts w:ascii="Courier New" w:hAnsi="Courier New" w:cs="Courier New" w:hint="default"/>
-      </w:rPr>
-    </w:lvl>
-    <w:lvl w:ilvl="5" w:tplc="40090005" w:tentative="1">
-      <w:start w:val="1"/>
-      <w:numFmt w:val="bullet"/>
-      <w:lvlText w:val=""/>
-      <w:lvlJc w:val="left"/>
-      <w:pPr>
-        <w:ind w:left="4320" w:hanging="360"/>
-      </w:pPr>
-      <w:rPr>
-        <w:rFonts w:ascii="Wingdings" w:hAnsi="Wingdings" w:hint="default"/>
-      </w:rPr>
-    </w:lvl>
-    <w:lvl w:ilvl="6" w:tplc="40090001" w:tentative="1">
-      <w:start w:val="1"/>
-      <w:numFmt w:val="bullet"/>
-      <w:lvlText w:val=""/>
-      <w:lvlJc w:val="left"/>
-      <w:pPr>
-        <w:ind w:left="5040" w:hanging="360"/>
-      </w:pPr>
-      <w:rPr>
-        <w:rFonts w:ascii="Symbol" w:hAnsi="Symbol" w:hint="default"/>
-      </w:rPr>
-    </w:lvl>
-    <w:lvl w:ilvl="7" w:tplc="40090003" w:tentative="1">
-      <w:start w:val="1"/>
-      <w:numFmt w:val="bullet"/>
-      <w:lvlText w:val="o"/>
-      <w:lvlJc w:val="left"/>
-      <w:pPr>
-        <w:ind w:left="5760" w:hanging="360"/>
-      </w:pPr>
-      <w:rPr>
-        <w:rFonts w:ascii="Courier New" w:hAnsi="Courier New" w:cs="Courier New" w:hint="default"/>
-      </w:rPr>
-    </w:lvl>
-    <w:lvl w:ilvl="8" w:tplc="40090005" w:tentative="1">
-      <w:start w:val="1"/>
-      <w:numFmt w:val="bullet"/>
-      <w:lvlText w:val=""/>
-      <w:lvlJc w:val="left"/>
-      <w:pPr>
-        <w:ind w:left="6480" w:hanging="360"/>
-      </w:pPr>
-      <w:rPr>
-        <w:rFonts w:ascii="Wingdings" w:hAnsi="Wingdings" w:hint="default"/>
-      </w:rPr>
-    </w:lvl>
-  </w:abstractNum>
-  <w:abstractNum w:abstractNumId="23" w15:restartNumberingAfterBreak="0">
-    <w:nsid w:val="088C0E30"/>
-    <w:multiLevelType w:val="multilevel"/>
-    <w:tmpl w:val="F46A487A"/>
-    <w:lvl w:ilvl="0">
-      <w:start w:val="6"/>
-      <w:numFmt w:val="decimal"/>
-      <w:lvlText w:val="%1"/>
-      <w:lvlJc w:val="left"/>
-      <w:pPr>
-        <w:ind w:left="443" w:hanging="420"/>
-      </w:pPr>
-      <w:rPr>
-        <w:rFonts w:hint="default"/>
-        <w:lang w:val="en-US" w:eastAsia="en-US" w:bidi="ar-SA"/>
-      </w:rPr>
-    </w:lvl>
-    <w:lvl w:ilvl="1">
-      <w:start w:val="1"/>
-      <w:numFmt w:val="decimal"/>
-      <w:lvlText w:val="%1.%2"/>
-      <w:lvlJc w:val="left"/>
-      <w:pPr>
-        <w:ind w:left="443" w:hanging="420"/>
-      </w:pPr>
-      <w:rPr>
-        <w:rFonts w:ascii="Calibri" w:eastAsia="Calibri" w:hAnsi="Calibri" w:cs="Calibri" w:hint="default"/>
-        <w:b/>
-        <w:bCs/>
-        <w:i w:val="0"/>
-        <w:iCs w:val="0"/>
-        <w:spacing w:val="-1"/>
-        <w:w w:val="100"/>
-        <w:sz w:val="28"/>
-        <w:szCs w:val="28"/>
-        <w:lang w:val="en-US" w:eastAsia="en-US" w:bidi="ar-SA"/>
-      </w:rPr>
-    </w:lvl>
-    <w:lvl w:ilvl="2">
-      <w:numFmt w:val="bullet"/>
-      <w:lvlText w:val=""/>
-      <w:lvlJc w:val="left"/>
-      <w:pPr>
-        <w:ind w:left="743" w:hanging="360"/>
-      </w:pPr>
-      <w:rPr>
-        <w:rFonts w:ascii="Symbol" w:eastAsia="Symbol" w:hAnsi="Symbol" w:cs="Symbol" w:hint="default"/>
-        <w:b w:val="0"/>
-        <w:bCs w:val="0"/>
-        <w:i w:val="0"/>
-        <w:iCs w:val="0"/>
-        <w:spacing w:val="0"/>
-        <w:w w:val="99"/>
-        <w:sz w:val="20"/>
-        <w:szCs w:val="20"/>
-        <w:lang w:val="en-US" w:eastAsia="en-US" w:bidi="ar-SA"/>
-      </w:rPr>
-    </w:lvl>
-    <w:lvl w:ilvl="3">
-      <w:numFmt w:val="bullet"/>
-      <w:lvlText w:val="•"/>
-      <w:lvlJc w:val="left"/>
-      <w:pPr>
-        <w:ind w:left="2591" w:hanging="360"/>
-      </w:pPr>
-      <w:rPr>
-        <w:rFonts w:hint="default"/>
-        <w:lang w:val="en-US" w:eastAsia="en-US" w:bidi="ar-SA"/>
-      </w:rPr>
-    </w:lvl>
-    <w:lvl w:ilvl="4">
-      <w:numFmt w:val="bullet"/>
-      <w:lvlText w:val="•"/>
-      <w:lvlJc w:val="left"/>
-      <w:pPr>
-        <w:ind w:left="3517" w:hanging="360"/>
-      </w:pPr>
-      <w:rPr>
-        <w:rFonts w:hint="default"/>
-        <w:lang w:val="en-US" w:eastAsia="en-US" w:bidi="ar-SA"/>
-      </w:rPr>
-    </w:lvl>
-    <w:lvl w:ilvl="5">
-      <w:numFmt w:val="bullet"/>
-      <w:lvlText w:val="•"/>
-      <w:lvlJc w:val="left"/>
-      <w:pPr>
-        <w:ind w:left="4443" w:hanging="360"/>
-      </w:pPr>
-      <w:rPr>
-        <w:rFonts w:hint="default"/>
-        <w:lang w:val="en-US" w:eastAsia="en-US" w:bidi="ar-SA"/>
-      </w:rPr>
-    </w:lvl>
-    <w:lvl w:ilvl="6">
-      <w:numFmt w:val="bullet"/>
-      <w:lvlText w:val="•"/>
-      <w:lvlJc w:val="left"/>
-      <w:pPr>
-        <w:ind w:left="5369" w:hanging="360"/>
-      </w:pPr>
-      <w:rPr>
-        <w:rFonts w:hint="default"/>
-        <w:lang w:val="en-US" w:eastAsia="en-US" w:bidi="ar-SA"/>
-      </w:rPr>
-    </w:lvl>
-    <w:lvl w:ilvl="7">
-      <w:numFmt w:val="bullet"/>
-      <w:lvlText w:val="•"/>
-      <w:lvlJc w:val="left"/>
-      <w:pPr>
-        <w:ind w:left="6294" w:hanging="360"/>
-      </w:pPr>
-      <w:rPr>
-        <w:rFonts w:hint="default"/>
-        <w:lang w:val="en-US" w:eastAsia="en-US" w:bidi="ar-SA"/>
-      </w:rPr>
-    </w:lvl>
-    <w:lvl w:ilvl="8">
-      <w:numFmt w:val="bullet"/>
-      <w:lvlText w:val="•"/>
-      <w:lvlJc w:val="left"/>
-      <w:pPr>
-        <w:ind w:left="7220" w:hanging="360"/>
-      </w:pPr>
-      <w:rPr>
-        <w:rFonts w:hint="default"/>
-        <w:lang w:val="en-US" w:eastAsia="en-US" w:bidi="ar-SA"/>
-      </w:rPr>
-    </w:lvl>
-  </w:abstractNum>
-  <w:abstractNum w:abstractNumId="24" w15:restartNumberingAfterBreak="0">
+  <w:abstractNum w:abstractNumId="6" w15:restartNumberingAfterBreak="0">
     <w:nsid w:val="0ECD7448"/>
     <w:multiLevelType w:val="multilevel"/>
     <w:tmpl w:val="5F8E392E"/>
@@ -4660,29 +3194,7 @@
       </w:rPr>
     </w:lvl>
   </w:abstractNum>
-  <w:abstractNum w:abstractNumId="25" w15:restartNumberingAfterBreak="0">
-    <w:nsid w:val="100BD68B"/>
-    <w:multiLevelType w:val="singleLevel"/>
-    <w:tmpl w:val="100BD68B"/>
-    <w:lvl w:ilvl="0">
-      <w:start w:val="1"/>
-      <w:numFmt w:val="decimal"/>
-      <w:lvlText w:val="%1."/>
-      <w:lvlJc w:val="left"/>
-      <w:pPr>
-        <w:tabs>
-          <w:tab w:val="left" w:pos="845"/>
-        </w:tabs>
-        <w:ind w:left="845" w:hanging="425"/>
-      </w:pPr>
-      <w:rPr>
-        <w:rFonts w:hint="default"/>
-        <w:b w:val="0"/>
-        <w:bCs w:val="0"/>
-      </w:rPr>
-    </w:lvl>
-  </w:abstractNum>
-  <w:abstractNum w:abstractNumId="26" w15:restartNumberingAfterBreak="0">
+  <w:abstractNum w:abstractNumId="7" w15:restartNumberingAfterBreak="0">
     <w:nsid w:val="103C03DC"/>
     <w:multiLevelType w:val="multilevel"/>
     <w:tmpl w:val="63FAF9CE"/>
@@ -4831,128 +3343,7 @@
       </w:rPr>
     </w:lvl>
   </w:abstractNum>
-  <w:abstractNum w:abstractNumId="27" w15:restartNumberingAfterBreak="0">
-    <w:nsid w:val="139D332A"/>
-    <w:multiLevelType w:val="hybridMultilevel"/>
-    <w:tmpl w:val="02E66DCC"/>
-    <w:lvl w:ilvl="0" w:tplc="A894B3CA">
-      <w:numFmt w:val="bullet"/>
-      <w:lvlText w:val=""/>
-      <w:lvlJc w:val="left"/>
-      <w:pPr>
-        <w:ind w:left="743" w:hanging="360"/>
-      </w:pPr>
-      <w:rPr>
-        <w:rFonts w:ascii="Symbol" w:eastAsia="Symbol" w:hAnsi="Symbol" w:cs="Symbol" w:hint="default"/>
-        <w:b w:val="0"/>
-        <w:bCs w:val="0"/>
-        <w:i w:val="0"/>
-        <w:iCs w:val="0"/>
-        <w:spacing w:val="0"/>
-        <w:w w:val="99"/>
-        <w:sz w:val="20"/>
-        <w:szCs w:val="20"/>
-        <w:lang w:val="en-US" w:eastAsia="en-US" w:bidi="ar-SA"/>
-      </w:rPr>
-    </w:lvl>
-    <w:lvl w:ilvl="1" w:tplc="CFF804E0">
-      <w:numFmt w:val="bullet"/>
-      <w:lvlText w:val="•"/>
-      <w:lvlJc w:val="left"/>
-      <w:pPr>
-        <w:ind w:left="1573" w:hanging="360"/>
-      </w:pPr>
-      <w:rPr>
-        <w:rFonts w:hint="default"/>
-        <w:lang w:val="en-US" w:eastAsia="en-US" w:bidi="ar-SA"/>
-      </w:rPr>
-    </w:lvl>
-    <w:lvl w:ilvl="2" w:tplc="7F4ABD0A">
-      <w:numFmt w:val="bullet"/>
-      <w:lvlText w:val="•"/>
-      <w:lvlJc w:val="left"/>
-      <w:pPr>
-        <w:ind w:left="2406" w:hanging="360"/>
-      </w:pPr>
-      <w:rPr>
-        <w:rFonts w:hint="default"/>
-        <w:lang w:val="en-US" w:eastAsia="en-US" w:bidi="ar-SA"/>
-      </w:rPr>
-    </w:lvl>
-    <w:lvl w:ilvl="3" w:tplc="BDDC5920">
-      <w:numFmt w:val="bullet"/>
-      <w:lvlText w:val="•"/>
-      <w:lvlJc w:val="left"/>
-      <w:pPr>
-        <w:ind w:left="3239" w:hanging="360"/>
-      </w:pPr>
-      <w:rPr>
-        <w:rFonts w:hint="default"/>
-        <w:lang w:val="en-US" w:eastAsia="en-US" w:bidi="ar-SA"/>
-      </w:rPr>
-    </w:lvl>
-    <w:lvl w:ilvl="4" w:tplc="BDB07C26">
-      <w:numFmt w:val="bullet"/>
-      <w:lvlText w:val="•"/>
-      <w:lvlJc w:val="left"/>
-      <w:pPr>
-        <w:ind w:left="4072" w:hanging="360"/>
-      </w:pPr>
-      <w:rPr>
-        <w:rFonts w:hint="default"/>
-        <w:lang w:val="en-US" w:eastAsia="en-US" w:bidi="ar-SA"/>
-      </w:rPr>
-    </w:lvl>
-    <w:lvl w:ilvl="5" w:tplc="64BE3052">
-      <w:numFmt w:val="bullet"/>
-      <w:lvlText w:val="•"/>
-      <w:lvlJc w:val="left"/>
-      <w:pPr>
-        <w:ind w:left="4906" w:hanging="360"/>
-      </w:pPr>
-      <w:rPr>
-        <w:rFonts w:hint="default"/>
-        <w:lang w:val="en-US" w:eastAsia="en-US" w:bidi="ar-SA"/>
-      </w:rPr>
-    </w:lvl>
-    <w:lvl w:ilvl="6" w:tplc="36864050">
-      <w:numFmt w:val="bullet"/>
-      <w:lvlText w:val="•"/>
-      <w:lvlJc w:val="left"/>
-      <w:pPr>
-        <w:ind w:left="5739" w:hanging="360"/>
-      </w:pPr>
-      <w:rPr>
-        <w:rFonts w:hint="default"/>
-        <w:lang w:val="en-US" w:eastAsia="en-US" w:bidi="ar-SA"/>
-      </w:rPr>
-    </w:lvl>
-    <w:lvl w:ilvl="7" w:tplc="9CFAC212">
-      <w:numFmt w:val="bullet"/>
-      <w:lvlText w:val="•"/>
-      <w:lvlJc w:val="left"/>
-      <w:pPr>
-        <w:ind w:left="6572" w:hanging="360"/>
-      </w:pPr>
-      <w:rPr>
-        <w:rFonts w:hint="default"/>
-        <w:lang w:val="en-US" w:eastAsia="en-US" w:bidi="ar-SA"/>
-      </w:rPr>
-    </w:lvl>
-    <w:lvl w:ilvl="8" w:tplc="B6AEB7F6">
-      <w:numFmt w:val="bullet"/>
-      <w:lvlText w:val="•"/>
-      <w:lvlJc w:val="left"/>
-      <w:pPr>
-        <w:ind w:left="7405" w:hanging="360"/>
-      </w:pPr>
-      <w:rPr>
-        <w:rFonts w:hint="default"/>
-        <w:lang w:val="en-US" w:eastAsia="en-US" w:bidi="ar-SA"/>
-      </w:rPr>
-    </w:lvl>
-  </w:abstractNum>
-  <w:abstractNum w:abstractNumId="28" w15:restartNumberingAfterBreak="0">
+  <w:abstractNum w:abstractNumId="8" w15:restartNumberingAfterBreak="0">
     <w:nsid w:val="16C66488"/>
     <w:multiLevelType w:val="multilevel"/>
     <w:tmpl w:val="FB9ACC2C"/>
@@ -5101,723 +3492,7 @@
       </w:rPr>
     </w:lvl>
   </w:abstractNum>
-  <w:abstractNum w:abstractNumId="29" w15:restartNumberingAfterBreak="0">
-    <w:nsid w:val="18A241F3"/>
-    <w:multiLevelType w:val="multilevel"/>
-    <w:tmpl w:val="E7EE50BE"/>
-    <w:lvl w:ilvl="0">
-      <w:start w:val="7"/>
-      <w:numFmt w:val="decimal"/>
-      <w:lvlText w:val="%1"/>
-      <w:lvlJc w:val="left"/>
-      <w:pPr>
-        <w:ind w:left="420" w:hanging="420"/>
-      </w:pPr>
-      <w:rPr>
-        <w:rFonts w:hint="default"/>
-      </w:rPr>
-    </w:lvl>
-    <w:lvl w:ilvl="1">
-      <w:start w:val="1"/>
-      <w:numFmt w:val="decimal"/>
-      <w:lvlText w:val="%1.%2"/>
-      <w:lvlJc w:val="left"/>
-      <w:pPr>
-        <w:ind w:left="720" w:hanging="720"/>
-      </w:pPr>
-      <w:rPr>
-        <w:rFonts w:hint="default"/>
-        <w:b/>
-        <w:bCs/>
-      </w:rPr>
-    </w:lvl>
-    <w:lvl w:ilvl="2">
-      <w:start w:val="1"/>
-      <w:numFmt w:val="decimal"/>
-      <w:lvlText w:val="%1.%2.%3"/>
-      <w:lvlJc w:val="left"/>
-      <w:pPr>
-        <w:ind w:left="720" w:hanging="720"/>
-      </w:pPr>
-      <w:rPr>
-        <w:rFonts w:hint="default"/>
-      </w:rPr>
-    </w:lvl>
-    <w:lvl w:ilvl="3">
-      <w:start w:val="1"/>
-      <w:numFmt w:val="decimal"/>
-      <w:lvlText w:val="%1.%2.%3.%4"/>
-      <w:lvlJc w:val="left"/>
-      <w:pPr>
-        <w:ind w:left="1080" w:hanging="1080"/>
-      </w:pPr>
-      <w:rPr>
-        <w:rFonts w:hint="default"/>
-      </w:rPr>
-    </w:lvl>
-    <w:lvl w:ilvl="4">
-      <w:start w:val="1"/>
-      <w:numFmt w:val="decimal"/>
-      <w:lvlText w:val="%1.%2.%3.%4.%5"/>
-      <w:lvlJc w:val="left"/>
-      <w:pPr>
-        <w:ind w:left="1440" w:hanging="1440"/>
-      </w:pPr>
-      <w:rPr>
-        <w:rFonts w:hint="default"/>
-      </w:rPr>
-    </w:lvl>
-    <w:lvl w:ilvl="5">
-      <w:start w:val="1"/>
-      <w:numFmt w:val="decimal"/>
-      <w:lvlText w:val="%1.%2.%3.%4.%5.%6"/>
-      <w:lvlJc w:val="left"/>
-      <w:pPr>
-        <w:ind w:left="1440" w:hanging="1440"/>
-      </w:pPr>
-      <w:rPr>
-        <w:rFonts w:hint="default"/>
-      </w:rPr>
-    </w:lvl>
-    <w:lvl w:ilvl="6">
-      <w:start w:val="1"/>
-      <w:numFmt w:val="decimal"/>
-      <w:lvlText w:val="%1.%2.%3.%4.%5.%6.%7"/>
-      <w:lvlJc w:val="left"/>
-      <w:pPr>
-        <w:ind w:left="1800" w:hanging="1800"/>
-      </w:pPr>
-      <w:rPr>
-        <w:rFonts w:hint="default"/>
-      </w:rPr>
-    </w:lvl>
-    <w:lvl w:ilvl="7">
-      <w:start w:val="1"/>
-      <w:numFmt w:val="decimal"/>
-      <w:lvlText w:val="%1.%2.%3.%4.%5.%6.%7.%8"/>
-      <w:lvlJc w:val="left"/>
-      <w:pPr>
-        <w:ind w:left="2160" w:hanging="2160"/>
-      </w:pPr>
-      <w:rPr>
-        <w:rFonts w:hint="default"/>
-      </w:rPr>
-    </w:lvl>
-    <w:lvl w:ilvl="8">
-      <w:start w:val="1"/>
-      <w:numFmt w:val="decimal"/>
-      <w:lvlText w:val="%1.%2.%3.%4.%5.%6.%7.%8.%9"/>
-      <w:lvlJc w:val="left"/>
-      <w:pPr>
-        <w:ind w:left="2160" w:hanging="2160"/>
-      </w:pPr>
-      <w:rPr>
-        <w:rFonts w:hint="default"/>
-      </w:rPr>
-    </w:lvl>
-  </w:abstractNum>
-  <w:abstractNum w:abstractNumId="30" w15:restartNumberingAfterBreak="0">
-    <w:nsid w:val="197C705D"/>
-    <w:multiLevelType w:val="hybridMultilevel"/>
-    <w:tmpl w:val="5728EDB4"/>
-    <w:lvl w:ilvl="0" w:tplc="40090001">
-      <w:start w:val="1"/>
-      <w:numFmt w:val="bullet"/>
-      <w:lvlText w:val=""/>
-      <w:lvlJc w:val="left"/>
-      <w:pPr>
-        <w:ind w:left="720" w:hanging="360"/>
-      </w:pPr>
-      <w:rPr>
-        <w:rFonts w:ascii="Symbol" w:hAnsi="Symbol" w:hint="default"/>
-      </w:rPr>
-    </w:lvl>
-    <w:lvl w:ilvl="1" w:tplc="40090003" w:tentative="1">
-      <w:start w:val="1"/>
-      <w:numFmt w:val="bullet"/>
-      <w:lvlText w:val="o"/>
-      <w:lvlJc w:val="left"/>
-      <w:pPr>
-        <w:ind w:left="1440" w:hanging="360"/>
-      </w:pPr>
-      <w:rPr>
-        <w:rFonts w:ascii="Courier New" w:hAnsi="Courier New" w:cs="Courier New" w:hint="default"/>
-      </w:rPr>
-    </w:lvl>
-    <w:lvl w:ilvl="2" w:tplc="40090005" w:tentative="1">
-      <w:start w:val="1"/>
-      <w:numFmt w:val="bullet"/>
-      <w:lvlText w:val=""/>
-      <w:lvlJc w:val="left"/>
-      <w:pPr>
-        <w:ind w:left="2160" w:hanging="360"/>
-      </w:pPr>
-      <w:rPr>
-        <w:rFonts w:ascii="Wingdings" w:hAnsi="Wingdings" w:hint="default"/>
-      </w:rPr>
-    </w:lvl>
-    <w:lvl w:ilvl="3" w:tplc="40090001" w:tentative="1">
-      <w:start w:val="1"/>
-      <w:numFmt w:val="bullet"/>
-      <w:lvlText w:val=""/>
-      <w:lvlJc w:val="left"/>
-      <w:pPr>
-        <w:ind w:left="2880" w:hanging="360"/>
-      </w:pPr>
-      <w:rPr>
-        <w:rFonts w:ascii="Symbol" w:hAnsi="Symbol" w:hint="default"/>
-      </w:rPr>
-    </w:lvl>
-    <w:lvl w:ilvl="4" w:tplc="40090003" w:tentative="1">
-      <w:start w:val="1"/>
-      <w:numFmt w:val="bullet"/>
-      <w:lvlText w:val="o"/>
-      <w:lvlJc w:val="left"/>
-      <w:pPr>
-        <w:ind w:left="3600" w:hanging="360"/>
-      </w:pPr>
-      <w:rPr>
-        <w:rFonts w:ascii="Courier New" w:hAnsi="Courier New" w:cs="Courier New" w:hint="default"/>
-      </w:rPr>
-    </w:lvl>
-    <w:lvl w:ilvl="5" w:tplc="40090005" w:tentative="1">
-      <w:start w:val="1"/>
-      <w:numFmt w:val="bullet"/>
-      <w:lvlText w:val=""/>
-      <w:lvlJc w:val="left"/>
-      <w:pPr>
-        <w:ind w:left="4320" w:hanging="360"/>
-      </w:pPr>
-      <w:rPr>
-        <w:rFonts w:ascii="Wingdings" w:hAnsi="Wingdings" w:hint="default"/>
-      </w:rPr>
-    </w:lvl>
-    <w:lvl w:ilvl="6" w:tplc="40090001" w:tentative="1">
-      <w:start w:val="1"/>
-      <w:numFmt w:val="bullet"/>
-      <w:lvlText w:val=""/>
-      <w:lvlJc w:val="left"/>
-      <w:pPr>
-        <w:ind w:left="5040" w:hanging="360"/>
-      </w:pPr>
-      <w:rPr>
-        <w:rFonts w:ascii="Symbol" w:hAnsi="Symbol" w:hint="default"/>
-      </w:rPr>
-    </w:lvl>
-    <w:lvl w:ilvl="7" w:tplc="40090003" w:tentative="1">
-      <w:start w:val="1"/>
-      <w:numFmt w:val="bullet"/>
-      <w:lvlText w:val="o"/>
-      <w:lvlJc w:val="left"/>
-      <w:pPr>
-        <w:ind w:left="5760" w:hanging="360"/>
-      </w:pPr>
-      <w:rPr>
-        <w:rFonts w:ascii="Courier New" w:hAnsi="Courier New" w:cs="Courier New" w:hint="default"/>
-      </w:rPr>
-    </w:lvl>
-    <w:lvl w:ilvl="8" w:tplc="40090005" w:tentative="1">
-      <w:start w:val="1"/>
-      <w:numFmt w:val="bullet"/>
-      <w:lvlText w:val=""/>
-      <w:lvlJc w:val="left"/>
-      <w:pPr>
-        <w:ind w:left="6480" w:hanging="360"/>
-      </w:pPr>
-      <w:rPr>
-        <w:rFonts w:ascii="Wingdings" w:hAnsi="Wingdings" w:hint="default"/>
-      </w:rPr>
-    </w:lvl>
-  </w:abstractNum>
-  <w:abstractNum w:abstractNumId="31" w15:restartNumberingAfterBreak="0">
-    <w:nsid w:val="1EAE2F41"/>
-    <w:multiLevelType w:val="hybridMultilevel"/>
-    <w:tmpl w:val="346801FC"/>
-    <w:lvl w:ilvl="0" w:tplc="4009000B">
-      <w:start w:val="1"/>
-      <w:numFmt w:val="bullet"/>
-      <w:lvlText w:val=""/>
-      <w:lvlJc w:val="left"/>
-      <w:pPr>
-        <w:ind w:left="720" w:hanging="360"/>
-      </w:pPr>
-      <w:rPr>
-        <w:rFonts w:ascii="Wingdings" w:hAnsi="Wingdings" w:hint="default"/>
-      </w:rPr>
-    </w:lvl>
-    <w:lvl w:ilvl="1" w:tplc="40090003" w:tentative="1">
-      <w:start w:val="1"/>
-      <w:numFmt w:val="bullet"/>
-      <w:lvlText w:val="o"/>
-      <w:lvlJc w:val="left"/>
-      <w:pPr>
-        <w:ind w:left="1440" w:hanging="360"/>
-      </w:pPr>
-      <w:rPr>
-        <w:rFonts w:ascii="Courier New" w:hAnsi="Courier New" w:cs="Courier New" w:hint="default"/>
-      </w:rPr>
-    </w:lvl>
-    <w:lvl w:ilvl="2" w:tplc="40090005" w:tentative="1">
-      <w:start w:val="1"/>
-      <w:numFmt w:val="bullet"/>
-      <w:lvlText w:val=""/>
-      <w:lvlJc w:val="left"/>
-      <w:pPr>
-        <w:ind w:left="2160" w:hanging="360"/>
-      </w:pPr>
-      <w:rPr>
-        <w:rFonts w:ascii="Wingdings" w:hAnsi="Wingdings" w:hint="default"/>
-      </w:rPr>
-    </w:lvl>
-    <w:lvl w:ilvl="3" w:tplc="40090001" w:tentative="1">
-      <w:start w:val="1"/>
-      <w:numFmt w:val="bullet"/>
-      <w:lvlText w:val=""/>
-      <w:lvlJc w:val="left"/>
-      <w:pPr>
-        <w:ind w:left="2880" w:hanging="360"/>
-      </w:pPr>
-      <w:rPr>
-        <w:rFonts w:ascii="Symbol" w:hAnsi="Symbol" w:hint="default"/>
-      </w:rPr>
-    </w:lvl>
-    <w:lvl w:ilvl="4" w:tplc="40090003" w:tentative="1">
-      <w:start w:val="1"/>
-      <w:numFmt w:val="bullet"/>
-      <w:lvlText w:val="o"/>
-      <w:lvlJc w:val="left"/>
-      <w:pPr>
-        <w:ind w:left="3600" w:hanging="360"/>
-      </w:pPr>
-      <w:rPr>
-        <w:rFonts w:ascii="Courier New" w:hAnsi="Courier New" w:cs="Courier New" w:hint="default"/>
-      </w:rPr>
-    </w:lvl>
-    <w:lvl w:ilvl="5" w:tplc="40090005" w:tentative="1">
-      <w:start w:val="1"/>
-      <w:numFmt w:val="bullet"/>
-      <w:lvlText w:val=""/>
-      <w:lvlJc w:val="left"/>
-      <w:pPr>
-        <w:ind w:left="4320" w:hanging="360"/>
-      </w:pPr>
-      <w:rPr>
-        <w:rFonts w:ascii="Wingdings" w:hAnsi="Wingdings" w:hint="default"/>
-      </w:rPr>
-    </w:lvl>
-    <w:lvl w:ilvl="6" w:tplc="40090001" w:tentative="1">
-      <w:start w:val="1"/>
-      <w:numFmt w:val="bullet"/>
-      <w:lvlText w:val=""/>
-      <w:lvlJc w:val="left"/>
-      <w:pPr>
-        <w:ind w:left="5040" w:hanging="360"/>
-      </w:pPr>
-      <w:rPr>
-        <w:rFonts w:ascii="Symbol" w:hAnsi="Symbol" w:hint="default"/>
-      </w:rPr>
-    </w:lvl>
-    <w:lvl w:ilvl="7" w:tplc="40090003" w:tentative="1">
-      <w:start w:val="1"/>
-      <w:numFmt w:val="bullet"/>
-      <w:lvlText w:val="o"/>
-      <w:lvlJc w:val="left"/>
-      <w:pPr>
-        <w:ind w:left="5760" w:hanging="360"/>
-      </w:pPr>
-      <w:rPr>
-        <w:rFonts w:ascii="Courier New" w:hAnsi="Courier New" w:cs="Courier New" w:hint="default"/>
-      </w:rPr>
-    </w:lvl>
-    <w:lvl w:ilvl="8" w:tplc="40090005" w:tentative="1">
-      <w:start w:val="1"/>
-      <w:numFmt w:val="bullet"/>
-      <w:lvlText w:val=""/>
-      <w:lvlJc w:val="left"/>
-      <w:pPr>
-        <w:ind w:left="6480" w:hanging="360"/>
-      </w:pPr>
-      <w:rPr>
-        <w:rFonts w:ascii="Wingdings" w:hAnsi="Wingdings" w:hint="default"/>
-      </w:rPr>
-    </w:lvl>
-  </w:abstractNum>
-  <w:abstractNum w:abstractNumId="32" w15:restartNumberingAfterBreak="0">
-    <w:nsid w:val="21D10099"/>
-    <w:multiLevelType w:val="hybridMultilevel"/>
-    <w:tmpl w:val="3980771A"/>
-    <w:lvl w:ilvl="0" w:tplc="40090001">
-      <w:start w:val="1"/>
-      <w:numFmt w:val="bullet"/>
-      <w:lvlText w:val=""/>
-      <w:lvlJc w:val="left"/>
-      <w:pPr>
-        <w:ind w:left="720" w:hanging="360"/>
-      </w:pPr>
-      <w:rPr>
-        <w:rFonts w:ascii="Symbol" w:hAnsi="Symbol" w:hint="default"/>
-      </w:rPr>
-    </w:lvl>
-    <w:lvl w:ilvl="1" w:tplc="40090003" w:tentative="1">
-      <w:start w:val="1"/>
-      <w:numFmt w:val="bullet"/>
-      <w:lvlText w:val="o"/>
-      <w:lvlJc w:val="left"/>
-      <w:pPr>
-        <w:ind w:left="1440" w:hanging="360"/>
-      </w:pPr>
-      <w:rPr>
-        <w:rFonts w:ascii="Courier New" w:hAnsi="Courier New" w:cs="Courier New" w:hint="default"/>
-      </w:rPr>
-    </w:lvl>
-    <w:lvl w:ilvl="2" w:tplc="40090005" w:tentative="1">
-      <w:start w:val="1"/>
-      <w:numFmt w:val="bullet"/>
-      <w:lvlText w:val=""/>
-      <w:lvlJc w:val="left"/>
-      <w:pPr>
-        <w:ind w:left="2160" w:hanging="360"/>
-      </w:pPr>
-      <w:rPr>
-        <w:rFonts w:ascii="Wingdings" w:hAnsi="Wingdings" w:hint="default"/>
-      </w:rPr>
-    </w:lvl>
-    <w:lvl w:ilvl="3" w:tplc="40090001" w:tentative="1">
-      <w:start w:val="1"/>
-      <w:numFmt w:val="bullet"/>
-      <w:lvlText w:val=""/>
-      <w:lvlJc w:val="left"/>
-      <w:pPr>
-        <w:ind w:left="2880" w:hanging="360"/>
-      </w:pPr>
-      <w:rPr>
-        <w:rFonts w:ascii="Symbol" w:hAnsi="Symbol" w:hint="default"/>
-      </w:rPr>
-    </w:lvl>
-    <w:lvl w:ilvl="4" w:tplc="40090003" w:tentative="1">
-      <w:start w:val="1"/>
-      <w:numFmt w:val="bullet"/>
-      <w:lvlText w:val="o"/>
-      <w:lvlJc w:val="left"/>
-      <w:pPr>
-        <w:ind w:left="3600" w:hanging="360"/>
-      </w:pPr>
-      <w:rPr>
-        <w:rFonts w:ascii="Courier New" w:hAnsi="Courier New" w:cs="Courier New" w:hint="default"/>
-      </w:rPr>
-    </w:lvl>
-    <w:lvl w:ilvl="5" w:tplc="40090005" w:tentative="1">
-      <w:start w:val="1"/>
-      <w:numFmt w:val="bullet"/>
-      <w:lvlText w:val=""/>
-      <w:lvlJc w:val="left"/>
-      <w:pPr>
-        <w:ind w:left="4320" w:hanging="360"/>
-      </w:pPr>
-      <w:rPr>
-        <w:rFonts w:ascii="Wingdings" w:hAnsi="Wingdings" w:hint="default"/>
-      </w:rPr>
-    </w:lvl>
-    <w:lvl w:ilvl="6" w:tplc="40090001" w:tentative="1">
-      <w:start w:val="1"/>
-      <w:numFmt w:val="bullet"/>
-      <w:lvlText w:val=""/>
-      <w:lvlJc w:val="left"/>
-      <w:pPr>
-        <w:ind w:left="5040" w:hanging="360"/>
-      </w:pPr>
-      <w:rPr>
-        <w:rFonts w:ascii="Symbol" w:hAnsi="Symbol" w:hint="default"/>
-      </w:rPr>
-    </w:lvl>
-    <w:lvl w:ilvl="7" w:tplc="40090003" w:tentative="1">
-      <w:start w:val="1"/>
-      <w:numFmt w:val="bullet"/>
-      <w:lvlText w:val="o"/>
-      <w:lvlJc w:val="left"/>
-      <w:pPr>
-        <w:ind w:left="5760" w:hanging="360"/>
-      </w:pPr>
-      <w:rPr>
-        <w:rFonts w:ascii="Courier New" w:hAnsi="Courier New" w:cs="Courier New" w:hint="default"/>
-      </w:rPr>
-    </w:lvl>
-    <w:lvl w:ilvl="8" w:tplc="40090005" w:tentative="1">
-      <w:start w:val="1"/>
-      <w:numFmt w:val="bullet"/>
-      <w:lvlText w:val=""/>
-      <w:lvlJc w:val="left"/>
-      <w:pPr>
-        <w:ind w:left="6480" w:hanging="360"/>
-      </w:pPr>
-      <w:rPr>
-        <w:rFonts w:ascii="Wingdings" w:hAnsi="Wingdings" w:hint="default"/>
-      </w:rPr>
-    </w:lvl>
-  </w:abstractNum>
-  <w:abstractNum w:abstractNumId="33" w15:restartNumberingAfterBreak="0">
-    <w:nsid w:val="27883D01"/>
-    <w:multiLevelType w:val="multilevel"/>
-    <w:tmpl w:val="330E11DE"/>
-    <w:lvl w:ilvl="0">
-      <w:start w:val="1"/>
-      <w:numFmt w:val="bullet"/>
-      <w:lvlText w:val=""/>
-      <w:lvlJc w:val="left"/>
-      <w:pPr>
-        <w:tabs>
-          <w:tab w:val="num" w:pos="720"/>
-        </w:tabs>
-        <w:ind w:left="720" w:hanging="360"/>
-      </w:pPr>
-      <w:rPr>
-        <w:rFonts w:ascii="Symbol" w:hAnsi="Symbol" w:hint="default"/>
-        <w:sz w:val="20"/>
-      </w:rPr>
-    </w:lvl>
-    <w:lvl w:ilvl="1" w:tentative="1">
-      <w:start w:val="1"/>
-      <w:numFmt w:val="bullet"/>
-      <w:lvlText w:val="o"/>
-      <w:lvlJc w:val="left"/>
-      <w:pPr>
-        <w:tabs>
-          <w:tab w:val="num" w:pos="1440"/>
-        </w:tabs>
-        <w:ind w:left="1440" w:hanging="360"/>
-      </w:pPr>
-      <w:rPr>
-        <w:rFonts w:ascii="Courier New" w:hAnsi="Courier New" w:hint="default"/>
-        <w:sz w:val="20"/>
-      </w:rPr>
-    </w:lvl>
-    <w:lvl w:ilvl="2" w:tentative="1">
-      <w:start w:val="1"/>
-      <w:numFmt w:val="bullet"/>
-      <w:lvlText w:val=""/>
-      <w:lvlJc w:val="left"/>
-      <w:pPr>
-        <w:tabs>
-          <w:tab w:val="num" w:pos="2160"/>
-        </w:tabs>
-        <w:ind w:left="2160" w:hanging="360"/>
-      </w:pPr>
-      <w:rPr>
-        <w:rFonts w:ascii="Wingdings" w:hAnsi="Wingdings" w:hint="default"/>
-        <w:sz w:val="20"/>
-      </w:rPr>
-    </w:lvl>
-    <w:lvl w:ilvl="3" w:tentative="1">
-      <w:start w:val="1"/>
-      <w:numFmt w:val="bullet"/>
-      <w:lvlText w:val=""/>
-      <w:lvlJc w:val="left"/>
-      <w:pPr>
-        <w:tabs>
-          <w:tab w:val="num" w:pos="2880"/>
-        </w:tabs>
-        <w:ind w:left="2880" w:hanging="360"/>
-      </w:pPr>
-      <w:rPr>
-        <w:rFonts w:ascii="Wingdings" w:hAnsi="Wingdings" w:hint="default"/>
-        <w:sz w:val="20"/>
-      </w:rPr>
-    </w:lvl>
-    <w:lvl w:ilvl="4" w:tentative="1">
-      <w:start w:val="1"/>
-      <w:numFmt w:val="bullet"/>
-      <w:lvlText w:val=""/>
-      <w:lvlJc w:val="left"/>
-      <w:pPr>
-        <w:tabs>
-          <w:tab w:val="num" w:pos="3600"/>
-        </w:tabs>
-        <w:ind w:left="3600" w:hanging="360"/>
-      </w:pPr>
-      <w:rPr>
-        <w:rFonts w:ascii="Wingdings" w:hAnsi="Wingdings" w:hint="default"/>
-        <w:sz w:val="20"/>
-      </w:rPr>
-    </w:lvl>
-    <w:lvl w:ilvl="5" w:tentative="1">
-      <w:start w:val="1"/>
-      <w:numFmt w:val="bullet"/>
-      <w:lvlText w:val=""/>
-      <w:lvlJc w:val="left"/>
-      <w:pPr>
-        <w:tabs>
-          <w:tab w:val="num" w:pos="4320"/>
-        </w:tabs>
-        <w:ind w:left="4320" w:hanging="360"/>
-      </w:pPr>
-      <w:rPr>
-        <w:rFonts w:ascii="Wingdings" w:hAnsi="Wingdings" w:hint="default"/>
-        <w:sz w:val="20"/>
-      </w:rPr>
-    </w:lvl>
-    <w:lvl w:ilvl="6" w:tentative="1">
-      <w:start w:val="1"/>
-      <w:numFmt w:val="bullet"/>
-      <w:lvlText w:val=""/>
-      <w:lvlJc w:val="left"/>
-      <w:pPr>
-        <w:tabs>
-          <w:tab w:val="num" w:pos="5040"/>
-        </w:tabs>
-        <w:ind w:left="5040" w:hanging="360"/>
-      </w:pPr>
-      <w:rPr>
-        <w:rFonts w:ascii="Wingdings" w:hAnsi="Wingdings" w:hint="default"/>
-        <w:sz w:val="20"/>
-      </w:rPr>
-    </w:lvl>
-    <w:lvl w:ilvl="7" w:tentative="1">
-      <w:start w:val="1"/>
-      <w:numFmt w:val="bullet"/>
-      <w:lvlText w:val=""/>
-      <w:lvlJc w:val="left"/>
-      <w:pPr>
-        <w:tabs>
-          <w:tab w:val="num" w:pos="5760"/>
-        </w:tabs>
-        <w:ind w:left="5760" w:hanging="360"/>
-      </w:pPr>
-      <w:rPr>
-        <w:rFonts w:ascii="Wingdings" w:hAnsi="Wingdings" w:hint="default"/>
-        <w:sz w:val="20"/>
-      </w:rPr>
-    </w:lvl>
-    <w:lvl w:ilvl="8" w:tentative="1">
-      <w:start w:val="1"/>
-      <w:numFmt w:val="bullet"/>
-      <w:lvlText w:val=""/>
-      <w:lvlJc w:val="left"/>
-      <w:pPr>
-        <w:tabs>
-          <w:tab w:val="num" w:pos="6480"/>
-        </w:tabs>
-        <w:ind w:left="6480" w:hanging="360"/>
-      </w:pPr>
-      <w:rPr>
-        <w:rFonts w:ascii="Wingdings" w:hAnsi="Wingdings" w:hint="default"/>
-        <w:sz w:val="20"/>
-      </w:rPr>
-    </w:lvl>
-  </w:abstractNum>
-  <w:abstractNum w:abstractNumId="34" w15:restartNumberingAfterBreak="0">
-    <w:nsid w:val="28393D1A"/>
-    <w:multiLevelType w:val="multilevel"/>
-    <w:tmpl w:val="8BA23F64"/>
-    <w:lvl w:ilvl="0">
-      <w:start w:val="5"/>
-      <w:numFmt w:val="decimal"/>
-      <w:lvlText w:val="%1"/>
-      <w:lvlJc w:val="left"/>
-      <w:pPr>
-        <w:ind w:left="360" w:hanging="360"/>
-      </w:pPr>
-      <w:rPr>
-        <w:rFonts w:hint="default"/>
-      </w:rPr>
-    </w:lvl>
-    <w:lvl w:ilvl="1">
-      <w:start w:val="1"/>
-      <w:numFmt w:val="decimal"/>
-      <w:lvlText w:val="%1.%2"/>
-      <w:lvlJc w:val="left"/>
-      <w:pPr>
-        <w:ind w:left="360" w:hanging="360"/>
-      </w:pPr>
-      <w:rPr>
-        <w:rFonts w:hint="default"/>
-      </w:rPr>
-    </w:lvl>
-    <w:lvl w:ilvl="2">
-      <w:start w:val="1"/>
-      <w:numFmt w:val="decimal"/>
-      <w:lvlText w:val="%1.%2.%3"/>
-      <w:lvlJc w:val="left"/>
-      <w:pPr>
-        <w:ind w:left="862" w:hanging="720"/>
-      </w:pPr>
-      <w:rPr>
-        <w:rFonts w:hint="default"/>
-      </w:rPr>
-    </w:lvl>
-    <w:lvl w:ilvl="3">
-      <w:start w:val="1"/>
-      <w:numFmt w:val="decimal"/>
-      <w:lvlText w:val="%1.%2.%3.%4"/>
-      <w:lvlJc w:val="left"/>
-      <w:pPr>
-        <w:ind w:left="2160" w:hanging="1080"/>
-      </w:pPr>
-      <w:rPr>
-        <w:rFonts w:hint="default"/>
-      </w:rPr>
-    </w:lvl>
-    <w:lvl w:ilvl="4">
-      <w:start w:val="1"/>
-      <w:numFmt w:val="decimal"/>
-      <w:lvlText w:val="%1.%2.%3.%4.%5"/>
-      <w:lvlJc w:val="left"/>
-      <w:pPr>
-        <w:ind w:left="2520" w:hanging="1080"/>
-      </w:pPr>
-      <w:rPr>
-        <w:rFonts w:hint="default"/>
-      </w:rPr>
-    </w:lvl>
-    <w:lvl w:ilvl="5">
-      <w:start w:val="1"/>
-      <w:numFmt w:val="decimal"/>
-      <w:lvlText w:val="%1.%2.%3.%4.%5.%6"/>
-      <w:lvlJc w:val="left"/>
-      <w:pPr>
-        <w:ind w:left="3240" w:hanging="1440"/>
-      </w:pPr>
-      <w:rPr>
-        <w:rFonts w:hint="default"/>
-      </w:rPr>
-    </w:lvl>
-    <w:lvl w:ilvl="6">
-      <w:start w:val="1"/>
-      <w:numFmt w:val="decimal"/>
-      <w:lvlText w:val="%1.%2.%3.%4.%5.%6.%7"/>
-      <w:lvlJc w:val="left"/>
-      <w:pPr>
-        <w:ind w:left="3600" w:hanging="1440"/>
-      </w:pPr>
-      <w:rPr>
-        <w:rFonts w:hint="default"/>
-      </w:rPr>
-    </w:lvl>
-    <w:lvl w:ilvl="7">
-      <w:start w:val="1"/>
-      <w:numFmt w:val="decimal"/>
-      <w:lvlText w:val="%1.%2.%3.%4.%5.%6.%7.%8"/>
-      <w:lvlJc w:val="left"/>
-      <w:pPr>
-        <w:ind w:left="4320" w:hanging="1800"/>
-      </w:pPr>
-      <w:rPr>
-        <w:rFonts w:hint="default"/>
-      </w:rPr>
-    </w:lvl>
-    <w:lvl w:ilvl="8">
-      <w:start w:val="1"/>
-      <w:numFmt w:val="decimal"/>
-      <w:lvlText w:val="%1.%2.%3.%4.%5.%6.%7.%8.%9"/>
-      <w:lvlJc w:val="left"/>
-      <w:pPr>
-        <w:ind w:left="5040" w:hanging="2160"/>
-      </w:pPr>
-      <w:rPr>
-        <w:rFonts w:hint="default"/>
-      </w:rPr>
-    </w:lvl>
-  </w:abstractNum>
-  <w:abstractNum w:abstractNumId="35" w15:restartNumberingAfterBreak="0">
+  <w:abstractNum w:abstractNumId="9" w15:restartNumberingAfterBreak="0">
     <w:nsid w:val="2C0F7239"/>
     <w:multiLevelType w:val="multilevel"/>
     <w:tmpl w:val="9B2EA880"/>
@@ -5966,1156 +3641,17 @@
       </w:rPr>
     </w:lvl>
   </w:abstractNum>
-  <w:abstractNum w:abstractNumId="36" w15:restartNumberingAfterBreak="0">
-    <w:nsid w:val="2F4F3124"/>
+  <w:abstractNum w:abstractNumId="10" w15:restartNumberingAfterBreak="0">
+    <w:nsid w:val="48A077B5"/>
     <w:multiLevelType w:val="hybridMultilevel"/>
-    <w:tmpl w:val="C0B44282"/>
-    <w:lvl w:ilvl="0" w:tplc="D646E724">
-      <w:numFmt w:val="bullet"/>
-      <w:lvlText w:val=""/>
-      <w:lvlJc w:val="left"/>
-      <w:pPr>
-        <w:ind w:left="743" w:hanging="360"/>
-      </w:pPr>
-      <w:rPr>
-        <w:rFonts w:ascii="Symbol" w:eastAsia="Symbol" w:hAnsi="Symbol" w:cs="Symbol" w:hint="default"/>
-        <w:b w:val="0"/>
-        <w:bCs w:val="0"/>
-        <w:i w:val="0"/>
-        <w:iCs w:val="0"/>
-        <w:spacing w:val="0"/>
-        <w:w w:val="99"/>
-        <w:sz w:val="20"/>
-        <w:szCs w:val="20"/>
-        <w:lang w:val="en-US" w:eastAsia="en-US" w:bidi="ar-SA"/>
-      </w:rPr>
-    </w:lvl>
-    <w:lvl w:ilvl="1" w:tplc="E996C828">
-      <w:numFmt w:val="bullet"/>
-      <w:lvlText w:val="•"/>
-      <w:lvlJc w:val="left"/>
-      <w:pPr>
-        <w:ind w:left="1573" w:hanging="360"/>
-      </w:pPr>
-      <w:rPr>
-        <w:rFonts w:hint="default"/>
-        <w:lang w:val="en-US" w:eastAsia="en-US" w:bidi="ar-SA"/>
-      </w:rPr>
-    </w:lvl>
-    <w:lvl w:ilvl="2" w:tplc="3A58B25A">
-      <w:numFmt w:val="bullet"/>
-      <w:lvlText w:val="•"/>
-      <w:lvlJc w:val="left"/>
-      <w:pPr>
-        <w:ind w:left="2406" w:hanging="360"/>
-      </w:pPr>
-      <w:rPr>
-        <w:rFonts w:hint="default"/>
-        <w:lang w:val="en-US" w:eastAsia="en-US" w:bidi="ar-SA"/>
-      </w:rPr>
-    </w:lvl>
-    <w:lvl w:ilvl="3" w:tplc="95682970">
-      <w:numFmt w:val="bullet"/>
-      <w:lvlText w:val="•"/>
-      <w:lvlJc w:val="left"/>
-      <w:pPr>
-        <w:ind w:left="3239" w:hanging="360"/>
-      </w:pPr>
-      <w:rPr>
-        <w:rFonts w:hint="default"/>
-        <w:lang w:val="en-US" w:eastAsia="en-US" w:bidi="ar-SA"/>
-      </w:rPr>
-    </w:lvl>
-    <w:lvl w:ilvl="4" w:tplc="F2401528">
-      <w:numFmt w:val="bullet"/>
-      <w:lvlText w:val="•"/>
-      <w:lvlJc w:val="left"/>
-      <w:pPr>
-        <w:ind w:left="4072" w:hanging="360"/>
-      </w:pPr>
-      <w:rPr>
-        <w:rFonts w:hint="default"/>
-        <w:lang w:val="en-US" w:eastAsia="en-US" w:bidi="ar-SA"/>
-      </w:rPr>
-    </w:lvl>
-    <w:lvl w:ilvl="5" w:tplc="1D62AFC0">
-      <w:numFmt w:val="bullet"/>
-      <w:lvlText w:val="•"/>
-      <w:lvlJc w:val="left"/>
-      <w:pPr>
-        <w:ind w:left="4906" w:hanging="360"/>
-      </w:pPr>
-      <w:rPr>
-        <w:rFonts w:hint="default"/>
-        <w:lang w:val="en-US" w:eastAsia="en-US" w:bidi="ar-SA"/>
-      </w:rPr>
-    </w:lvl>
-    <w:lvl w:ilvl="6" w:tplc="0A40AEA2">
-      <w:numFmt w:val="bullet"/>
-      <w:lvlText w:val="•"/>
-      <w:lvlJc w:val="left"/>
-      <w:pPr>
-        <w:ind w:left="5739" w:hanging="360"/>
-      </w:pPr>
-      <w:rPr>
-        <w:rFonts w:hint="default"/>
-        <w:lang w:val="en-US" w:eastAsia="en-US" w:bidi="ar-SA"/>
-      </w:rPr>
-    </w:lvl>
-    <w:lvl w:ilvl="7" w:tplc="F3A45B22">
-      <w:numFmt w:val="bullet"/>
-      <w:lvlText w:val="•"/>
-      <w:lvlJc w:val="left"/>
-      <w:pPr>
-        <w:ind w:left="6572" w:hanging="360"/>
-      </w:pPr>
-      <w:rPr>
-        <w:rFonts w:hint="default"/>
-        <w:lang w:val="en-US" w:eastAsia="en-US" w:bidi="ar-SA"/>
-      </w:rPr>
-    </w:lvl>
-    <w:lvl w:ilvl="8" w:tplc="B9429706">
-      <w:numFmt w:val="bullet"/>
-      <w:lvlText w:val="•"/>
-      <w:lvlJc w:val="left"/>
-      <w:pPr>
-        <w:ind w:left="7405" w:hanging="360"/>
-      </w:pPr>
-      <w:rPr>
-        <w:rFonts w:hint="default"/>
-        <w:lang w:val="en-US" w:eastAsia="en-US" w:bidi="ar-SA"/>
-      </w:rPr>
-    </w:lvl>
-  </w:abstractNum>
-  <w:abstractNum w:abstractNumId="37" w15:restartNumberingAfterBreak="0">
-    <w:nsid w:val="2F601EEB"/>
-    <w:multiLevelType w:val="multilevel"/>
-    <w:tmpl w:val="2F601EEB"/>
-    <w:lvl w:ilvl="0">
-      <w:start w:val="1"/>
-      <w:numFmt w:val="bullet"/>
-      <w:lvlText w:val=""/>
-      <w:lvlJc w:val="left"/>
-      <w:pPr>
-        <w:tabs>
-          <w:tab w:val="left" w:pos="720"/>
-        </w:tabs>
-        <w:ind w:left="720" w:hanging="360"/>
-      </w:pPr>
-      <w:rPr>
-        <w:rFonts w:ascii="Symbol" w:hAnsi="Symbol" w:cs="Symbol"/>
-        <w:sz w:val="20"/>
-      </w:rPr>
-    </w:lvl>
-    <w:lvl w:ilvl="1">
-      <w:start w:val="1"/>
-      <w:numFmt w:val="bullet"/>
-      <w:lvlText w:val="o"/>
-      <w:lvlJc w:val="left"/>
-      <w:pPr>
-        <w:tabs>
-          <w:tab w:val="left" w:pos="1440"/>
-        </w:tabs>
-        <w:ind w:left="1440" w:hanging="360"/>
-      </w:pPr>
-      <w:rPr>
-        <w:rFonts w:ascii="Courier New" w:hAnsi="Courier New" w:cs="Courier New"/>
-        <w:sz w:val="20"/>
-      </w:rPr>
-    </w:lvl>
-    <w:lvl w:ilvl="2">
-      <w:start w:val="1"/>
-      <w:numFmt w:val="bullet"/>
-      <w:lvlText w:val=""/>
-      <w:lvlJc w:val="left"/>
-      <w:pPr>
-        <w:tabs>
-          <w:tab w:val="left" w:pos="2160"/>
-        </w:tabs>
-        <w:ind w:left="2160" w:hanging="360"/>
-      </w:pPr>
-      <w:rPr>
-        <w:rFonts w:ascii="Wingdings" w:hAnsi="Wingdings" w:cs="Wingdings"/>
-        <w:sz w:val="20"/>
-      </w:rPr>
-    </w:lvl>
-    <w:lvl w:ilvl="3">
-      <w:start w:val="1"/>
-      <w:numFmt w:val="bullet"/>
-      <w:lvlText w:val=""/>
-      <w:lvlJc w:val="left"/>
-      <w:pPr>
-        <w:tabs>
-          <w:tab w:val="left" w:pos="2880"/>
-        </w:tabs>
-        <w:ind w:left="2880" w:hanging="360"/>
-      </w:pPr>
-      <w:rPr>
-        <w:rFonts w:ascii="Wingdings" w:hAnsi="Wingdings" w:cs="Wingdings" w:hint="default"/>
-        <w:sz w:val="20"/>
-      </w:rPr>
-    </w:lvl>
-    <w:lvl w:ilvl="4">
-      <w:start w:val="1"/>
-      <w:numFmt w:val="bullet"/>
-      <w:lvlText w:val=""/>
-      <w:lvlJc w:val="left"/>
-      <w:pPr>
-        <w:tabs>
-          <w:tab w:val="left" w:pos="3600"/>
-        </w:tabs>
-        <w:ind w:left="3600" w:hanging="360"/>
-      </w:pPr>
-      <w:rPr>
-        <w:rFonts w:ascii="Wingdings" w:hAnsi="Wingdings" w:cs="Wingdings" w:hint="default"/>
-        <w:sz w:val="20"/>
-      </w:rPr>
-    </w:lvl>
-    <w:lvl w:ilvl="5">
-      <w:start w:val="1"/>
-      <w:numFmt w:val="bullet"/>
-      <w:lvlText w:val=""/>
-      <w:lvlJc w:val="left"/>
-      <w:pPr>
-        <w:tabs>
-          <w:tab w:val="left" w:pos="4320"/>
-        </w:tabs>
-        <w:ind w:left="4320" w:hanging="360"/>
-      </w:pPr>
-      <w:rPr>
-        <w:rFonts w:ascii="Wingdings" w:hAnsi="Wingdings" w:cs="Wingdings" w:hint="default"/>
-        <w:sz w:val="20"/>
-      </w:rPr>
-    </w:lvl>
-    <w:lvl w:ilvl="6">
-      <w:start w:val="1"/>
-      <w:numFmt w:val="bullet"/>
-      <w:lvlText w:val=""/>
-      <w:lvlJc w:val="left"/>
-      <w:pPr>
-        <w:tabs>
-          <w:tab w:val="left" w:pos="5040"/>
-        </w:tabs>
-        <w:ind w:left="5040" w:hanging="360"/>
-      </w:pPr>
-      <w:rPr>
-        <w:rFonts w:ascii="Wingdings" w:hAnsi="Wingdings" w:cs="Wingdings" w:hint="default"/>
-        <w:sz w:val="20"/>
-      </w:rPr>
-    </w:lvl>
-    <w:lvl w:ilvl="7">
-      <w:start w:val="1"/>
-      <w:numFmt w:val="bullet"/>
-      <w:lvlText w:val=""/>
-      <w:lvlJc w:val="left"/>
-      <w:pPr>
-        <w:tabs>
-          <w:tab w:val="left" w:pos="5760"/>
-        </w:tabs>
-        <w:ind w:left="5760" w:hanging="360"/>
-      </w:pPr>
-      <w:rPr>
-        <w:rFonts w:ascii="Wingdings" w:hAnsi="Wingdings" w:cs="Wingdings" w:hint="default"/>
-        <w:sz w:val="20"/>
-      </w:rPr>
-    </w:lvl>
-    <w:lvl w:ilvl="8">
-      <w:start w:val="1"/>
-      <w:numFmt w:val="bullet"/>
-      <w:lvlText w:val=""/>
-      <w:lvlJc w:val="left"/>
-      <w:pPr>
-        <w:tabs>
-          <w:tab w:val="left" w:pos="6480"/>
-        </w:tabs>
-        <w:ind w:left="6480" w:hanging="360"/>
-      </w:pPr>
-      <w:rPr>
-        <w:rFonts w:ascii="Wingdings" w:hAnsi="Wingdings" w:cs="Wingdings" w:hint="default"/>
-        <w:sz w:val="20"/>
-      </w:rPr>
-    </w:lvl>
-  </w:abstractNum>
-  <w:abstractNum w:abstractNumId="38" w15:restartNumberingAfterBreak="0">
-    <w:nsid w:val="3037AAA2"/>
-    <w:multiLevelType w:val="singleLevel"/>
-    <w:tmpl w:val="3037AAA2"/>
-    <w:lvl w:ilvl="0">
-      <w:start w:val="1"/>
-      <w:numFmt w:val="bullet"/>
-      <w:lvlText w:val=""/>
-      <w:lvlJc w:val="left"/>
-      <w:pPr>
-        <w:tabs>
-          <w:tab w:val="left" w:pos="840"/>
-        </w:tabs>
-        <w:ind w:left="840" w:hanging="420"/>
-      </w:pPr>
-      <w:rPr>
-        <w:rFonts w:ascii="Wingdings" w:hAnsi="Wingdings" w:hint="default"/>
-        <w:sz w:val="14"/>
-        <w:szCs w:val="14"/>
-      </w:rPr>
-    </w:lvl>
-  </w:abstractNum>
-  <w:abstractNum w:abstractNumId="39" w15:restartNumberingAfterBreak="0">
-    <w:nsid w:val="3A650384"/>
-    <w:multiLevelType w:val="multilevel"/>
-    <w:tmpl w:val="25F0E326"/>
-    <w:lvl w:ilvl="0">
-      <w:start w:val="1"/>
-      <w:numFmt w:val="bullet"/>
-      <w:lvlText w:val=""/>
-      <w:lvlJc w:val="left"/>
-      <w:pPr>
-        <w:tabs>
-          <w:tab w:val="num" w:pos="720"/>
-        </w:tabs>
-        <w:ind w:left="720" w:hanging="360"/>
-      </w:pPr>
-      <w:rPr>
-        <w:rFonts w:ascii="Symbol" w:hAnsi="Symbol" w:hint="default"/>
-        <w:sz w:val="20"/>
-      </w:rPr>
-    </w:lvl>
-    <w:lvl w:ilvl="1" w:tentative="1">
-      <w:start w:val="1"/>
-      <w:numFmt w:val="bullet"/>
-      <w:lvlText w:val="o"/>
-      <w:lvlJc w:val="left"/>
-      <w:pPr>
-        <w:tabs>
-          <w:tab w:val="num" w:pos="1440"/>
-        </w:tabs>
-        <w:ind w:left="1440" w:hanging="360"/>
-      </w:pPr>
-      <w:rPr>
-        <w:rFonts w:ascii="Courier New" w:hAnsi="Courier New" w:hint="default"/>
-        <w:sz w:val="20"/>
-      </w:rPr>
-    </w:lvl>
-    <w:lvl w:ilvl="2" w:tentative="1">
-      <w:start w:val="1"/>
-      <w:numFmt w:val="bullet"/>
-      <w:lvlText w:val=""/>
-      <w:lvlJc w:val="left"/>
-      <w:pPr>
-        <w:tabs>
-          <w:tab w:val="num" w:pos="2160"/>
-        </w:tabs>
-        <w:ind w:left="2160" w:hanging="360"/>
-      </w:pPr>
-      <w:rPr>
-        <w:rFonts w:ascii="Wingdings" w:hAnsi="Wingdings" w:hint="default"/>
-        <w:sz w:val="20"/>
-      </w:rPr>
-    </w:lvl>
-    <w:lvl w:ilvl="3" w:tentative="1">
-      <w:start w:val="1"/>
-      <w:numFmt w:val="bullet"/>
-      <w:lvlText w:val=""/>
-      <w:lvlJc w:val="left"/>
-      <w:pPr>
-        <w:tabs>
-          <w:tab w:val="num" w:pos="2880"/>
-        </w:tabs>
-        <w:ind w:left="2880" w:hanging="360"/>
-      </w:pPr>
-      <w:rPr>
-        <w:rFonts w:ascii="Wingdings" w:hAnsi="Wingdings" w:hint="default"/>
-        <w:sz w:val="20"/>
-      </w:rPr>
-    </w:lvl>
-    <w:lvl w:ilvl="4" w:tentative="1">
-      <w:start w:val="1"/>
-      <w:numFmt w:val="bullet"/>
-      <w:lvlText w:val=""/>
-      <w:lvlJc w:val="left"/>
-      <w:pPr>
-        <w:tabs>
-          <w:tab w:val="num" w:pos="3600"/>
-        </w:tabs>
-        <w:ind w:left="3600" w:hanging="360"/>
-      </w:pPr>
-      <w:rPr>
-        <w:rFonts w:ascii="Wingdings" w:hAnsi="Wingdings" w:hint="default"/>
-        <w:sz w:val="20"/>
-      </w:rPr>
-    </w:lvl>
-    <w:lvl w:ilvl="5" w:tentative="1">
-      <w:start w:val="1"/>
-      <w:numFmt w:val="bullet"/>
-      <w:lvlText w:val=""/>
-      <w:lvlJc w:val="left"/>
-      <w:pPr>
-        <w:tabs>
-          <w:tab w:val="num" w:pos="4320"/>
-        </w:tabs>
-        <w:ind w:left="4320" w:hanging="360"/>
-      </w:pPr>
-      <w:rPr>
-        <w:rFonts w:ascii="Wingdings" w:hAnsi="Wingdings" w:hint="default"/>
-        <w:sz w:val="20"/>
-      </w:rPr>
-    </w:lvl>
-    <w:lvl w:ilvl="6" w:tentative="1">
-      <w:start w:val="1"/>
-      <w:numFmt w:val="bullet"/>
-      <w:lvlText w:val=""/>
-      <w:lvlJc w:val="left"/>
-      <w:pPr>
-        <w:tabs>
-          <w:tab w:val="num" w:pos="5040"/>
-        </w:tabs>
-        <w:ind w:left="5040" w:hanging="360"/>
-      </w:pPr>
-      <w:rPr>
-        <w:rFonts w:ascii="Wingdings" w:hAnsi="Wingdings" w:hint="default"/>
-        <w:sz w:val="20"/>
-      </w:rPr>
-    </w:lvl>
-    <w:lvl w:ilvl="7" w:tentative="1">
-      <w:start w:val="1"/>
-      <w:numFmt w:val="bullet"/>
-      <w:lvlText w:val=""/>
-      <w:lvlJc w:val="left"/>
-      <w:pPr>
-        <w:tabs>
-          <w:tab w:val="num" w:pos="5760"/>
-        </w:tabs>
-        <w:ind w:left="5760" w:hanging="360"/>
-      </w:pPr>
-      <w:rPr>
-        <w:rFonts w:ascii="Wingdings" w:hAnsi="Wingdings" w:hint="default"/>
-        <w:sz w:val="20"/>
-      </w:rPr>
-    </w:lvl>
-    <w:lvl w:ilvl="8" w:tentative="1">
-      <w:start w:val="1"/>
-      <w:numFmt w:val="bullet"/>
-      <w:lvlText w:val=""/>
-      <w:lvlJc w:val="left"/>
-      <w:pPr>
-        <w:tabs>
-          <w:tab w:val="num" w:pos="6480"/>
-        </w:tabs>
-        <w:ind w:left="6480" w:hanging="360"/>
-      </w:pPr>
-      <w:rPr>
-        <w:rFonts w:ascii="Wingdings" w:hAnsi="Wingdings" w:hint="default"/>
-        <w:sz w:val="20"/>
-      </w:rPr>
-    </w:lvl>
-  </w:abstractNum>
-  <w:abstractNum w:abstractNumId="40" w15:restartNumberingAfterBreak="0">
-    <w:nsid w:val="3AA462D7"/>
-    <w:multiLevelType w:val="hybridMultilevel"/>
-    <w:tmpl w:val="5E60DBBE"/>
-    <w:lvl w:ilvl="0" w:tplc="A6E88CBA">
-      <w:start w:val="1"/>
-      <w:numFmt w:val="decimal"/>
-      <w:lvlText w:val="%1."/>
-      <w:lvlJc w:val="left"/>
-      <w:pPr>
-        <w:ind w:left="743" w:hanging="360"/>
-      </w:pPr>
-      <w:rPr>
-        <w:rFonts w:ascii="Calibri" w:eastAsia="Calibri" w:hAnsi="Calibri" w:cs="Calibri" w:hint="default"/>
-        <w:b w:val="0"/>
-        <w:bCs w:val="0"/>
-        <w:i w:val="0"/>
-        <w:iCs w:val="0"/>
-        <w:spacing w:val="0"/>
-        <w:w w:val="99"/>
-        <w:sz w:val="26"/>
-        <w:szCs w:val="26"/>
-        <w:lang w:val="en-US" w:eastAsia="en-US" w:bidi="ar-SA"/>
-      </w:rPr>
-    </w:lvl>
-    <w:lvl w:ilvl="1" w:tplc="5D2A7F1E">
-      <w:numFmt w:val="bullet"/>
-      <w:lvlText w:val=""/>
-      <w:lvlJc w:val="left"/>
-      <w:pPr>
-        <w:ind w:left="743" w:hanging="360"/>
-      </w:pPr>
-      <w:rPr>
-        <w:rFonts w:ascii="Symbol" w:eastAsia="Symbol" w:hAnsi="Symbol" w:cs="Symbol" w:hint="default"/>
-        <w:b w:val="0"/>
-        <w:bCs w:val="0"/>
-        <w:i w:val="0"/>
-        <w:iCs w:val="0"/>
-        <w:spacing w:val="0"/>
-        <w:w w:val="99"/>
-        <w:sz w:val="20"/>
-        <w:szCs w:val="20"/>
-        <w:lang w:val="en-US" w:eastAsia="en-US" w:bidi="ar-SA"/>
-      </w:rPr>
-    </w:lvl>
-    <w:lvl w:ilvl="2" w:tplc="049C1B1C">
-      <w:numFmt w:val="bullet"/>
-      <w:lvlText w:val="•"/>
-      <w:lvlJc w:val="left"/>
-      <w:pPr>
-        <w:ind w:left="2406" w:hanging="360"/>
-      </w:pPr>
-      <w:rPr>
-        <w:rFonts w:hint="default"/>
-        <w:lang w:val="en-US" w:eastAsia="en-US" w:bidi="ar-SA"/>
-      </w:rPr>
-    </w:lvl>
-    <w:lvl w:ilvl="3" w:tplc="6BFAF518">
-      <w:numFmt w:val="bullet"/>
-      <w:lvlText w:val="•"/>
-      <w:lvlJc w:val="left"/>
-      <w:pPr>
-        <w:ind w:left="3239" w:hanging="360"/>
-      </w:pPr>
-      <w:rPr>
-        <w:rFonts w:hint="default"/>
-        <w:lang w:val="en-US" w:eastAsia="en-US" w:bidi="ar-SA"/>
-      </w:rPr>
-    </w:lvl>
-    <w:lvl w:ilvl="4" w:tplc="3B049CB8">
-      <w:numFmt w:val="bullet"/>
-      <w:lvlText w:val="•"/>
-      <w:lvlJc w:val="left"/>
-      <w:pPr>
-        <w:ind w:left="4072" w:hanging="360"/>
-      </w:pPr>
-      <w:rPr>
-        <w:rFonts w:hint="default"/>
-        <w:lang w:val="en-US" w:eastAsia="en-US" w:bidi="ar-SA"/>
-      </w:rPr>
-    </w:lvl>
-    <w:lvl w:ilvl="5" w:tplc="A3FA3ADC">
-      <w:numFmt w:val="bullet"/>
-      <w:lvlText w:val="•"/>
-      <w:lvlJc w:val="left"/>
-      <w:pPr>
-        <w:ind w:left="4906" w:hanging="360"/>
-      </w:pPr>
-      <w:rPr>
-        <w:rFonts w:hint="default"/>
-        <w:lang w:val="en-US" w:eastAsia="en-US" w:bidi="ar-SA"/>
-      </w:rPr>
-    </w:lvl>
-    <w:lvl w:ilvl="6" w:tplc="7CA67890">
-      <w:numFmt w:val="bullet"/>
-      <w:lvlText w:val="•"/>
-      <w:lvlJc w:val="left"/>
-      <w:pPr>
-        <w:ind w:left="5739" w:hanging="360"/>
-      </w:pPr>
-      <w:rPr>
-        <w:rFonts w:hint="default"/>
-        <w:lang w:val="en-US" w:eastAsia="en-US" w:bidi="ar-SA"/>
-      </w:rPr>
-    </w:lvl>
-    <w:lvl w:ilvl="7" w:tplc="C8226D3A">
-      <w:numFmt w:val="bullet"/>
-      <w:lvlText w:val="•"/>
-      <w:lvlJc w:val="left"/>
-      <w:pPr>
-        <w:ind w:left="6572" w:hanging="360"/>
-      </w:pPr>
-      <w:rPr>
-        <w:rFonts w:hint="default"/>
-        <w:lang w:val="en-US" w:eastAsia="en-US" w:bidi="ar-SA"/>
-      </w:rPr>
-    </w:lvl>
-    <w:lvl w:ilvl="8" w:tplc="AEBABF68">
-      <w:numFmt w:val="bullet"/>
-      <w:lvlText w:val="•"/>
-      <w:lvlJc w:val="left"/>
-      <w:pPr>
-        <w:ind w:left="7405" w:hanging="360"/>
-      </w:pPr>
-      <w:rPr>
-        <w:rFonts w:hint="default"/>
-        <w:lang w:val="en-US" w:eastAsia="en-US" w:bidi="ar-SA"/>
-      </w:rPr>
-    </w:lvl>
-  </w:abstractNum>
-  <w:abstractNum w:abstractNumId="41" w15:restartNumberingAfterBreak="0">
-    <w:nsid w:val="3E127635"/>
-    <w:multiLevelType w:val="multilevel"/>
-    <w:tmpl w:val="3E127635"/>
-    <w:lvl w:ilvl="0">
-      <w:start w:val="1"/>
-      <w:numFmt w:val="bullet"/>
-      <w:lvlText w:val=""/>
-      <w:lvlJc w:val="left"/>
-      <w:pPr>
-        <w:tabs>
-          <w:tab w:val="left" w:pos="720"/>
-        </w:tabs>
-        <w:ind w:left="720" w:hanging="360"/>
-      </w:pPr>
-      <w:rPr>
-        <w:rFonts w:ascii="Symbol" w:hAnsi="Symbol" w:cs="Symbol"/>
-        <w:sz w:val="20"/>
-      </w:rPr>
-    </w:lvl>
-    <w:lvl w:ilvl="1">
-      <w:start w:val="1"/>
-      <w:numFmt w:val="bullet"/>
-      <w:lvlText w:val="o"/>
-      <w:lvlJc w:val="left"/>
-      <w:pPr>
-        <w:tabs>
-          <w:tab w:val="left" w:pos="1440"/>
-        </w:tabs>
-        <w:ind w:left="1440" w:hanging="360"/>
-      </w:pPr>
-      <w:rPr>
-        <w:rFonts w:ascii="Courier New" w:hAnsi="Courier New" w:cs="Courier New"/>
-        <w:sz w:val="20"/>
-      </w:rPr>
-    </w:lvl>
-    <w:lvl w:ilvl="2">
-      <w:start w:val="1"/>
-      <w:numFmt w:val="bullet"/>
-      <w:lvlText w:val=""/>
-      <w:lvlJc w:val="left"/>
-      <w:pPr>
-        <w:tabs>
-          <w:tab w:val="left" w:pos="2160"/>
-        </w:tabs>
-        <w:ind w:left="2160" w:hanging="360"/>
-      </w:pPr>
-      <w:rPr>
-        <w:rFonts w:ascii="Wingdings" w:hAnsi="Wingdings" w:cs="Wingdings"/>
-        <w:sz w:val="20"/>
-      </w:rPr>
-    </w:lvl>
-    <w:lvl w:ilvl="3">
-      <w:start w:val="1"/>
-      <w:numFmt w:val="bullet"/>
-      <w:lvlText w:val=""/>
-      <w:lvlJc w:val="left"/>
-      <w:pPr>
-        <w:tabs>
-          <w:tab w:val="left" w:pos="2880"/>
-        </w:tabs>
-        <w:ind w:left="2880" w:hanging="360"/>
-      </w:pPr>
-      <w:rPr>
-        <w:rFonts w:ascii="Wingdings" w:hAnsi="Wingdings" w:cs="Wingdings" w:hint="default"/>
-        <w:sz w:val="20"/>
-      </w:rPr>
-    </w:lvl>
-    <w:lvl w:ilvl="4">
-      <w:start w:val="1"/>
-      <w:numFmt w:val="bullet"/>
-      <w:lvlText w:val=""/>
-      <w:lvlJc w:val="left"/>
-      <w:pPr>
-        <w:tabs>
-          <w:tab w:val="left" w:pos="3600"/>
-        </w:tabs>
-        <w:ind w:left="3600" w:hanging="360"/>
-      </w:pPr>
-      <w:rPr>
-        <w:rFonts w:ascii="Wingdings" w:hAnsi="Wingdings" w:cs="Wingdings" w:hint="default"/>
-        <w:sz w:val="20"/>
-      </w:rPr>
-    </w:lvl>
-    <w:lvl w:ilvl="5">
-      <w:start w:val="1"/>
-      <w:numFmt w:val="bullet"/>
-      <w:lvlText w:val=""/>
-      <w:lvlJc w:val="left"/>
-      <w:pPr>
-        <w:tabs>
-          <w:tab w:val="left" w:pos="4320"/>
-        </w:tabs>
-        <w:ind w:left="4320" w:hanging="360"/>
-      </w:pPr>
-      <w:rPr>
-        <w:rFonts w:ascii="Wingdings" w:hAnsi="Wingdings" w:cs="Wingdings" w:hint="default"/>
-        <w:sz w:val="20"/>
-      </w:rPr>
-    </w:lvl>
-    <w:lvl w:ilvl="6">
-      <w:start w:val="1"/>
-      <w:numFmt w:val="bullet"/>
-      <w:lvlText w:val=""/>
-      <w:lvlJc w:val="left"/>
-      <w:pPr>
-        <w:tabs>
-          <w:tab w:val="left" w:pos="5040"/>
-        </w:tabs>
-        <w:ind w:left="5040" w:hanging="360"/>
-      </w:pPr>
-      <w:rPr>
-        <w:rFonts w:ascii="Wingdings" w:hAnsi="Wingdings" w:cs="Wingdings" w:hint="default"/>
-        <w:sz w:val="20"/>
-      </w:rPr>
-    </w:lvl>
-    <w:lvl w:ilvl="7">
-      <w:start w:val="1"/>
-      <w:numFmt w:val="bullet"/>
-      <w:lvlText w:val=""/>
-      <w:lvlJc w:val="left"/>
-      <w:pPr>
-        <w:tabs>
-          <w:tab w:val="left" w:pos="5760"/>
-        </w:tabs>
-        <w:ind w:left="5760" w:hanging="360"/>
-      </w:pPr>
-      <w:rPr>
-        <w:rFonts w:ascii="Wingdings" w:hAnsi="Wingdings" w:cs="Wingdings" w:hint="default"/>
-        <w:sz w:val="20"/>
-      </w:rPr>
-    </w:lvl>
-    <w:lvl w:ilvl="8">
-      <w:start w:val="1"/>
-      <w:numFmt w:val="bullet"/>
-      <w:lvlText w:val=""/>
-      <w:lvlJc w:val="left"/>
-      <w:pPr>
-        <w:tabs>
-          <w:tab w:val="left" w:pos="6480"/>
-        </w:tabs>
-        <w:ind w:left="6480" w:hanging="360"/>
-      </w:pPr>
-      <w:rPr>
-        <w:rFonts w:ascii="Wingdings" w:hAnsi="Wingdings" w:cs="Wingdings" w:hint="default"/>
-        <w:sz w:val="20"/>
-      </w:rPr>
-    </w:lvl>
-  </w:abstractNum>
-  <w:abstractNum w:abstractNumId="42" w15:restartNumberingAfterBreak="0">
-    <w:nsid w:val="406B0B76"/>
-    <w:multiLevelType w:val="hybridMultilevel"/>
-    <w:tmpl w:val="BEAC5EFE"/>
-    <w:lvl w:ilvl="0" w:tplc="CFDE080C">
-      <w:numFmt w:val="bullet"/>
-      <w:lvlText w:val=""/>
-      <w:lvlJc w:val="left"/>
-      <w:pPr>
-        <w:ind w:left="743" w:hanging="360"/>
-      </w:pPr>
-      <w:rPr>
-        <w:rFonts w:ascii="Symbol" w:eastAsia="Symbol" w:hAnsi="Symbol" w:cs="Symbol" w:hint="default"/>
-        <w:b w:val="0"/>
-        <w:bCs w:val="0"/>
-        <w:i w:val="0"/>
-        <w:iCs w:val="0"/>
-        <w:spacing w:val="0"/>
-        <w:w w:val="99"/>
-        <w:sz w:val="20"/>
-        <w:szCs w:val="20"/>
-        <w:lang w:val="en-US" w:eastAsia="en-US" w:bidi="ar-SA"/>
-      </w:rPr>
-    </w:lvl>
-    <w:lvl w:ilvl="1" w:tplc="3992EB28">
-      <w:numFmt w:val="bullet"/>
-      <w:lvlText w:val="•"/>
-      <w:lvlJc w:val="left"/>
-      <w:pPr>
-        <w:ind w:left="1573" w:hanging="360"/>
-      </w:pPr>
-      <w:rPr>
-        <w:rFonts w:hint="default"/>
-        <w:lang w:val="en-US" w:eastAsia="en-US" w:bidi="ar-SA"/>
-      </w:rPr>
-    </w:lvl>
-    <w:lvl w:ilvl="2" w:tplc="F27C33EE">
-      <w:numFmt w:val="bullet"/>
-      <w:lvlText w:val="•"/>
-      <w:lvlJc w:val="left"/>
-      <w:pPr>
-        <w:ind w:left="2406" w:hanging="360"/>
-      </w:pPr>
-      <w:rPr>
-        <w:rFonts w:hint="default"/>
-        <w:lang w:val="en-US" w:eastAsia="en-US" w:bidi="ar-SA"/>
-      </w:rPr>
-    </w:lvl>
-    <w:lvl w:ilvl="3" w:tplc="B0961514">
-      <w:numFmt w:val="bullet"/>
-      <w:lvlText w:val="•"/>
-      <w:lvlJc w:val="left"/>
-      <w:pPr>
-        <w:ind w:left="3239" w:hanging="360"/>
-      </w:pPr>
-      <w:rPr>
-        <w:rFonts w:hint="default"/>
-        <w:lang w:val="en-US" w:eastAsia="en-US" w:bidi="ar-SA"/>
-      </w:rPr>
-    </w:lvl>
-    <w:lvl w:ilvl="4" w:tplc="057EEF96">
-      <w:numFmt w:val="bullet"/>
-      <w:lvlText w:val="•"/>
-      <w:lvlJc w:val="left"/>
-      <w:pPr>
-        <w:ind w:left="4072" w:hanging="360"/>
-      </w:pPr>
-      <w:rPr>
-        <w:rFonts w:hint="default"/>
-        <w:lang w:val="en-US" w:eastAsia="en-US" w:bidi="ar-SA"/>
-      </w:rPr>
-    </w:lvl>
-    <w:lvl w:ilvl="5" w:tplc="F7481B90">
-      <w:numFmt w:val="bullet"/>
-      <w:lvlText w:val="•"/>
-      <w:lvlJc w:val="left"/>
-      <w:pPr>
-        <w:ind w:left="4906" w:hanging="360"/>
-      </w:pPr>
-      <w:rPr>
-        <w:rFonts w:hint="default"/>
-        <w:lang w:val="en-US" w:eastAsia="en-US" w:bidi="ar-SA"/>
-      </w:rPr>
-    </w:lvl>
-    <w:lvl w:ilvl="6" w:tplc="E5F0E82C">
-      <w:numFmt w:val="bullet"/>
-      <w:lvlText w:val="•"/>
-      <w:lvlJc w:val="left"/>
-      <w:pPr>
-        <w:ind w:left="5739" w:hanging="360"/>
-      </w:pPr>
-      <w:rPr>
-        <w:rFonts w:hint="default"/>
-        <w:lang w:val="en-US" w:eastAsia="en-US" w:bidi="ar-SA"/>
-      </w:rPr>
-    </w:lvl>
-    <w:lvl w:ilvl="7" w:tplc="6D4EC71E">
-      <w:numFmt w:val="bullet"/>
-      <w:lvlText w:val="•"/>
-      <w:lvlJc w:val="left"/>
-      <w:pPr>
-        <w:ind w:left="6572" w:hanging="360"/>
-      </w:pPr>
-      <w:rPr>
-        <w:rFonts w:hint="default"/>
-        <w:lang w:val="en-US" w:eastAsia="en-US" w:bidi="ar-SA"/>
-      </w:rPr>
-    </w:lvl>
-    <w:lvl w:ilvl="8" w:tplc="723853F4">
-      <w:numFmt w:val="bullet"/>
-      <w:lvlText w:val="•"/>
-      <w:lvlJc w:val="left"/>
-      <w:pPr>
-        <w:ind w:left="7405" w:hanging="360"/>
-      </w:pPr>
-      <w:rPr>
-        <w:rFonts w:hint="default"/>
-        <w:lang w:val="en-US" w:eastAsia="en-US" w:bidi="ar-SA"/>
-      </w:rPr>
-    </w:lvl>
-  </w:abstractNum>
-  <w:abstractNum w:abstractNumId="43" w15:restartNumberingAfterBreak="0">
-    <w:nsid w:val="419C4191"/>
-    <w:multiLevelType w:val="multilevel"/>
-    <w:tmpl w:val="18249D40"/>
-    <w:lvl w:ilvl="0">
-      <w:start w:val="1"/>
-      <w:numFmt w:val="bullet"/>
-      <w:lvlText w:val=""/>
-      <w:lvlJc w:val="left"/>
-      <w:pPr>
-        <w:tabs>
-          <w:tab w:val="num" w:pos="720"/>
-        </w:tabs>
-        <w:ind w:left="720" w:hanging="360"/>
-      </w:pPr>
-      <w:rPr>
-        <w:rFonts w:ascii="Symbol" w:hAnsi="Symbol" w:hint="default"/>
-        <w:sz w:val="20"/>
-      </w:rPr>
-    </w:lvl>
-    <w:lvl w:ilvl="1" w:tentative="1">
-      <w:start w:val="1"/>
-      <w:numFmt w:val="bullet"/>
-      <w:lvlText w:val="o"/>
-      <w:lvlJc w:val="left"/>
-      <w:pPr>
-        <w:tabs>
-          <w:tab w:val="num" w:pos="1440"/>
-        </w:tabs>
-        <w:ind w:left="1440" w:hanging="360"/>
-      </w:pPr>
-      <w:rPr>
-        <w:rFonts w:ascii="Courier New" w:hAnsi="Courier New" w:hint="default"/>
-        <w:sz w:val="20"/>
-      </w:rPr>
-    </w:lvl>
-    <w:lvl w:ilvl="2" w:tentative="1">
-      <w:start w:val="1"/>
-      <w:numFmt w:val="bullet"/>
-      <w:lvlText w:val=""/>
-      <w:lvlJc w:val="left"/>
-      <w:pPr>
-        <w:tabs>
-          <w:tab w:val="num" w:pos="2160"/>
-        </w:tabs>
-        <w:ind w:left="2160" w:hanging="360"/>
-      </w:pPr>
-      <w:rPr>
-        <w:rFonts w:ascii="Wingdings" w:hAnsi="Wingdings" w:hint="default"/>
-        <w:sz w:val="20"/>
-      </w:rPr>
-    </w:lvl>
-    <w:lvl w:ilvl="3" w:tentative="1">
-      <w:start w:val="1"/>
-      <w:numFmt w:val="bullet"/>
-      <w:lvlText w:val=""/>
-      <w:lvlJc w:val="left"/>
-      <w:pPr>
-        <w:tabs>
-          <w:tab w:val="num" w:pos="2880"/>
-        </w:tabs>
-        <w:ind w:left="2880" w:hanging="360"/>
-      </w:pPr>
-      <w:rPr>
-        <w:rFonts w:ascii="Wingdings" w:hAnsi="Wingdings" w:hint="default"/>
-        <w:sz w:val="20"/>
-      </w:rPr>
-    </w:lvl>
-    <w:lvl w:ilvl="4" w:tentative="1">
-      <w:start w:val="1"/>
-      <w:numFmt w:val="bullet"/>
-      <w:lvlText w:val=""/>
-      <w:lvlJc w:val="left"/>
-      <w:pPr>
-        <w:tabs>
-          <w:tab w:val="num" w:pos="3600"/>
-        </w:tabs>
-        <w:ind w:left="3600" w:hanging="360"/>
-      </w:pPr>
-      <w:rPr>
-        <w:rFonts w:ascii="Wingdings" w:hAnsi="Wingdings" w:hint="default"/>
-        <w:sz w:val="20"/>
-      </w:rPr>
-    </w:lvl>
-    <w:lvl w:ilvl="5" w:tentative="1">
-      <w:start w:val="1"/>
-      <w:numFmt w:val="bullet"/>
-      <w:lvlText w:val=""/>
-      <w:lvlJc w:val="left"/>
-      <w:pPr>
-        <w:tabs>
-          <w:tab w:val="num" w:pos="4320"/>
-        </w:tabs>
-        <w:ind w:left="4320" w:hanging="360"/>
-      </w:pPr>
-      <w:rPr>
-        <w:rFonts w:ascii="Wingdings" w:hAnsi="Wingdings" w:hint="default"/>
-        <w:sz w:val="20"/>
-      </w:rPr>
-    </w:lvl>
-    <w:lvl w:ilvl="6" w:tentative="1">
-      <w:start w:val="1"/>
-      <w:numFmt w:val="bullet"/>
-      <w:lvlText w:val=""/>
-      <w:lvlJc w:val="left"/>
-      <w:pPr>
-        <w:tabs>
-          <w:tab w:val="num" w:pos="5040"/>
-        </w:tabs>
-        <w:ind w:left="5040" w:hanging="360"/>
-      </w:pPr>
-      <w:rPr>
-        <w:rFonts w:ascii="Wingdings" w:hAnsi="Wingdings" w:hint="default"/>
-        <w:sz w:val="20"/>
-      </w:rPr>
-    </w:lvl>
-    <w:lvl w:ilvl="7" w:tentative="1">
-      <w:start w:val="1"/>
-      <w:numFmt w:val="bullet"/>
-      <w:lvlText w:val=""/>
-      <w:lvlJc w:val="left"/>
-      <w:pPr>
-        <w:tabs>
-          <w:tab w:val="num" w:pos="5760"/>
-        </w:tabs>
-        <w:ind w:left="5760" w:hanging="360"/>
-      </w:pPr>
-      <w:rPr>
-        <w:rFonts w:ascii="Wingdings" w:hAnsi="Wingdings" w:hint="default"/>
-        <w:sz w:val="20"/>
-      </w:rPr>
-    </w:lvl>
-    <w:lvl w:ilvl="8" w:tentative="1">
-      <w:start w:val="1"/>
-      <w:numFmt w:val="bullet"/>
-      <w:lvlText w:val=""/>
-      <w:lvlJc w:val="left"/>
-      <w:pPr>
-        <w:tabs>
-          <w:tab w:val="num" w:pos="6480"/>
-        </w:tabs>
-        <w:ind w:left="6480" w:hanging="360"/>
-      </w:pPr>
-      <w:rPr>
-        <w:rFonts w:ascii="Wingdings" w:hAnsi="Wingdings" w:hint="default"/>
-        <w:sz w:val="20"/>
-      </w:rPr>
-    </w:lvl>
-  </w:abstractNum>
-  <w:abstractNum w:abstractNumId="44" w15:restartNumberingAfterBreak="0">
-    <w:nsid w:val="41A738EE"/>
-    <w:multiLevelType w:val="multilevel"/>
-    <w:tmpl w:val="41A738EE"/>
-    <w:lvl w:ilvl="0">
-      <w:start w:val="1"/>
-      <w:numFmt w:val="bullet"/>
-      <w:lvlText w:val=""/>
-      <w:lvlJc w:val="left"/>
-      <w:pPr>
-        <w:tabs>
-          <w:tab w:val="left" w:pos="720"/>
-        </w:tabs>
-        <w:ind w:left="720" w:hanging="360"/>
-      </w:pPr>
-      <w:rPr>
-        <w:rFonts w:ascii="Symbol" w:hAnsi="Symbol" w:cs="Symbol" w:hint="default"/>
-        <w:sz w:val="20"/>
-      </w:rPr>
-    </w:lvl>
-    <w:lvl w:ilvl="1">
-      <w:start w:val="1"/>
-      <w:numFmt w:val="bullet"/>
-      <w:lvlText w:val="o"/>
-      <w:lvlJc w:val="left"/>
-      <w:pPr>
-        <w:tabs>
-          <w:tab w:val="left" w:pos="1440"/>
-        </w:tabs>
-        <w:ind w:left="1440" w:hanging="360"/>
-      </w:pPr>
-      <w:rPr>
-        <w:rFonts w:ascii="Courier New" w:hAnsi="Courier New" w:cs="Courier New" w:hint="default"/>
-        <w:sz w:val="20"/>
-      </w:rPr>
-    </w:lvl>
-    <w:lvl w:ilvl="2">
-      <w:start w:val="1"/>
-      <w:numFmt w:val="bullet"/>
-      <w:lvlText w:val=""/>
-      <w:lvlJc w:val="left"/>
-      <w:pPr>
-        <w:tabs>
-          <w:tab w:val="left" w:pos="2160"/>
-        </w:tabs>
-        <w:ind w:left="2160" w:hanging="360"/>
-      </w:pPr>
-      <w:rPr>
-        <w:rFonts w:ascii="Wingdings" w:hAnsi="Wingdings" w:cs="Wingdings" w:hint="default"/>
-        <w:sz w:val="20"/>
-      </w:rPr>
-    </w:lvl>
-    <w:lvl w:ilvl="3">
-      <w:start w:val="1"/>
-      <w:numFmt w:val="bullet"/>
-      <w:lvlText w:val=""/>
-      <w:lvlJc w:val="left"/>
-      <w:pPr>
-        <w:tabs>
-          <w:tab w:val="left" w:pos="2880"/>
-        </w:tabs>
-        <w:ind w:left="2880" w:hanging="360"/>
-      </w:pPr>
-      <w:rPr>
-        <w:rFonts w:ascii="Wingdings" w:hAnsi="Wingdings" w:cs="Wingdings" w:hint="default"/>
-        <w:sz w:val="20"/>
-      </w:rPr>
-    </w:lvl>
-    <w:lvl w:ilvl="4">
-      <w:start w:val="1"/>
-      <w:numFmt w:val="bullet"/>
-      <w:lvlText w:val=""/>
-      <w:lvlJc w:val="left"/>
-      <w:pPr>
-        <w:tabs>
-          <w:tab w:val="left" w:pos="3600"/>
-        </w:tabs>
-        <w:ind w:left="3600" w:hanging="360"/>
-      </w:pPr>
-      <w:rPr>
-        <w:rFonts w:ascii="Wingdings" w:hAnsi="Wingdings" w:cs="Wingdings" w:hint="default"/>
-        <w:sz w:val="20"/>
-      </w:rPr>
-    </w:lvl>
-    <w:lvl w:ilvl="5">
-      <w:start w:val="1"/>
-      <w:numFmt w:val="bullet"/>
-      <w:lvlText w:val=""/>
-      <w:lvlJc w:val="left"/>
-      <w:pPr>
-        <w:tabs>
-          <w:tab w:val="left" w:pos="4320"/>
-        </w:tabs>
-        <w:ind w:left="4320" w:hanging="360"/>
-      </w:pPr>
-      <w:rPr>
-        <w:rFonts w:ascii="Wingdings" w:hAnsi="Wingdings" w:cs="Wingdings" w:hint="default"/>
-        <w:sz w:val="20"/>
-      </w:rPr>
-    </w:lvl>
-    <w:lvl w:ilvl="6">
-      <w:start w:val="1"/>
-      <w:numFmt w:val="bullet"/>
-      <w:lvlText w:val=""/>
-      <w:lvlJc w:val="left"/>
-      <w:pPr>
-        <w:tabs>
-          <w:tab w:val="left" w:pos="5040"/>
-        </w:tabs>
-        <w:ind w:left="5040" w:hanging="360"/>
-      </w:pPr>
-      <w:rPr>
-        <w:rFonts w:ascii="Wingdings" w:hAnsi="Wingdings" w:cs="Wingdings" w:hint="default"/>
-        <w:sz w:val="20"/>
-      </w:rPr>
-    </w:lvl>
-    <w:lvl w:ilvl="7">
-      <w:start w:val="1"/>
-      <w:numFmt w:val="bullet"/>
-      <w:lvlText w:val=""/>
-      <w:lvlJc w:val="left"/>
-      <w:pPr>
-        <w:tabs>
-          <w:tab w:val="left" w:pos="5760"/>
-        </w:tabs>
-        <w:ind w:left="5760" w:hanging="360"/>
-      </w:pPr>
-      <w:rPr>
-        <w:rFonts w:ascii="Wingdings" w:hAnsi="Wingdings" w:cs="Wingdings" w:hint="default"/>
-        <w:sz w:val="20"/>
-      </w:rPr>
-    </w:lvl>
-    <w:lvl w:ilvl="8">
-      <w:start w:val="1"/>
-      <w:numFmt w:val="bullet"/>
-      <w:lvlText w:val=""/>
-      <w:lvlJc w:val="left"/>
-      <w:pPr>
-        <w:tabs>
-          <w:tab w:val="left" w:pos="6480"/>
-        </w:tabs>
-        <w:ind w:left="6480" w:hanging="360"/>
-      </w:pPr>
-      <w:rPr>
-        <w:rFonts w:ascii="Wingdings" w:hAnsi="Wingdings" w:cs="Wingdings" w:hint="default"/>
-        <w:sz w:val="20"/>
-      </w:rPr>
-    </w:lvl>
-  </w:abstractNum>
-  <w:abstractNum w:abstractNumId="45" w15:restartNumberingAfterBreak="0">
-    <w:nsid w:val="43A83711"/>
-    <w:multiLevelType w:val="hybridMultilevel"/>
-    <w:tmpl w:val="A0708CAA"/>
+    <w:tmpl w:val="487C465C"/>
     <w:lvl w:ilvl="0" w:tplc="4009000B">
       <w:start w:val="1"/>
       <w:numFmt w:val="bullet"/>
       <w:lvlText w:val=""/>
       <w:lvlJc w:val="left"/>
       <w:pPr>
-        <w:ind w:left="1440" w:hanging="360"/>
+        <w:ind w:left="790" w:hanging="360"/>
       </w:pPr>
       <w:rPr>
         <w:rFonts w:ascii="Wingdings" w:hAnsi="Wingdings" w:hint="default"/>
@@ -7127,7 +3663,7 @@
       <w:lvlText w:val="o"/>
       <w:lvlJc w:val="left"/>
       <w:pPr>
-        <w:ind w:left="2160" w:hanging="360"/>
+        <w:ind w:left="1510" w:hanging="360"/>
       </w:pPr>
       <w:rPr>
         <w:rFonts w:ascii="Courier New" w:hAnsi="Courier New" w:cs="Courier New" w:hint="default"/>
@@ -7139,7 +3675,7 @@
       <w:lvlText w:val=""/>
       <w:lvlJc w:val="left"/>
       <w:pPr>
-        <w:ind w:left="2880" w:hanging="360"/>
+        <w:ind w:left="2230" w:hanging="360"/>
       </w:pPr>
       <w:rPr>
         <w:rFonts w:ascii="Wingdings" w:hAnsi="Wingdings" w:hint="default"/>
@@ -7151,7 +3687,7 @@
       <w:lvlText w:val=""/>
       <w:lvlJc w:val="left"/>
       <w:pPr>
-        <w:ind w:left="3600" w:hanging="360"/>
+        <w:ind w:left="2950" w:hanging="360"/>
       </w:pPr>
       <w:rPr>
         <w:rFonts w:ascii="Symbol" w:hAnsi="Symbol" w:hint="default"/>
@@ -7163,7 +3699,7 @@
       <w:lvlText w:val="o"/>
       <w:lvlJc w:val="left"/>
       <w:pPr>
-        <w:ind w:left="4320" w:hanging="360"/>
+        <w:ind w:left="3670" w:hanging="360"/>
       </w:pPr>
       <w:rPr>
         <w:rFonts w:ascii="Courier New" w:hAnsi="Courier New" w:cs="Courier New" w:hint="default"/>
@@ -7175,7 +3711,7 @@
       <w:lvlText w:val=""/>
       <w:lvlJc w:val="left"/>
       <w:pPr>
-        <w:ind w:left="5040" w:hanging="360"/>
+        <w:ind w:left="4390" w:hanging="360"/>
       </w:pPr>
       <w:rPr>
         <w:rFonts w:ascii="Wingdings" w:hAnsi="Wingdings" w:hint="default"/>
@@ -7187,7 +3723,7 @@
       <w:lvlText w:val=""/>
       <w:lvlJc w:val="left"/>
       <w:pPr>
-        <w:ind w:left="5760" w:hanging="360"/>
+        <w:ind w:left="5110" w:hanging="360"/>
       </w:pPr>
       <w:rPr>
         <w:rFonts w:ascii="Symbol" w:hAnsi="Symbol" w:hint="default"/>
@@ -7199,7 +3735,7 @@
       <w:lvlText w:val="o"/>
       <w:lvlJc w:val="left"/>
       <w:pPr>
-        <w:ind w:left="6480" w:hanging="360"/>
+        <w:ind w:left="5830" w:hanging="360"/>
       </w:pPr>
       <w:rPr>
         <w:rFonts w:ascii="Courier New" w:hAnsi="Courier New" w:cs="Courier New" w:hint="default"/>
@@ -7211,764 +3747,14 @@
       <w:lvlText w:val=""/>
       <w:lvlJc w:val="left"/>
       <w:pPr>
-        <w:ind w:left="7200" w:hanging="360"/>
+        <w:ind w:left="6550" w:hanging="360"/>
       </w:pPr>
       <w:rPr>
         <w:rFonts w:ascii="Wingdings" w:hAnsi="Wingdings" w:hint="default"/>
       </w:rPr>
     </w:lvl>
   </w:abstractNum>
-  <w:abstractNum w:abstractNumId="46" w15:restartNumberingAfterBreak="0">
-    <w:nsid w:val="457C6F3A"/>
-    <w:multiLevelType w:val="multilevel"/>
-    <w:tmpl w:val="B9E2B6BA"/>
-    <w:lvl w:ilvl="0">
-      <w:start w:val="5"/>
-      <w:numFmt w:val="decimal"/>
-      <w:lvlText w:val="%1"/>
-      <w:lvlJc w:val="left"/>
-      <w:pPr>
-        <w:ind w:left="560" w:hanging="560"/>
-      </w:pPr>
-      <w:rPr>
-        <w:rFonts w:hint="default"/>
-      </w:rPr>
-    </w:lvl>
-    <w:lvl w:ilvl="1">
-      <w:start w:val="2"/>
-      <w:numFmt w:val="decimal"/>
-      <w:lvlText w:val="%1.%2"/>
-      <w:lvlJc w:val="left"/>
-      <w:pPr>
-        <w:ind w:left="868" w:hanging="560"/>
-      </w:pPr>
-      <w:rPr>
-        <w:rFonts w:hint="default"/>
-      </w:rPr>
-    </w:lvl>
-    <w:lvl w:ilvl="2">
-      <w:start w:val="3"/>
-      <w:numFmt w:val="decimal"/>
-      <w:lvlText w:val="%1.%2.%3"/>
-      <w:lvlJc w:val="left"/>
-      <w:pPr>
-        <w:ind w:left="1336" w:hanging="720"/>
-      </w:pPr>
-      <w:rPr>
-        <w:rFonts w:hint="default"/>
-      </w:rPr>
-    </w:lvl>
-    <w:lvl w:ilvl="3">
-      <w:start w:val="1"/>
-      <w:numFmt w:val="decimal"/>
-      <w:lvlText w:val="%1.%2.%3.%4"/>
-      <w:lvlJc w:val="left"/>
-      <w:pPr>
-        <w:ind w:left="2004" w:hanging="1080"/>
-      </w:pPr>
-      <w:rPr>
-        <w:rFonts w:hint="default"/>
-      </w:rPr>
-    </w:lvl>
-    <w:lvl w:ilvl="4">
-      <w:start w:val="1"/>
-      <w:numFmt w:val="decimal"/>
-      <w:lvlText w:val="%1.%2.%3.%4.%5"/>
-      <w:lvlJc w:val="left"/>
-      <w:pPr>
-        <w:ind w:left="2312" w:hanging="1080"/>
-      </w:pPr>
-      <w:rPr>
-        <w:rFonts w:hint="default"/>
-      </w:rPr>
-    </w:lvl>
-    <w:lvl w:ilvl="5">
-      <w:start w:val="1"/>
-      <w:numFmt w:val="decimal"/>
-      <w:lvlText w:val="%1.%2.%3.%4.%5.%6"/>
-      <w:lvlJc w:val="left"/>
-      <w:pPr>
-        <w:ind w:left="2980" w:hanging="1440"/>
-      </w:pPr>
-      <w:rPr>
-        <w:rFonts w:hint="default"/>
-      </w:rPr>
-    </w:lvl>
-    <w:lvl w:ilvl="6">
-      <w:start w:val="1"/>
-      <w:numFmt w:val="decimal"/>
-      <w:lvlText w:val="%1.%2.%3.%4.%5.%6.%7"/>
-      <w:lvlJc w:val="left"/>
-      <w:pPr>
-        <w:ind w:left="3288" w:hanging="1440"/>
-      </w:pPr>
-      <w:rPr>
-        <w:rFonts w:hint="default"/>
-      </w:rPr>
-    </w:lvl>
-    <w:lvl w:ilvl="7">
-      <w:start w:val="1"/>
-      <w:numFmt w:val="decimal"/>
-      <w:lvlText w:val="%1.%2.%3.%4.%5.%6.%7.%8"/>
-      <w:lvlJc w:val="left"/>
-      <w:pPr>
-        <w:ind w:left="3956" w:hanging="1800"/>
-      </w:pPr>
-      <w:rPr>
-        <w:rFonts w:hint="default"/>
-      </w:rPr>
-    </w:lvl>
-    <w:lvl w:ilvl="8">
-      <w:start w:val="1"/>
-      <w:numFmt w:val="decimal"/>
-      <w:lvlText w:val="%1.%2.%3.%4.%5.%6.%7.%8.%9"/>
-      <w:lvlJc w:val="left"/>
-      <w:pPr>
-        <w:ind w:left="4624" w:hanging="2160"/>
-      </w:pPr>
-      <w:rPr>
-        <w:rFonts w:hint="default"/>
-      </w:rPr>
-    </w:lvl>
-  </w:abstractNum>
-  <w:abstractNum w:abstractNumId="47" w15:restartNumberingAfterBreak="0">
-    <w:nsid w:val="48AD67B6"/>
-    <w:multiLevelType w:val="hybridMultilevel"/>
-    <w:tmpl w:val="DED08E66"/>
-    <w:lvl w:ilvl="0" w:tplc="40090001">
-      <w:start w:val="1"/>
-      <w:numFmt w:val="bullet"/>
-      <w:lvlText w:val=""/>
-      <w:lvlJc w:val="left"/>
-      <w:pPr>
-        <w:ind w:left="1462" w:hanging="360"/>
-      </w:pPr>
-      <w:rPr>
-        <w:rFonts w:ascii="Symbol" w:hAnsi="Symbol" w:hint="default"/>
-      </w:rPr>
-    </w:lvl>
-    <w:lvl w:ilvl="1" w:tplc="40090003" w:tentative="1">
-      <w:start w:val="1"/>
-      <w:numFmt w:val="bullet"/>
-      <w:lvlText w:val="o"/>
-      <w:lvlJc w:val="left"/>
-      <w:pPr>
-        <w:ind w:left="2182" w:hanging="360"/>
-      </w:pPr>
-      <w:rPr>
-        <w:rFonts w:ascii="Courier New" w:hAnsi="Courier New" w:cs="Courier New" w:hint="default"/>
-      </w:rPr>
-    </w:lvl>
-    <w:lvl w:ilvl="2" w:tplc="40090005" w:tentative="1">
-      <w:start w:val="1"/>
-      <w:numFmt w:val="bullet"/>
-      <w:lvlText w:val=""/>
-      <w:lvlJc w:val="left"/>
-      <w:pPr>
-        <w:ind w:left="2902" w:hanging="360"/>
-      </w:pPr>
-      <w:rPr>
-        <w:rFonts w:ascii="Wingdings" w:hAnsi="Wingdings" w:hint="default"/>
-      </w:rPr>
-    </w:lvl>
-    <w:lvl w:ilvl="3" w:tplc="40090001" w:tentative="1">
-      <w:start w:val="1"/>
-      <w:numFmt w:val="bullet"/>
-      <w:lvlText w:val=""/>
-      <w:lvlJc w:val="left"/>
-      <w:pPr>
-        <w:ind w:left="3622" w:hanging="360"/>
-      </w:pPr>
-      <w:rPr>
-        <w:rFonts w:ascii="Symbol" w:hAnsi="Symbol" w:hint="default"/>
-      </w:rPr>
-    </w:lvl>
-    <w:lvl w:ilvl="4" w:tplc="40090003" w:tentative="1">
-      <w:start w:val="1"/>
-      <w:numFmt w:val="bullet"/>
-      <w:lvlText w:val="o"/>
-      <w:lvlJc w:val="left"/>
-      <w:pPr>
-        <w:ind w:left="4342" w:hanging="360"/>
-      </w:pPr>
-      <w:rPr>
-        <w:rFonts w:ascii="Courier New" w:hAnsi="Courier New" w:cs="Courier New" w:hint="default"/>
-      </w:rPr>
-    </w:lvl>
-    <w:lvl w:ilvl="5" w:tplc="40090005" w:tentative="1">
-      <w:start w:val="1"/>
-      <w:numFmt w:val="bullet"/>
-      <w:lvlText w:val=""/>
-      <w:lvlJc w:val="left"/>
-      <w:pPr>
-        <w:ind w:left="5062" w:hanging="360"/>
-      </w:pPr>
-      <w:rPr>
-        <w:rFonts w:ascii="Wingdings" w:hAnsi="Wingdings" w:hint="default"/>
-      </w:rPr>
-    </w:lvl>
-    <w:lvl w:ilvl="6" w:tplc="40090001" w:tentative="1">
-      <w:start w:val="1"/>
-      <w:numFmt w:val="bullet"/>
-      <w:lvlText w:val=""/>
-      <w:lvlJc w:val="left"/>
-      <w:pPr>
-        <w:ind w:left="5782" w:hanging="360"/>
-      </w:pPr>
-      <w:rPr>
-        <w:rFonts w:ascii="Symbol" w:hAnsi="Symbol" w:hint="default"/>
-      </w:rPr>
-    </w:lvl>
-    <w:lvl w:ilvl="7" w:tplc="40090003" w:tentative="1">
-      <w:start w:val="1"/>
-      <w:numFmt w:val="bullet"/>
-      <w:lvlText w:val="o"/>
-      <w:lvlJc w:val="left"/>
-      <w:pPr>
-        <w:ind w:left="6502" w:hanging="360"/>
-      </w:pPr>
-      <w:rPr>
-        <w:rFonts w:ascii="Courier New" w:hAnsi="Courier New" w:cs="Courier New" w:hint="default"/>
-      </w:rPr>
-    </w:lvl>
-    <w:lvl w:ilvl="8" w:tplc="40090005" w:tentative="1">
-      <w:start w:val="1"/>
-      <w:numFmt w:val="bullet"/>
-      <w:lvlText w:val=""/>
-      <w:lvlJc w:val="left"/>
-      <w:pPr>
-        <w:ind w:left="7222" w:hanging="360"/>
-      </w:pPr>
-      <w:rPr>
-        <w:rFonts w:ascii="Wingdings" w:hAnsi="Wingdings" w:hint="default"/>
-      </w:rPr>
-    </w:lvl>
-  </w:abstractNum>
-  <w:abstractNum w:abstractNumId="48" w15:restartNumberingAfterBreak="0">
-    <w:nsid w:val="4AEF74DF"/>
-    <w:multiLevelType w:val="multilevel"/>
-    <w:tmpl w:val="C67ABD4A"/>
-    <w:lvl w:ilvl="0">
-      <w:start w:val="5"/>
-      <w:numFmt w:val="decimal"/>
-      <w:lvlText w:val="%1"/>
-      <w:lvlJc w:val="left"/>
-      <w:pPr>
-        <w:ind w:left="560" w:hanging="560"/>
-      </w:pPr>
-      <w:rPr>
-        <w:rFonts w:hint="default"/>
-      </w:rPr>
-    </w:lvl>
-    <w:lvl w:ilvl="1">
-      <w:start w:val="1"/>
-      <w:numFmt w:val="decimal"/>
-      <w:lvlText w:val="%1.%2"/>
-      <w:lvlJc w:val="left"/>
-      <w:pPr>
-        <w:ind w:left="571" w:hanging="560"/>
-      </w:pPr>
-      <w:rPr>
-        <w:rFonts w:hint="default"/>
-      </w:rPr>
-    </w:lvl>
-    <w:lvl w:ilvl="2">
-      <w:start w:val="3"/>
-      <w:numFmt w:val="decimal"/>
-      <w:lvlText w:val="%1.%2.%3"/>
-      <w:lvlJc w:val="left"/>
-      <w:pPr>
-        <w:ind w:left="742" w:hanging="720"/>
-      </w:pPr>
-      <w:rPr>
-        <w:rFonts w:hint="default"/>
-      </w:rPr>
-    </w:lvl>
-    <w:lvl w:ilvl="3">
-      <w:start w:val="1"/>
-      <w:numFmt w:val="decimal"/>
-      <w:lvlText w:val="%1.%2.%3.%4"/>
-      <w:lvlJc w:val="left"/>
-      <w:pPr>
-        <w:ind w:left="1113" w:hanging="1080"/>
-      </w:pPr>
-      <w:rPr>
-        <w:rFonts w:hint="default"/>
-      </w:rPr>
-    </w:lvl>
-    <w:lvl w:ilvl="4">
-      <w:start w:val="1"/>
-      <w:numFmt w:val="decimal"/>
-      <w:lvlText w:val="%1.%2.%3.%4.%5"/>
-      <w:lvlJc w:val="left"/>
-      <w:pPr>
-        <w:ind w:left="1124" w:hanging="1080"/>
-      </w:pPr>
-      <w:rPr>
-        <w:rFonts w:hint="default"/>
-      </w:rPr>
-    </w:lvl>
-    <w:lvl w:ilvl="5">
-      <w:start w:val="1"/>
-      <w:numFmt w:val="decimal"/>
-      <w:lvlText w:val="%1.%2.%3.%4.%5.%6"/>
-      <w:lvlJc w:val="left"/>
-      <w:pPr>
-        <w:ind w:left="1495" w:hanging="1440"/>
-      </w:pPr>
-      <w:rPr>
-        <w:rFonts w:hint="default"/>
-      </w:rPr>
-    </w:lvl>
-    <w:lvl w:ilvl="6">
-      <w:start w:val="1"/>
-      <w:numFmt w:val="decimal"/>
-      <w:lvlText w:val="%1.%2.%3.%4.%5.%6.%7"/>
-      <w:lvlJc w:val="left"/>
-      <w:pPr>
-        <w:ind w:left="1506" w:hanging="1440"/>
-      </w:pPr>
-      <w:rPr>
-        <w:rFonts w:hint="default"/>
-      </w:rPr>
-    </w:lvl>
-    <w:lvl w:ilvl="7">
-      <w:start w:val="1"/>
-      <w:numFmt w:val="decimal"/>
-      <w:lvlText w:val="%1.%2.%3.%4.%5.%6.%7.%8"/>
-      <w:lvlJc w:val="left"/>
-      <w:pPr>
-        <w:ind w:left="1877" w:hanging="1800"/>
-      </w:pPr>
-      <w:rPr>
-        <w:rFonts w:hint="default"/>
-      </w:rPr>
-    </w:lvl>
-    <w:lvl w:ilvl="8">
-      <w:start w:val="1"/>
-      <w:numFmt w:val="decimal"/>
-      <w:lvlText w:val="%1.%2.%3.%4.%5.%6.%7.%8.%9"/>
-      <w:lvlJc w:val="left"/>
-      <w:pPr>
-        <w:ind w:left="2248" w:hanging="2160"/>
-      </w:pPr>
-      <w:rPr>
-        <w:rFonts w:hint="default"/>
-      </w:rPr>
-    </w:lvl>
-  </w:abstractNum>
-  <w:abstractNum w:abstractNumId="49" w15:restartNumberingAfterBreak="0">
-    <w:nsid w:val="4B52602E"/>
-    <w:multiLevelType w:val="hybridMultilevel"/>
-    <w:tmpl w:val="0ECCF1C2"/>
-    <w:lvl w:ilvl="0" w:tplc="40090001">
-      <w:start w:val="1"/>
-      <w:numFmt w:val="bullet"/>
-      <w:lvlText w:val=""/>
-      <w:lvlJc w:val="left"/>
-      <w:pPr>
-        <w:ind w:left="743" w:hanging="360"/>
-      </w:pPr>
-      <w:rPr>
-        <w:rFonts w:ascii="Symbol" w:hAnsi="Symbol" w:hint="default"/>
-      </w:rPr>
-    </w:lvl>
-    <w:lvl w:ilvl="1" w:tplc="40090003" w:tentative="1">
-      <w:start w:val="1"/>
-      <w:numFmt w:val="bullet"/>
-      <w:lvlText w:val="o"/>
-      <w:lvlJc w:val="left"/>
-      <w:pPr>
-        <w:ind w:left="1463" w:hanging="360"/>
-      </w:pPr>
-      <w:rPr>
-        <w:rFonts w:ascii="Courier New" w:hAnsi="Courier New" w:cs="Courier New" w:hint="default"/>
-      </w:rPr>
-    </w:lvl>
-    <w:lvl w:ilvl="2" w:tplc="40090005" w:tentative="1">
-      <w:start w:val="1"/>
-      <w:numFmt w:val="bullet"/>
-      <w:lvlText w:val=""/>
-      <w:lvlJc w:val="left"/>
-      <w:pPr>
-        <w:ind w:left="2183" w:hanging="360"/>
-      </w:pPr>
-      <w:rPr>
-        <w:rFonts w:ascii="Wingdings" w:hAnsi="Wingdings" w:hint="default"/>
-      </w:rPr>
-    </w:lvl>
-    <w:lvl w:ilvl="3" w:tplc="40090001" w:tentative="1">
-      <w:start w:val="1"/>
-      <w:numFmt w:val="bullet"/>
-      <w:lvlText w:val=""/>
-      <w:lvlJc w:val="left"/>
-      <w:pPr>
-        <w:ind w:left="2903" w:hanging="360"/>
-      </w:pPr>
-      <w:rPr>
-        <w:rFonts w:ascii="Symbol" w:hAnsi="Symbol" w:hint="default"/>
-      </w:rPr>
-    </w:lvl>
-    <w:lvl w:ilvl="4" w:tplc="40090003" w:tentative="1">
-      <w:start w:val="1"/>
-      <w:numFmt w:val="bullet"/>
-      <w:lvlText w:val="o"/>
-      <w:lvlJc w:val="left"/>
-      <w:pPr>
-        <w:ind w:left="3623" w:hanging="360"/>
-      </w:pPr>
-      <w:rPr>
-        <w:rFonts w:ascii="Courier New" w:hAnsi="Courier New" w:cs="Courier New" w:hint="default"/>
-      </w:rPr>
-    </w:lvl>
-    <w:lvl w:ilvl="5" w:tplc="40090005" w:tentative="1">
-      <w:start w:val="1"/>
-      <w:numFmt w:val="bullet"/>
-      <w:lvlText w:val=""/>
-      <w:lvlJc w:val="left"/>
-      <w:pPr>
-        <w:ind w:left="4343" w:hanging="360"/>
-      </w:pPr>
-      <w:rPr>
-        <w:rFonts w:ascii="Wingdings" w:hAnsi="Wingdings" w:hint="default"/>
-      </w:rPr>
-    </w:lvl>
-    <w:lvl w:ilvl="6" w:tplc="40090001" w:tentative="1">
-      <w:start w:val="1"/>
-      <w:numFmt w:val="bullet"/>
-      <w:lvlText w:val=""/>
-      <w:lvlJc w:val="left"/>
-      <w:pPr>
-        <w:ind w:left="5063" w:hanging="360"/>
-      </w:pPr>
-      <w:rPr>
-        <w:rFonts w:ascii="Symbol" w:hAnsi="Symbol" w:hint="default"/>
-      </w:rPr>
-    </w:lvl>
-    <w:lvl w:ilvl="7" w:tplc="40090003" w:tentative="1">
-      <w:start w:val="1"/>
-      <w:numFmt w:val="bullet"/>
-      <w:lvlText w:val="o"/>
-      <w:lvlJc w:val="left"/>
-      <w:pPr>
-        <w:ind w:left="5783" w:hanging="360"/>
-      </w:pPr>
-      <w:rPr>
-        <w:rFonts w:ascii="Courier New" w:hAnsi="Courier New" w:cs="Courier New" w:hint="default"/>
-      </w:rPr>
-    </w:lvl>
-    <w:lvl w:ilvl="8" w:tplc="40090005" w:tentative="1">
-      <w:start w:val="1"/>
-      <w:numFmt w:val="bullet"/>
-      <w:lvlText w:val=""/>
-      <w:lvlJc w:val="left"/>
-      <w:pPr>
-        <w:ind w:left="6503" w:hanging="360"/>
-      </w:pPr>
-      <w:rPr>
-        <w:rFonts w:ascii="Wingdings" w:hAnsi="Wingdings" w:hint="default"/>
-      </w:rPr>
-    </w:lvl>
-  </w:abstractNum>
-  <w:abstractNum w:abstractNumId="50" w15:restartNumberingAfterBreak="0">
-    <w:nsid w:val="4F5662E9"/>
-    <w:multiLevelType w:val="multilevel"/>
-    <w:tmpl w:val="A984B060"/>
-    <w:lvl w:ilvl="0">
-      <w:start w:val="1"/>
-      <w:numFmt w:val="bullet"/>
-      <w:lvlText w:val=""/>
-      <w:lvlJc w:val="left"/>
-      <w:pPr>
-        <w:tabs>
-          <w:tab w:val="num" w:pos="720"/>
-        </w:tabs>
-        <w:ind w:left="720" w:hanging="360"/>
-      </w:pPr>
-      <w:rPr>
-        <w:rFonts w:ascii="Symbol" w:hAnsi="Symbol" w:hint="default"/>
-        <w:sz w:val="20"/>
-      </w:rPr>
-    </w:lvl>
-    <w:lvl w:ilvl="1" w:tentative="1">
-      <w:start w:val="1"/>
-      <w:numFmt w:val="bullet"/>
-      <w:lvlText w:val="o"/>
-      <w:lvlJc w:val="left"/>
-      <w:pPr>
-        <w:tabs>
-          <w:tab w:val="num" w:pos="1440"/>
-        </w:tabs>
-        <w:ind w:left="1440" w:hanging="360"/>
-      </w:pPr>
-      <w:rPr>
-        <w:rFonts w:ascii="Courier New" w:hAnsi="Courier New" w:hint="default"/>
-        <w:sz w:val="20"/>
-      </w:rPr>
-    </w:lvl>
-    <w:lvl w:ilvl="2" w:tentative="1">
-      <w:start w:val="1"/>
-      <w:numFmt w:val="bullet"/>
-      <w:lvlText w:val=""/>
-      <w:lvlJc w:val="left"/>
-      <w:pPr>
-        <w:tabs>
-          <w:tab w:val="num" w:pos="2160"/>
-        </w:tabs>
-        <w:ind w:left="2160" w:hanging="360"/>
-      </w:pPr>
-      <w:rPr>
-        <w:rFonts w:ascii="Wingdings" w:hAnsi="Wingdings" w:hint="default"/>
-        <w:sz w:val="20"/>
-      </w:rPr>
-    </w:lvl>
-    <w:lvl w:ilvl="3" w:tentative="1">
-      <w:start w:val="1"/>
-      <w:numFmt w:val="bullet"/>
-      <w:lvlText w:val=""/>
-      <w:lvlJc w:val="left"/>
-      <w:pPr>
-        <w:tabs>
-          <w:tab w:val="num" w:pos="2880"/>
-        </w:tabs>
-        <w:ind w:left="2880" w:hanging="360"/>
-      </w:pPr>
-      <w:rPr>
-        <w:rFonts w:ascii="Wingdings" w:hAnsi="Wingdings" w:hint="default"/>
-        <w:sz w:val="20"/>
-      </w:rPr>
-    </w:lvl>
-    <w:lvl w:ilvl="4" w:tentative="1">
-      <w:start w:val="1"/>
-      <w:numFmt w:val="bullet"/>
-      <w:lvlText w:val=""/>
-      <w:lvlJc w:val="left"/>
-      <w:pPr>
-        <w:tabs>
-          <w:tab w:val="num" w:pos="3600"/>
-        </w:tabs>
-        <w:ind w:left="3600" w:hanging="360"/>
-      </w:pPr>
-      <w:rPr>
-        <w:rFonts w:ascii="Wingdings" w:hAnsi="Wingdings" w:hint="default"/>
-        <w:sz w:val="20"/>
-      </w:rPr>
-    </w:lvl>
-    <w:lvl w:ilvl="5" w:tentative="1">
-      <w:start w:val="1"/>
-      <w:numFmt w:val="bullet"/>
-      <w:lvlText w:val=""/>
-      <w:lvlJc w:val="left"/>
-      <w:pPr>
-        <w:tabs>
-          <w:tab w:val="num" w:pos="4320"/>
-        </w:tabs>
-        <w:ind w:left="4320" w:hanging="360"/>
-      </w:pPr>
-      <w:rPr>
-        <w:rFonts w:ascii="Wingdings" w:hAnsi="Wingdings" w:hint="default"/>
-        <w:sz w:val="20"/>
-      </w:rPr>
-    </w:lvl>
-    <w:lvl w:ilvl="6" w:tentative="1">
-      <w:start w:val="1"/>
-      <w:numFmt w:val="bullet"/>
-      <w:lvlText w:val=""/>
-      <w:lvlJc w:val="left"/>
-      <w:pPr>
-        <w:tabs>
-          <w:tab w:val="num" w:pos="5040"/>
-        </w:tabs>
-        <w:ind w:left="5040" w:hanging="360"/>
-      </w:pPr>
-      <w:rPr>
-        <w:rFonts w:ascii="Wingdings" w:hAnsi="Wingdings" w:hint="default"/>
-        <w:sz w:val="20"/>
-      </w:rPr>
-    </w:lvl>
-    <w:lvl w:ilvl="7" w:tentative="1">
-      <w:start w:val="1"/>
-      <w:numFmt w:val="bullet"/>
-      <w:lvlText w:val=""/>
-      <w:lvlJc w:val="left"/>
-      <w:pPr>
-        <w:tabs>
-          <w:tab w:val="num" w:pos="5760"/>
-        </w:tabs>
-        <w:ind w:left="5760" w:hanging="360"/>
-      </w:pPr>
-      <w:rPr>
-        <w:rFonts w:ascii="Wingdings" w:hAnsi="Wingdings" w:hint="default"/>
-        <w:sz w:val="20"/>
-      </w:rPr>
-    </w:lvl>
-    <w:lvl w:ilvl="8" w:tentative="1">
-      <w:start w:val="1"/>
-      <w:numFmt w:val="bullet"/>
-      <w:lvlText w:val=""/>
-      <w:lvlJc w:val="left"/>
-      <w:pPr>
-        <w:tabs>
-          <w:tab w:val="num" w:pos="6480"/>
-        </w:tabs>
-        <w:ind w:left="6480" w:hanging="360"/>
-      </w:pPr>
-      <w:rPr>
-        <w:rFonts w:ascii="Wingdings" w:hAnsi="Wingdings" w:hint="default"/>
-        <w:sz w:val="20"/>
-      </w:rPr>
-    </w:lvl>
-  </w:abstractNum>
-  <w:abstractNum w:abstractNumId="51" w15:restartNumberingAfterBreak="0">
-    <w:nsid w:val="50F03EB3"/>
-    <w:multiLevelType w:val="multilevel"/>
-    <w:tmpl w:val="2A8C9AA8"/>
-    <w:lvl w:ilvl="0">
-      <w:start w:val="1"/>
-      <w:numFmt w:val="bullet"/>
-      <w:lvlText w:val=""/>
-      <w:lvlJc w:val="left"/>
-      <w:pPr>
-        <w:tabs>
-          <w:tab w:val="num" w:pos="720"/>
-        </w:tabs>
-        <w:ind w:left="720" w:hanging="360"/>
-      </w:pPr>
-      <w:rPr>
-        <w:rFonts w:ascii="Symbol" w:hAnsi="Symbol" w:hint="default"/>
-        <w:sz w:val="20"/>
-      </w:rPr>
-    </w:lvl>
-    <w:lvl w:ilvl="1" w:tentative="1">
-      <w:start w:val="1"/>
-      <w:numFmt w:val="bullet"/>
-      <w:lvlText w:val="o"/>
-      <w:lvlJc w:val="left"/>
-      <w:pPr>
-        <w:tabs>
-          <w:tab w:val="num" w:pos="1440"/>
-        </w:tabs>
-        <w:ind w:left="1440" w:hanging="360"/>
-      </w:pPr>
-      <w:rPr>
-        <w:rFonts w:ascii="Courier New" w:hAnsi="Courier New" w:hint="default"/>
-        <w:sz w:val="20"/>
-      </w:rPr>
-    </w:lvl>
-    <w:lvl w:ilvl="2" w:tentative="1">
-      <w:start w:val="1"/>
-      <w:numFmt w:val="bullet"/>
-      <w:lvlText w:val=""/>
-      <w:lvlJc w:val="left"/>
-      <w:pPr>
-        <w:tabs>
-          <w:tab w:val="num" w:pos="2160"/>
-        </w:tabs>
-        <w:ind w:left="2160" w:hanging="360"/>
-      </w:pPr>
-      <w:rPr>
-        <w:rFonts w:ascii="Wingdings" w:hAnsi="Wingdings" w:hint="default"/>
-        <w:sz w:val="20"/>
-      </w:rPr>
-    </w:lvl>
-    <w:lvl w:ilvl="3" w:tentative="1">
-      <w:start w:val="1"/>
-      <w:numFmt w:val="bullet"/>
-      <w:lvlText w:val=""/>
-      <w:lvlJc w:val="left"/>
-      <w:pPr>
-        <w:tabs>
-          <w:tab w:val="num" w:pos="2880"/>
-        </w:tabs>
-        <w:ind w:left="2880" w:hanging="360"/>
-      </w:pPr>
-      <w:rPr>
-        <w:rFonts w:ascii="Wingdings" w:hAnsi="Wingdings" w:hint="default"/>
-        <w:sz w:val="20"/>
-      </w:rPr>
-    </w:lvl>
-    <w:lvl w:ilvl="4" w:tentative="1">
-      <w:start w:val="1"/>
-      <w:numFmt w:val="bullet"/>
-      <w:lvlText w:val=""/>
-      <w:lvlJc w:val="left"/>
-      <w:pPr>
-        <w:tabs>
-          <w:tab w:val="num" w:pos="3600"/>
-        </w:tabs>
-        <w:ind w:left="3600" w:hanging="360"/>
-      </w:pPr>
-      <w:rPr>
-        <w:rFonts w:ascii="Wingdings" w:hAnsi="Wingdings" w:hint="default"/>
-        <w:sz w:val="20"/>
-      </w:rPr>
-    </w:lvl>
-    <w:lvl w:ilvl="5" w:tentative="1">
-      <w:start w:val="1"/>
-      <w:numFmt w:val="bullet"/>
-      <w:lvlText w:val=""/>
-      <w:lvlJc w:val="left"/>
-      <w:pPr>
-        <w:tabs>
-          <w:tab w:val="num" w:pos="4320"/>
-        </w:tabs>
-        <w:ind w:left="4320" w:hanging="360"/>
-      </w:pPr>
-      <w:rPr>
-        <w:rFonts w:ascii="Wingdings" w:hAnsi="Wingdings" w:hint="default"/>
-        <w:sz w:val="20"/>
-      </w:rPr>
-    </w:lvl>
-    <w:lvl w:ilvl="6" w:tentative="1">
-      <w:start w:val="1"/>
-      <w:numFmt w:val="bullet"/>
-      <w:lvlText w:val=""/>
-      <w:lvlJc w:val="left"/>
-      <w:pPr>
-        <w:tabs>
-          <w:tab w:val="num" w:pos="5040"/>
-        </w:tabs>
-        <w:ind w:left="5040" w:hanging="360"/>
-      </w:pPr>
-      <w:rPr>
-        <w:rFonts w:ascii="Wingdings" w:hAnsi="Wingdings" w:hint="default"/>
-        <w:sz w:val="20"/>
-      </w:rPr>
-    </w:lvl>
-    <w:lvl w:ilvl="7" w:tentative="1">
-      <w:start w:val="1"/>
-      <w:numFmt w:val="bullet"/>
-      <w:lvlText w:val=""/>
-      <w:lvlJc w:val="left"/>
-      <w:pPr>
-        <w:tabs>
-          <w:tab w:val="num" w:pos="5760"/>
-        </w:tabs>
-        <w:ind w:left="5760" w:hanging="360"/>
-      </w:pPr>
-      <w:rPr>
-        <w:rFonts w:ascii="Wingdings" w:hAnsi="Wingdings" w:hint="default"/>
-        <w:sz w:val="20"/>
-      </w:rPr>
-    </w:lvl>
-    <w:lvl w:ilvl="8" w:tentative="1">
-      <w:start w:val="1"/>
-      <w:numFmt w:val="bullet"/>
-      <w:lvlText w:val=""/>
-      <w:lvlJc w:val="left"/>
-      <w:pPr>
-        <w:tabs>
-          <w:tab w:val="num" w:pos="6480"/>
-        </w:tabs>
-        <w:ind w:left="6480" w:hanging="360"/>
-      </w:pPr>
-      <w:rPr>
-        <w:rFonts w:ascii="Wingdings" w:hAnsi="Wingdings" w:hint="default"/>
-        <w:sz w:val="20"/>
-      </w:rPr>
-    </w:lvl>
-  </w:abstractNum>
-  <w:abstractNum w:abstractNumId="52" w15:restartNumberingAfterBreak="0">
+  <w:abstractNum w:abstractNumId="11" w15:restartNumberingAfterBreak="0">
     <w:nsid w:val="544A6486"/>
     <w:multiLevelType w:val="multilevel"/>
     <w:tmpl w:val="724AFB24"/>
@@ -8117,253 +3903,10 @@
       </w:rPr>
     </w:lvl>
   </w:abstractNum>
-  <w:abstractNum w:abstractNumId="53" w15:restartNumberingAfterBreak="0">
-    <w:nsid w:val="5AE41C33"/>
-    <w:multiLevelType w:val="hybridMultilevel"/>
-    <w:tmpl w:val="0D4A201E"/>
-    <w:lvl w:ilvl="0" w:tplc="79B23E06">
-      <w:numFmt w:val="bullet"/>
-      <w:lvlText w:val=""/>
-      <w:lvlJc w:val="left"/>
-      <w:pPr>
-        <w:ind w:left="743" w:hanging="360"/>
-      </w:pPr>
-      <w:rPr>
-        <w:rFonts w:ascii="Symbol" w:eastAsia="Symbol" w:hAnsi="Symbol" w:cs="Symbol" w:hint="default"/>
-        <w:b w:val="0"/>
-        <w:bCs w:val="0"/>
-        <w:i w:val="0"/>
-        <w:iCs w:val="0"/>
-        <w:spacing w:val="0"/>
-        <w:w w:val="99"/>
-        <w:sz w:val="20"/>
-        <w:szCs w:val="20"/>
-        <w:lang w:val="en-US" w:eastAsia="en-US" w:bidi="ar-SA"/>
-      </w:rPr>
-    </w:lvl>
-    <w:lvl w:ilvl="1" w:tplc="EA3211BE">
-      <w:numFmt w:val="bullet"/>
-      <w:lvlText w:val="•"/>
-      <w:lvlJc w:val="left"/>
-      <w:pPr>
-        <w:ind w:left="1573" w:hanging="360"/>
-      </w:pPr>
-      <w:rPr>
-        <w:rFonts w:hint="default"/>
-        <w:lang w:val="en-US" w:eastAsia="en-US" w:bidi="ar-SA"/>
-      </w:rPr>
-    </w:lvl>
-    <w:lvl w:ilvl="2" w:tplc="E71A619C">
-      <w:numFmt w:val="bullet"/>
-      <w:lvlText w:val="•"/>
-      <w:lvlJc w:val="left"/>
-      <w:pPr>
-        <w:ind w:left="2406" w:hanging="360"/>
-      </w:pPr>
-      <w:rPr>
-        <w:rFonts w:hint="default"/>
-        <w:lang w:val="en-US" w:eastAsia="en-US" w:bidi="ar-SA"/>
-      </w:rPr>
-    </w:lvl>
-    <w:lvl w:ilvl="3" w:tplc="FD44A476">
-      <w:numFmt w:val="bullet"/>
-      <w:lvlText w:val="•"/>
-      <w:lvlJc w:val="left"/>
-      <w:pPr>
-        <w:ind w:left="3239" w:hanging="360"/>
-      </w:pPr>
-      <w:rPr>
-        <w:rFonts w:hint="default"/>
-        <w:lang w:val="en-US" w:eastAsia="en-US" w:bidi="ar-SA"/>
-      </w:rPr>
-    </w:lvl>
-    <w:lvl w:ilvl="4" w:tplc="E7FE995E">
-      <w:numFmt w:val="bullet"/>
-      <w:lvlText w:val="•"/>
-      <w:lvlJc w:val="left"/>
-      <w:pPr>
-        <w:ind w:left="4072" w:hanging="360"/>
-      </w:pPr>
-      <w:rPr>
-        <w:rFonts w:hint="default"/>
-        <w:lang w:val="en-US" w:eastAsia="en-US" w:bidi="ar-SA"/>
-      </w:rPr>
-    </w:lvl>
-    <w:lvl w:ilvl="5" w:tplc="39C80BE6">
-      <w:numFmt w:val="bullet"/>
-      <w:lvlText w:val="•"/>
-      <w:lvlJc w:val="left"/>
-      <w:pPr>
-        <w:ind w:left="4906" w:hanging="360"/>
-      </w:pPr>
-      <w:rPr>
-        <w:rFonts w:hint="default"/>
-        <w:lang w:val="en-US" w:eastAsia="en-US" w:bidi="ar-SA"/>
-      </w:rPr>
-    </w:lvl>
-    <w:lvl w:ilvl="6" w:tplc="BE5EAC6C">
-      <w:numFmt w:val="bullet"/>
-      <w:lvlText w:val="•"/>
-      <w:lvlJc w:val="left"/>
-      <w:pPr>
-        <w:ind w:left="5739" w:hanging="360"/>
-      </w:pPr>
-      <w:rPr>
-        <w:rFonts w:hint="default"/>
-        <w:lang w:val="en-US" w:eastAsia="en-US" w:bidi="ar-SA"/>
-      </w:rPr>
-    </w:lvl>
-    <w:lvl w:ilvl="7" w:tplc="2E48CEB8">
-      <w:numFmt w:val="bullet"/>
-      <w:lvlText w:val="•"/>
-      <w:lvlJc w:val="left"/>
-      <w:pPr>
-        <w:ind w:left="6572" w:hanging="360"/>
-      </w:pPr>
-      <w:rPr>
-        <w:rFonts w:hint="default"/>
-        <w:lang w:val="en-US" w:eastAsia="en-US" w:bidi="ar-SA"/>
-      </w:rPr>
-    </w:lvl>
-    <w:lvl w:ilvl="8" w:tplc="24063C02">
-      <w:numFmt w:val="bullet"/>
-      <w:lvlText w:val="•"/>
-      <w:lvlJc w:val="left"/>
-      <w:pPr>
-        <w:ind w:left="7405" w:hanging="360"/>
-      </w:pPr>
-      <w:rPr>
-        <w:rFonts w:hint="default"/>
-        <w:lang w:val="en-US" w:eastAsia="en-US" w:bidi="ar-SA"/>
-      </w:rPr>
-    </w:lvl>
-  </w:abstractNum>
-  <w:abstractNum w:abstractNumId="54" w15:restartNumberingAfterBreak="0">
-    <w:nsid w:val="5C613090"/>
+  <w:abstractNum w:abstractNumId="12" w15:restartNumberingAfterBreak="0">
+    <w:nsid w:val="63020ED9"/>
     <w:multiLevelType w:val="multilevel"/>
-    <w:tmpl w:val="747E9A3C"/>
-    <w:lvl w:ilvl="0">
-      <w:start w:val="7"/>
-      <w:numFmt w:val="decimal"/>
-      <w:lvlText w:val="%1"/>
-      <w:lvlJc w:val="left"/>
-      <w:pPr>
-        <w:ind w:left="360" w:hanging="360"/>
-      </w:pPr>
-      <w:rPr>
-        <w:rFonts w:hint="default"/>
-        <w:b/>
-      </w:rPr>
-    </w:lvl>
-    <w:lvl w:ilvl="1">
-      <w:start w:val="1"/>
-      <w:numFmt w:val="decimal"/>
-      <w:lvlText w:val="%1.%2"/>
-      <w:lvlJc w:val="left"/>
-      <w:pPr>
-        <w:ind w:left="360" w:hanging="360"/>
-      </w:pPr>
-      <w:rPr>
-        <w:rFonts w:hint="default"/>
-        <w:b/>
-      </w:rPr>
-    </w:lvl>
-    <w:lvl w:ilvl="2">
-      <w:start w:val="1"/>
-      <w:numFmt w:val="decimal"/>
-      <w:lvlText w:val="%1.%2.%3"/>
-      <w:lvlJc w:val="left"/>
-      <w:pPr>
-        <w:ind w:left="720" w:hanging="720"/>
-      </w:pPr>
-      <w:rPr>
-        <w:rFonts w:hint="default"/>
-        <w:b/>
-      </w:rPr>
-    </w:lvl>
-    <w:lvl w:ilvl="3">
-      <w:start w:val="1"/>
-      <w:numFmt w:val="decimal"/>
-      <w:lvlText w:val="%1.%2.%3.%4"/>
-      <w:lvlJc w:val="left"/>
-      <w:pPr>
-        <w:ind w:left="1080" w:hanging="1080"/>
-      </w:pPr>
-      <w:rPr>
-        <w:rFonts w:hint="default"/>
-        <w:b/>
-      </w:rPr>
-    </w:lvl>
-    <w:lvl w:ilvl="4">
-      <w:start w:val="1"/>
-      <w:numFmt w:val="decimal"/>
-      <w:lvlText w:val="%1.%2.%3.%4.%5"/>
-      <w:lvlJc w:val="left"/>
-      <w:pPr>
-        <w:ind w:left="1080" w:hanging="1080"/>
-      </w:pPr>
-      <w:rPr>
-        <w:rFonts w:hint="default"/>
-        <w:b/>
-      </w:rPr>
-    </w:lvl>
-    <w:lvl w:ilvl="5">
-      <w:start w:val="1"/>
-      <w:numFmt w:val="decimal"/>
-      <w:lvlText w:val="%1.%2.%3.%4.%5.%6"/>
-      <w:lvlJc w:val="left"/>
-      <w:pPr>
-        <w:ind w:left="1440" w:hanging="1440"/>
-      </w:pPr>
-      <w:rPr>
-        <w:rFonts w:hint="default"/>
-        <w:b/>
-      </w:rPr>
-    </w:lvl>
-    <w:lvl w:ilvl="6">
-      <w:start w:val="1"/>
-      <w:numFmt w:val="decimal"/>
-      <w:lvlText w:val="%1.%2.%3.%4.%5.%6.%7"/>
-      <w:lvlJc w:val="left"/>
-      <w:pPr>
-        <w:ind w:left="1440" w:hanging="1440"/>
-      </w:pPr>
-      <w:rPr>
-        <w:rFonts w:hint="default"/>
-        <w:b/>
-      </w:rPr>
-    </w:lvl>
-    <w:lvl w:ilvl="7">
-      <w:start w:val="1"/>
-      <w:numFmt w:val="decimal"/>
-      <w:lvlText w:val="%1.%2.%3.%4.%5.%6.%7.%8"/>
-      <w:lvlJc w:val="left"/>
-      <w:pPr>
-        <w:ind w:left="1800" w:hanging="1800"/>
-      </w:pPr>
-      <w:rPr>
-        <w:rFonts w:hint="default"/>
-        <w:b/>
-      </w:rPr>
-    </w:lvl>
-    <w:lvl w:ilvl="8">
-      <w:start w:val="1"/>
-      <w:numFmt w:val="decimal"/>
-      <w:lvlText w:val="%1.%2.%3.%4.%5.%6.%7.%8.%9"/>
-      <w:lvlJc w:val="left"/>
-      <w:pPr>
-        <w:ind w:left="2160" w:hanging="2160"/>
-      </w:pPr>
-      <w:rPr>
-        <w:rFonts w:hint="default"/>
-        <w:b/>
-      </w:rPr>
-    </w:lvl>
-  </w:abstractNum>
-  <w:abstractNum w:abstractNumId="55" w15:restartNumberingAfterBreak="0">
-    <w:nsid w:val="5F9241B3"/>
-    <w:multiLevelType w:val="multilevel"/>
-    <w:tmpl w:val="863E8852"/>
+    <w:tmpl w:val="BA9A1BCA"/>
     <w:lvl w:ilvl="0">
       <w:start w:val="1"/>
       <w:numFmt w:val="bullet"/>
@@ -8371,9 +3914,9 @@
       <w:lvlJc w:val="left"/>
       <w:pPr>
         <w:tabs>
-          <w:tab w:val="num" w:pos="720"/>
+          <w:tab w:val="num" w:pos="1080"/>
         </w:tabs>
-        <w:ind w:left="720" w:hanging="360"/>
+        <w:ind w:left="1080" w:hanging="360"/>
       </w:pPr>
       <w:rPr>
         <w:rFonts w:ascii="Symbol" w:hAnsi="Symbol" w:hint="default"/>
@@ -8387,9 +3930,9 @@
       <w:lvlJc w:val="left"/>
       <w:pPr>
         <w:tabs>
-          <w:tab w:val="num" w:pos="1440"/>
+          <w:tab w:val="num" w:pos="1800"/>
         </w:tabs>
-        <w:ind w:left="1440" w:hanging="360"/>
+        <w:ind w:left="1800" w:hanging="360"/>
       </w:pPr>
       <w:rPr>
         <w:rFonts w:ascii="Courier New" w:hAnsi="Courier New" w:hint="default"/>
@@ -8403,9 +3946,9 @@
       <w:lvlJc w:val="left"/>
       <w:pPr>
         <w:tabs>
-          <w:tab w:val="num" w:pos="2160"/>
+          <w:tab w:val="num" w:pos="2520"/>
         </w:tabs>
-        <w:ind w:left="2160" w:hanging="360"/>
+        <w:ind w:left="2520" w:hanging="360"/>
       </w:pPr>
       <w:rPr>
         <w:rFonts w:ascii="Wingdings" w:hAnsi="Wingdings" w:hint="default"/>
@@ -8419,9 +3962,9 @@
       <w:lvlJc w:val="left"/>
       <w:pPr>
         <w:tabs>
-          <w:tab w:val="num" w:pos="2880"/>
+          <w:tab w:val="num" w:pos="3240"/>
         </w:tabs>
-        <w:ind w:left="2880" w:hanging="360"/>
+        <w:ind w:left="3240" w:hanging="360"/>
       </w:pPr>
       <w:rPr>
         <w:rFonts w:ascii="Wingdings" w:hAnsi="Wingdings" w:hint="default"/>
@@ -8435,9 +3978,9 @@
       <w:lvlJc w:val="left"/>
       <w:pPr>
         <w:tabs>
-          <w:tab w:val="num" w:pos="3600"/>
+          <w:tab w:val="num" w:pos="3960"/>
         </w:tabs>
-        <w:ind w:left="3600" w:hanging="360"/>
+        <w:ind w:left="3960" w:hanging="360"/>
       </w:pPr>
       <w:rPr>
         <w:rFonts w:ascii="Wingdings" w:hAnsi="Wingdings" w:hint="default"/>
@@ -8451,9 +3994,9 @@
       <w:lvlJc w:val="left"/>
       <w:pPr>
         <w:tabs>
-          <w:tab w:val="num" w:pos="4320"/>
+          <w:tab w:val="num" w:pos="4680"/>
         </w:tabs>
-        <w:ind w:left="4320" w:hanging="360"/>
+        <w:ind w:left="4680" w:hanging="360"/>
       </w:pPr>
       <w:rPr>
         <w:rFonts w:ascii="Wingdings" w:hAnsi="Wingdings" w:hint="default"/>
@@ -8467,9 +4010,9 @@
       <w:lvlJc w:val="left"/>
       <w:pPr>
         <w:tabs>
-          <w:tab w:val="num" w:pos="5040"/>
+          <w:tab w:val="num" w:pos="5400"/>
         </w:tabs>
-        <w:ind w:left="5040" w:hanging="360"/>
+        <w:ind w:left="5400" w:hanging="360"/>
       </w:pPr>
       <w:rPr>
         <w:rFonts w:ascii="Wingdings" w:hAnsi="Wingdings" w:hint="default"/>
@@ -8483,9 +4026,9 @@
       <w:lvlJc w:val="left"/>
       <w:pPr>
         <w:tabs>
-          <w:tab w:val="num" w:pos="5760"/>
+          <w:tab w:val="num" w:pos="6120"/>
         </w:tabs>
-        <w:ind w:left="5760" w:hanging="360"/>
+        <w:ind w:left="6120" w:hanging="360"/>
       </w:pPr>
       <w:rPr>
         <w:rFonts w:ascii="Wingdings" w:hAnsi="Wingdings" w:hint="default"/>
@@ -8499,9 +4042,9 @@
       <w:lvlJc w:val="left"/>
       <w:pPr>
         <w:tabs>
-          <w:tab w:val="num" w:pos="6480"/>
+          <w:tab w:val="num" w:pos="6840"/>
         </w:tabs>
-        <w:ind w:left="6480" w:hanging="360"/>
+        <w:ind w:left="6840" w:hanging="360"/>
       </w:pPr>
       <w:rPr>
         <w:rFonts w:ascii="Wingdings" w:hAnsi="Wingdings" w:hint="default"/>
@@ -8509,1345 +4052,7 @@
       </w:rPr>
     </w:lvl>
   </w:abstractNum>
-  <w:abstractNum w:abstractNumId="56" w15:restartNumberingAfterBreak="0">
-    <w:nsid w:val="60F44CFC"/>
-    <w:multiLevelType w:val="multilevel"/>
-    <w:tmpl w:val="25F6D17E"/>
-    <w:lvl w:ilvl="0">
-      <w:start w:val="1"/>
-      <w:numFmt w:val="bullet"/>
-      <w:lvlText w:val=""/>
-      <w:lvlJc w:val="left"/>
-      <w:pPr>
-        <w:tabs>
-          <w:tab w:val="num" w:pos="720"/>
-        </w:tabs>
-        <w:ind w:left="720" w:hanging="360"/>
-      </w:pPr>
-      <w:rPr>
-        <w:rFonts w:ascii="Symbol" w:hAnsi="Symbol" w:hint="default"/>
-        <w:sz w:val="20"/>
-      </w:rPr>
-    </w:lvl>
-    <w:lvl w:ilvl="1" w:tentative="1">
-      <w:start w:val="1"/>
-      <w:numFmt w:val="bullet"/>
-      <w:lvlText w:val="o"/>
-      <w:lvlJc w:val="left"/>
-      <w:pPr>
-        <w:tabs>
-          <w:tab w:val="num" w:pos="1440"/>
-        </w:tabs>
-        <w:ind w:left="1440" w:hanging="360"/>
-      </w:pPr>
-      <w:rPr>
-        <w:rFonts w:ascii="Courier New" w:hAnsi="Courier New" w:hint="default"/>
-        <w:sz w:val="20"/>
-      </w:rPr>
-    </w:lvl>
-    <w:lvl w:ilvl="2" w:tentative="1">
-      <w:start w:val="1"/>
-      <w:numFmt w:val="bullet"/>
-      <w:lvlText w:val=""/>
-      <w:lvlJc w:val="left"/>
-      <w:pPr>
-        <w:tabs>
-          <w:tab w:val="num" w:pos="2160"/>
-        </w:tabs>
-        <w:ind w:left="2160" w:hanging="360"/>
-      </w:pPr>
-      <w:rPr>
-        <w:rFonts w:ascii="Wingdings" w:hAnsi="Wingdings" w:hint="default"/>
-        <w:sz w:val="20"/>
-      </w:rPr>
-    </w:lvl>
-    <w:lvl w:ilvl="3" w:tentative="1">
-      <w:start w:val="1"/>
-      <w:numFmt w:val="bullet"/>
-      <w:lvlText w:val=""/>
-      <w:lvlJc w:val="left"/>
-      <w:pPr>
-        <w:tabs>
-          <w:tab w:val="num" w:pos="2880"/>
-        </w:tabs>
-        <w:ind w:left="2880" w:hanging="360"/>
-      </w:pPr>
-      <w:rPr>
-        <w:rFonts w:ascii="Wingdings" w:hAnsi="Wingdings" w:hint="default"/>
-        <w:sz w:val="20"/>
-      </w:rPr>
-    </w:lvl>
-    <w:lvl w:ilvl="4" w:tentative="1">
-      <w:start w:val="1"/>
-      <w:numFmt w:val="bullet"/>
-      <w:lvlText w:val=""/>
-      <w:lvlJc w:val="left"/>
-      <w:pPr>
-        <w:tabs>
-          <w:tab w:val="num" w:pos="3600"/>
-        </w:tabs>
-        <w:ind w:left="3600" w:hanging="360"/>
-      </w:pPr>
-      <w:rPr>
-        <w:rFonts w:ascii="Wingdings" w:hAnsi="Wingdings" w:hint="default"/>
-        <w:sz w:val="20"/>
-      </w:rPr>
-    </w:lvl>
-    <w:lvl w:ilvl="5" w:tentative="1">
-      <w:start w:val="1"/>
-      <w:numFmt w:val="bullet"/>
-      <w:lvlText w:val=""/>
-      <w:lvlJc w:val="left"/>
-      <w:pPr>
-        <w:tabs>
-          <w:tab w:val="num" w:pos="4320"/>
-        </w:tabs>
-        <w:ind w:left="4320" w:hanging="360"/>
-      </w:pPr>
-      <w:rPr>
-        <w:rFonts w:ascii="Wingdings" w:hAnsi="Wingdings" w:hint="default"/>
-        <w:sz w:val="20"/>
-      </w:rPr>
-    </w:lvl>
-    <w:lvl w:ilvl="6" w:tentative="1">
-      <w:start w:val="1"/>
-      <w:numFmt w:val="bullet"/>
-      <w:lvlText w:val=""/>
-      <w:lvlJc w:val="left"/>
-      <w:pPr>
-        <w:tabs>
-          <w:tab w:val="num" w:pos="5040"/>
-        </w:tabs>
-        <w:ind w:left="5040" w:hanging="360"/>
-      </w:pPr>
-      <w:rPr>
-        <w:rFonts w:ascii="Wingdings" w:hAnsi="Wingdings" w:hint="default"/>
-        <w:sz w:val="20"/>
-      </w:rPr>
-    </w:lvl>
-    <w:lvl w:ilvl="7" w:tentative="1">
-      <w:start w:val="1"/>
-      <w:numFmt w:val="bullet"/>
-      <w:lvlText w:val=""/>
-      <w:lvlJc w:val="left"/>
-      <w:pPr>
-        <w:tabs>
-          <w:tab w:val="num" w:pos="5760"/>
-        </w:tabs>
-        <w:ind w:left="5760" w:hanging="360"/>
-      </w:pPr>
-      <w:rPr>
-        <w:rFonts w:ascii="Wingdings" w:hAnsi="Wingdings" w:hint="default"/>
-        <w:sz w:val="20"/>
-      </w:rPr>
-    </w:lvl>
-    <w:lvl w:ilvl="8" w:tentative="1">
-      <w:start w:val="1"/>
-      <w:numFmt w:val="bullet"/>
-      <w:lvlText w:val=""/>
-      <w:lvlJc w:val="left"/>
-      <w:pPr>
-        <w:tabs>
-          <w:tab w:val="num" w:pos="6480"/>
-        </w:tabs>
-        <w:ind w:left="6480" w:hanging="360"/>
-      </w:pPr>
-      <w:rPr>
-        <w:rFonts w:ascii="Wingdings" w:hAnsi="Wingdings" w:hint="default"/>
-        <w:sz w:val="20"/>
-      </w:rPr>
-    </w:lvl>
-  </w:abstractNum>
-  <w:abstractNum w:abstractNumId="57" w15:restartNumberingAfterBreak="0">
-    <w:nsid w:val="62063BD8"/>
-    <w:multiLevelType w:val="multilevel"/>
-    <w:tmpl w:val="24A08916"/>
-    <w:lvl w:ilvl="0">
-      <w:start w:val="5"/>
-      <w:numFmt w:val="decimal"/>
-      <w:lvlText w:val="%1"/>
-      <w:lvlJc w:val="left"/>
-      <w:pPr>
-        <w:ind w:left="560" w:hanging="560"/>
-      </w:pPr>
-      <w:rPr>
-        <w:rFonts w:hint="default"/>
-      </w:rPr>
-    </w:lvl>
-    <w:lvl w:ilvl="1">
-      <w:start w:val="2"/>
-      <w:numFmt w:val="decimal"/>
-      <w:lvlText w:val="%1.%2"/>
-      <w:lvlJc w:val="left"/>
-      <w:pPr>
-        <w:ind w:left="571" w:hanging="560"/>
-      </w:pPr>
-      <w:rPr>
-        <w:rFonts w:hint="default"/>
-      </w:rPr>
-    </w:lvl>
-    <w:lvl w:ilvl="2">
-      <w:start w:val="3"/>
-      <w:numFmt w:val="decimal"/>
-      <w:lvlText w:val="%1.%2.%3"/>
-      <w:lvlJc w:val="left"/>
-      <w:pPr>
-        <w:ind w:left="742" w:hanging="720"/>
-      </w:pPr>
-      <w:rPr>
-        <w:rFonts w:hint="default"/>
-      </w:rPr>
-    </w:lvl>
-    <w:lvl w:ilvl="3">
-      <w:start w:val="1"/>
-      <w:numFmt w:val="decimal"/>
-      <w:lvlText w:val="%1.%2.%3.%4"/>
-      <w:lvlJc w:val="left"/>
-      <w:pPr>
-        <w:ind w:left="1113" w:hanging="1080"/>
-      </w:pPr>
-      <w:rPr>
-        <w:rFonts w:hint="default"/>
-      </w:rPr>
-    </w:lvl>
-    <w:lvl w:ilvl="4">
-      <w:start w:val="1"/>
-      <w:numFmt w:val="decimal"/>
-      <w:lvlText w:val="%1.%2.%3.%4.%5"/>
-      <w:lvlJc w:val="left"/>
-      <w:pPr>
-        <w:ind w:left="1124" w:hanging="1080"/>
-      </w:pPr>
-      <w:rPr>
-        <w:rFonts w:hint="default"/>
-      </w:rPr>
-    </w:lvl>
-    <w:lvl w:ilvl="5">
-      <w:start w:val="1"/>
-      <w:numFmt w:val="decimal"/>
-      <w:lvlText w:val="%1.%2.%3.%4.%5.%6"/>
-      <w:lvlJc w:val="left"/>
-      <w:pPr>
-        <w:ind w:left="1495" w:hanging="1440"/>
-      </w:pPr>
-      <w:rPr>
-        <w:rFonts w:hint="default"/>
-      </w:rPr>
-    </w:lvl>
-    <w:lvl w:ilvl="6">
-      <w:start w:val="1"/>
-      <w:numFmt w:val="decimal"/>
-      <w:lvlText w:val="%1.%2.%3.%4.%5.%6.%7"/>
-      <w:lvlJc w:val="left"/>
-      <w:pPr>
-        <w:ind w:left="1506" w:hanging="1440"/>
-      </w:pPr>
-      <w:rPr>
-        <w:rFonts w:hint="default"/>
-      </w:rPr>
-    </w:lvl>
-    <w:lvl w:ilvl="7">
-      <w:start w:val="1"/>
-      <w:numFmt w:val="decimal"/>
-      <w:lvlText w:val="%1.%2.%3.%4.%5.%6.%7.%8"/>
-      <w:lvlJc w:val="left"/>
-      <w:pPr>
-        <w:ind w:left="1877" w:hanging="1800"/>
-      </w:pPr>
-      <w:rPr>
-        <w:rFonts w:hint="default"/>
-      </w:rPr>
-    </w:lvl>
-    <w:lvl w:ilvl="8">
-      <w:start w:val="1"/>
-      <w:numFmt w:val="decimal"/>
-      <w:lvlText w:val="%1.%2.%3.%4.%5.%6.%7.%8.%9"/>
-      <w:lvlJc w:val="left"/>
-      <w:pPr>
-        <w:ind w:left="2248" w:hanging="2160"/>
-      </w:pPr>
-      <w:rPr>
-        <w:rFonts w:hint="default"/>
-      </w:rPr>
-    </w:lvl>
-  </w:abstractNum>
-  <w:abstractNum w:abstractNumId="58" w15:restartNumberingAfterBreak="0">
-    <w:nsid w:val="629362C3"/>
-    <w:multiLevelType w:val="multilevel"/>
-    <w:tmpl w:val="2850DC28"/>
-    <w:lvl w:ilvl="0">
-      <w:start w:val="1"/>
-      <w:numFmt w:val="bullet"/>
-      <w:lvlText w:val=""/>
-      <w:lvlJc w:val="left"/>
-      <w:pPr>
-        <w:tabs>
-          <w:tab w:val="num" w:pos="720"/>
-        </w:tabs>
-        <w:ind w:left="720" w:hanging="360"/>
-      </w:pPr>
-      <w:rPr>
-        <w:rFonts w:ascii="Symbol" w:hAnsi="Symbol" w:hint="default"/>
-        <w:sz w:val="20"/>
-      </w:rPr>
-    </w:lvl>
-    <w:lvl w:ilvl="1" w:tentative="1">
-      <w:start w:val="1"/>
-      <w:numFmt w:val="bullet"/>
-      <w:lvlText w:val="o"/>
-      <w:lvlJc w:val="left"/>
-      <w:pPr>
-        <w:tabs>
-          <w:tab w:val="num" w:pos="1440"/>
-        </w:tabs>
-        <w:ind w:left="1440" w:hanging="360"/>
-      </w:pPr>
-      <w:rPr>
-        <w:rFonts w:ascii="Courier New" w:hAnsi="Courier New" w:hint="default"/>
-        <w:sz w:val="20"/>
-      </w:rPr>
-    </w:lvl>
-    <w:lvl w:ilvl="2" w:tentative="1">
-      <w:start w:val="1"/>
-      <w:numFmt w:val="bullet"/>
-      <w:lvlText w:val=""/>
-      <w:lvlJc w:val="left"/>
-      <w:pPr>
-        <w:tabs>
-          <w:tab w:val="num" w:pos="2160"/>
-        </w:tabs>
-        <w:ind w:left="2160" w:hanging="360"/>
-      </w:pPr>
-      <w:rPr>
-        <w:rFonts w:ascii="Wingdings" w:hAnsi="Wingdings" w:hint="default"/>
-        <w:sz w:val="20"/>
-      </w:rPr>
-    </w:lvl>
-    <w:lvl w:ilvl="3" w:tentative="1">
-      <w:start w:val="1"/>
-      <w:numFmt w:val="bullet"/>
-      <w:lvlText w:val=""/>
-      <w:lvlJc w:val="left"/>
-      <w:pPr>
-        <w:tabs>
-          <w:tab w:val="num" w:pos="2880"/>
-        </w:tabs>
-        <w:ind w:left="2880" w:hanging="360"/>
-      </w:pPr>
-      <w:rPr>
-        <w:rFonts w:ascii="Wingdings" w:hAnsi="Wingdings" w:hint="default"/>
-        <w:sz w:val="20"/>
-      </w:rPr>
-    </w:lvl>
-    <w:lvl w:ilvl="4" w:tentative="1">
-      <w:start w:val="1"/>
-      <w:numFmt w:val="bullet"/>
-      <w:lvlText w:val=""/>
-      <w:lvlJc w:val="left"/>
-      <w:pPr>
-        <w:tabs>
-          <w:tab w:val="num" w:pos="3600"/>
-        </w:tabs>
-        <w:ind w:left="3600" w:hanging="360"/>
-      </w:pPr>
-      <w:rPr>
-        <w:rFonts w:ascii="Wingdings" w:hAnsi="Wingdings" w:hint="default"/>
-        <w:sz w:val="20"/>
-      </w:rPr>
-    </w:lvl>
-    <w:lvl w:ilvl="5" w:tentative="1">
-      <w:start w:val="1"/>
-      <w:numFmt w:val="bullet"/>
-      <w:lvlText w:val=""/>
-      <w:lvlJc w:val="left"/>
-      <w:pPr>
-        <w:tabs>
-          <w:tab w:val="num" w:pos="4320"/>
-        </w:tabs>
-        <w:ind w:left="4320" w:hanging="360"/>
-      </w:pPr>
-      <w:rPr>
-        <w:rFonts w:ascii="Wingdings" w:hAnsi="Wingdings" w:hint="default"/>
-        <w:sz w:val="20"/>
-      </w:rPr>
-    </w:lvl>
-    <w:lvl w:ilvl="6" w:tentative="1">
-      <w:start w:val="1"/>
-      <w:numFmt w:val="bullet"/>
-      <w:lvlText w:val=""/>
-      <w:lvlJc w:val="left"/>
-      <w:pPr>
-        <w:tabs>
-          <w:tab w:val="num" w:pos="5040"/>
-        </w:tabs>
-        <w:ind w:left="5040" w:hanging="360"/>
-      </w:pPr>
-      <w:rPr>
-        <w:rFonts w:ascii="Wingdings" w:hAnsi="Wingdings" w:hint="default"/>
-        <w:sz w:val="20"/>
-      </w:rPr>
-    </w:lvl>
-    <w:lvl w:ilvl="7" w:tentative="1">
-      <w:start w:val="1"/>
-      <w:numFmt w:val="bullet"/>
-      <w:lvlText w:val=""/>
-      <w:lvlJc w:val="left"/>
-      <w:pPr>
-        <w:tabs>
-          <w:tab w:val="num" w:pos="5760"/>
-        </w:tabs>
-        <w:ind w:left="5760" w:hanging="360"/>
-      </w:pPr>
-      <w:rPr>
-        <w:rFonts w:ascii="Wingdings" w:hAnsi="Wingdings" w:hint="default"/>
-        <w:sz w:val="20"/>
-      </w:rPr>
-    </w:lvl>
-    <w:lvl w:ilvl="8" w:tentative="1">
-      <w:start w:val="1"/>
-      <w:numFmt w:val="bullet"/>
-      <w:lvlText w:val=""/>
-      <w:lvlJc w:val="left"/>
-      <w:pPr>
-        <w:tabs>
-          <w:tab w:val="num" w:pos="6480"/>
-        </w:tabs>
-        <w:ind w:left="6480" w:hanging="360"/>
-      </w:pPr>
-      <w:rPr>
-        <w:rFonts w:ascii="Wingdings" w:hAnsi="Wingdings" w:hint="default"/>
-        <w:sz w:val="20"/>
-      </w:rPr>
-    </w:lvl>
-  </w:abstractNum>
-  <w:abstractNum w:abstractNumId="59" w15:restartNumberingAfterBreak="0">
-    <w:nsid w:val="642E7DBA"/>
-    <w:multiLevelType w:val="multilevel"/>
-    <w:tmpl w:val="5CD48446"/>
-    <w:lvl w:ilvl="0">
-      <w:start w:val="1"/>
-      <w:numFmt w:val="bullet"/>
-      <w:lvlText w:val=""/>
-      <w:lvlJc w:val="left"/>
-      <w:pPr>
-        <w:tabs>
-          <w:tab w:val="num" w:pos="720"/>
-        </w:tabs>
-        <w:ind w:left="720" w:hanging="360"/>
-      </w:pPr>
-      <w:rPr>
-        <w:rFonts w:ascii="Symbol" w:hAnsi="Symbol" w:hint="default"/>
-        <w:sz w:val="20"/>
-      </w:rPr>
-    </w:lvl>
-    <w:lvl w:ilvl="1" w:tentative="1">
-      <w:start w:val="1"/>
-      <w:numFmt w:val="bullet"/>
-      <w:lvlText w:val="o"/>
-      <w:lvlJc w:val="left"/>
-      <w:pPr>
-        <w:tabs>
-          <w:tab w:val="num" w:pos="1440"/>
-        </w:tabs>
-        <w:ind w:left="1440" w:hanging="360"/>
-      </w:pPr>
-      <w:rPr>
-        <w:rFonts w:ascii="Courier New" w:hAnsi="Courier New" w:hint="default"/>
-        <w:sz w:val="20"/>
-      </w:rPr>
-    </w:lvl>
-    <w:lvl w:ilvl="2" w:tentative="1">
-      <w:start w:val="1"/>
-      <w:numFmt w:val="bullet"/>
-      <w:lvlText w:val=""/>
-      <w:lvlJc w:val="left"/>
-      <w:pPr>
-        <w:tabs>
-          <w:tab w:val="num" w:pos="2160"/>
-        </w:tabs>
-        <w:ind w:left="2160" w:hanging="360"/>
-      </w:pPr>
-      <w:rPr>
-        <w:rFonts w:ascii="Wingdings" w:hAnsi="Wingdings" w:hint="default"/>
-        <w:sz w:val="20"/>
-      </w:rPr>
-    </w:lvl>
-    <w:lvl w:ilvl="3" w:tentative="1">
-      <w:start w:val="1"/>
-      <w:numFmt w:val="bullet"/>
-      <w:lvlText w:val=""/>
-      <w:lvlJc w:val="left"/>
-      <w:pPr>
-        <w:tabs>
-          <w:tab w:val="num" w:pos="2880"/>
-        </w:tabs>
-        <w:ind w:left="2880" w:hanging="360"/>
-      </w:pPr>
-      <w:rPr>
-        <w:rFonts w:ascii="Wingdings" w:hAnsi="Wingdings" w:hint="default"/>
-        <w:sz w:val="20"/>
-      </w:rPr>
-    </w:lvl>
-    <w:lvl w:ilvl="4" w:tentative="1">
-      <w:start w:val="1"/>
-      <w:numFmt w:val="bullet"/>
-      <w:lvlText w:val=""/>
-      <w:lvlJc w:val="left"/>
-      <w:pPr>
-        <w:tabs>
-          <w:tab w:val="num" w:pos="3600"/>
-        </w:tabs>
-        <w:ind w:left="3600" w:hanging="360"/>
-      </w:pPr>
-      <w:rPr>
-        <w:rFonts w:ascii="Wingdings" w:hAnsi="Wingdings" w:hint="default"/>
-        <w:sz w:val="20"/>
-      </w:rPr>
-    </w:lvl>
-    <w:lvl w:ilvl="5" w:tentative="1">
-      <w:start w:val="1"/>
-      <w:numFmt w:val="bullet"/>
-      <w:lvlText w:val=""/>
-      <w:lvlJc w:val="left"/>
-      <w:pPr>
-        <w:tabs>
-          <w:tab w:val="num" w:pos="4320"/>
-        </w:tabs>
-        <w:ind w:left="4320" w:hanging="360"/>
-      </w:pPr>
-      <w:rPr>
-        <w:rFonts w:ascii="Wingdings" w:hAnsi="Wingdings" w:hint="default"/>
-        <w:sz w:val="20"/>
-      </w:rPr>
-    </w:lvl>
-    <w:lvl w:ilvl="6" w:tentative="1">
-      <w:start w:val="1"/>
-      <w:numFmt w:val="bullet"/>
-      <w:lvlText w:val=""/>
-      <w:lvlJc w:val="left"/>
-      <w:pPr>
-        <w:tabs>
-          <w:tab w:val="num" w:pos="5040"/>
-        </w:tabs>
-        <w:ind w:left="5040" w:hanging="360"/>
-      </w:pPr>
-      <w:rPr>
-        <w:rFonts w:ascii="Wingdings" w:hAnsi="Wingdings" w:hint="default"/>
-        <w:sz w:val="20"/>
-      </w:rPr>
-    </w:lvl>
-    <w:lvl w:ilvl="7" w:tentative="1">
-      <w:start w:val="1"/>
-      <w:numFmt w:val="bullet"/>
-      <w:lvlText w:val=""/>
-      <w:lvlJc w:val="left"/>
-      <w:pPr>
-        <w:tabs>
-          <w:tab w:val="num" w:pos="5760"/>
-        </w:tabs>
-        <w:ind w:left="5760" w:hanging="360"/>
-      </w:pPr>
-      <w:rPr>
-        <w:rFonts w:ascii="Wingdings" w:hAnsi="Wingdings" w:hint="default"/>
-        <w:sz w:val="20"/>
-      </w:rPr>
-    </w:lvl>
-    <w:lvl w:ilvl="8" w:tentative="1">
-      <w:start w:val="1"/>
-      <w:numFmt w:val="bullet"/>
-      <w:lvlText w:val=""/>
-      <w:lvlJc w:val="left"/>
-      <w:pPr>
-        <w:tabs>
-          <w:tab w:val="num" w:pos="6480"/>
-        </w:tabs>
-        <w:ind w:left="6480" w:hanging="360"/>
-      </w:pPr>
-      <w:rPr>
-        <w:rFonts w:ascii="Wingdings" w:hAnsi="Wingdings" w:hint="default"/>
-        <w:sz w:val="20"/>
-      </w:rPr>
-    </w:lvl>
-  </w:abstractNum>
-  <w:abstractNum w:abstractNumId="60" w15:restartNumberingAfterBreak="0">
-    <w:nsid w:val="64FF5A26"/>
-    <w:multiLevelType w:val="hybridMultilevel"/>
-    <w:tmpl w:val="7E0C00C0"/>
-    <w:lvl w:ilvl="0" w:tplc="2F5E881C">
-      <w:numFmt w:val="bullet"/>
-      <w:lvlText w:val=""/>
-      <w:lvlJc w:val="left"/>
-      <w:pPr>
-        <w:ind w:left="743" w:hanging="360"/>
-      </w:pPr>
-      <w:rPr>
-        <w:rFonts w:ascii="Symbol" w:eastAsia="Symbol" w:hAnsi="Symbol" w:cs="Symbol" w:hint="default"/>
-        <w:b w:val="0"/>
-        <w:bCs w:val="0"/>
-        <w:i w:val="0"/>
-        <w:iCs w:val="0"/>
-        <w:spacing w:val="0"/>
-        <w:w w:val="99"/>
-        <w:sz w:val="20"/>
-        <w:szCs w:val="20"/>
-        <w:lang w:val="en-US" w:eastAsia="en-US" w:bidi="ar-SA"/>
-      </w:rPr>
-    </w:lvl>
-    <w:lvl w:ilvl="1" w:tplc="41DABA66">
-      <w:numFmt w:val="bullet"/>
-      <w:lvlText w:val="•"/>
-      <w:lvlJc w:val="left"/>
-      <w:pPr>
-        <w:ind w:left="1573" w:hanging="360"/>
-      </w:pPr>
-      <w:rPr>
-        <w:rFonts w:hint="default"/>
-        <w:lang w:val="en-US" w:eastAsia="en-US" w:bidi="ar-SA"/>
-      </w:rPr>
-    </w:lvl>
-    <w:lvl w:ilvl="2" w:tplc="4C663D8A">
-      <w:numFmt w:val="bullet"/>
-      <w:lvlText w:val="•"/>
-      <w:lvlJc w:val="left"/>
-      <w:pPr>
-        <w:ind w:left="2406" w:hanging="360"/>
-      </w:pPr>
-      <w:rPr>
-        <w:rFonts w:hint="default"/>
-        <w:lang w:val="en-US" w:eastAsia="en-US" w:bidi="ar-SA"/>
-      </w:rPr>
-    </w:lvl>
-    <w:lvl w:ilvl="3" w:tplc="32F8BCB6">
-      <w:numFmt w:val="bullet"/>
-      <w:lvlText w:val="•"/>
-      <w:lvlJc w:val="left"/>
-      <w:pPr>
-        <w:ind w:left="3239" w:hanging="360"/>
-      </w:pPr>
-      <w:rPr>
-        <w:rFonts w:hint="default"/>
-        <w:lang w:val="en-US" w:eastAsia="en-US" w:bidi="ar-SA"/>
-      </w:rPr>
-    </w:lvl>
-    <w:lvl w:ilvl="4" w:tplc="3EACA23A">
-      <w:numFmt w:val="bullet"/>
-      <w:lvlText w:val="•"/>
-      <w:lvlJc w:val="left"/>
-      <w:pPr>
-        <w:ind w:left="4072" w:hanging="360"/>
-      </w:pPr>
-      <w:rPr>
-        <w:rFonts w:hint="default"/>
-        <w:lang w:val="en-US" w:eastAsia="en-US" w:bidi="ar-SA"/>
-      </w:rPr>
-    </w:lvl>
-    <w:lvl w:ilvl="5" w:tplc="F98E6AA0">
-      <w:numFmt w:val="bullet"/>
-      <w:lvlText w:val="•"/>
-      <w:lvlJc w:val="left"/>
-      <w:pPr>
-        <w:ind w:left="4906" w:hanging="360"/>
-      </w:pPr>
-      <w:rPr>
-        <w:rFonts w:hint="default"/>
-        <w:lang w:val="en-US" w:eastAsia="en-US" w:bidi="ar-SA"/>
-      </w:rPr>
-    </w:lvl>
-    <w:lvl w:ilvl="6" w:tplc="DB00358C">
-      <w:numFmt w:val="bullet"/>
-      <w:lvlText w:val="•"/>
-      <w:lvlJc w:val="left"/>
-      <w:pPr>
-        <w:ind w:left="5739" w:hanging="360"/>
-      </w:pPr>
-      <w:rPr>
-        <w:rFonts w:hint="default"/>
-        <w:lang w:val="en-US" w:eastAsia="en-US" w:bidi="ar-SA"/>
-      </w:rPr>
-    </w:lvl>
-    <w:lvl w:ilvl="7" w:tplc="B4385E16">
-      <w:numFmt w:val="bullet"/>
-      <w:lvlText w:val="•"/>
-      <w:lvlJc w:val="left"/>
-      <w:pPr>
-        <w:ind w:left="6572" w:hanging="360"/>
-      </w:pPr>
-      <w:rPr>
-        <w:rFonts w:hint="default"/>
-        <w:lang w:val="en-US" w:eastAsia="en-US" w:bidi="ar-SA"/>
-      </w:rPr>
-    </w:lvl>
-    <w:lvl w:ilvl="8" w:tplc="E514EB2C">
-      <w:numFmt w:val="bullet"/>
-      <w:lvlText w:val="•"/>
-      <w:lvlJc w:val="left"/>
-      <w:pPr>
-        <w:ind w:left="7405" w:hanging="360"/>
-      </w:pPr>
-      <w:rPr>
-        <w:rFonts w:hint="default"/>
-        <w:lang w:val="en-US" w:eastAsia="en-US" w:bidi="ar-SA"/>
-      </w:rPr>
-    </w:lvl>
-  </w:abstractNum>
-  <w:abstractNum w:abstractNumId="61" w15:restartNumberingAfterBreak="0">
-    <w:nsid w:val="69361802"/>
-    <w:multiLevelType w:val="multilevel"/>
-    <w:tmpl w:val="452C1384"/>
-    <w:lvl w:ilvl="0">
-      <w:start w:val="5"/>
-      <w:numFmt w:val="decimal"/>
-      <w:lvlText w:val="%1"/>
-      <w:lvlJc w:val="left"/>
-      <w:pPr>
-        <w:ind w:left="443" w:hanging="420"/>
-      </w:pPr>
-      <w:rPr>
-        <w:rFonts w:hint="default"/>
-        <w:lang w:val="en-US" w:eastAsia="en-US" w:bidi="ar-SA"/>
-      </w:rPr>
-    </w:lvl>
-    <w:lvl w:ilvl="1">
-      <w:start w:val="1"/>
-      <w:numFmt w:val="decimal"/>
-      <w:lvlText w:val="%1.%2"/>
-      <w:lvlJc w:val="left"/>
-      <w:pPr>
-        <w:ind w:left="443" w:hanging="420"/>
-      </w:pPr>
-      <w:rPr>
-        <w:rFonts w:hint="default"/>
-        <w:b/>
-        <w:bCs/>
-        <w:spacing w:val="-2"/>
-        <w:w w:val="100"/>
-        <w:lang w:val="en-US" w:eastAsia="en-US" w:bidi="ar-SA"/>
-      </w:rPr>
-    </w:lvl>
-    <w:lvl w:ilvl="2">
-      <w:start w:val="1"/>
-      <w:numFmt w:val="decimal"/>
-      <w:lvlText w:val="%1.%2.%3"/>
-      <w:lvlJc w:val="left"/>
-      <w:pPr>
-        <w:ind w:left="616" w:hanging="593"/>
-      </w:pPr>
-      <w:rPr>
-        <w:rFonts w:hint="default"/>
-        <w:spacing w:val="-1"/>
-        <w:w w:val="99"/>
-        <w:lang w:val="en-US" w:eastAsia="en-US" w:bidi="ar-SA"/>
-      </w:rPr>
-    </w:lvl>
-    <w:lvl w:ilvl="3">
-      <w:numFmt w:val="bullet"/>
-      <w:lvlText w:val=""/>
-      <w:lvlJc w:val="left"/>
-      <w:pPr>
-        <w:ind w:left="743" w:hanging="593"/>
-      </w:pPr>
-      <w:rPr>
-        <w:rFonts w:ascii="Symbol" w:eastAsia="Symbol" w:hAnsi="Symbol" w:cs="Symbol" w:hint="default"/>
-        <w:b w:val="0"/>
-        <w:bCs w:val="0"/>
-        <w:i w:val="0"/>
-        <w:iCs w:val="0"/>
-        <w:spacing w:val="0"/>
-        <w:w w:val="99"/>
-        <w:sz w:val="20"/>
-        <w:szCs w:val="20"/>
-        <w:lang w:val="en-US" w:eastAsia="en-US" w:bidi="ar-SA"/>
-      </w:rPr>
-    </w:lvl>
-    <w:lvl w:ilvl="4">
-      <w:numFmt w:val="bullet"/>
-      <w:lvlText w:val="•"/>
-      <w:lvlJc w:val="left"/>
-      <w:pPr>
-        <w:ind w:left="1930" w:hanging="593"/>
-      </w:pPr>
-      <w:rPr>
-        <w:rFonts w:hint="default"/>
-        <w:lang w:val="en-US" w:eastAsia="en-US" w:bidi="ar-SA"/>
-      </w:rPr>
-    </w:lvl>
-    <w:lvl w:ilvl="5">
-      <w:numFmt w:val="bullet"/>
-      <w:lvlText w:val="•"/>
-      <w:lvlJc w:val="left"/>
-      <w:pPr>
-        <w:ind w:left="3120" w:hanging="593"/>
-      </w:pPr>
-      <w:rPr>
-        <w:rFonts w:hint="default"/>
-        <w:lang w:val="en-US" w:eastAsia="en-US" w:bidi="ar-SA"/>
-      </w:rPr>
-    </w:lvl>
-    <w:lvl w:ilvl="6">
-      <w:numFmt w:val="bullet"/>
-      <w:lvlText w:val="•"/>
-      <w:lvlJc w:val="left"/>
-      <w:pPr>
-        <w:ind w:left="4311" w:hanging="593"/>
-      </w:pPr>
-      <w:rPr>
-        <w:rFonts w:hint="default"/>
-        <w:lang w:val="en-US" w:eastAsia="en-US" w:bidi="ar-SA"/>
-      </w:rPr>
-    </w:lvl>
-    <w:lvl w:ilvl="7">
-      <w:numFmt w:val="bullet"/>
-      <w:lvlText w:val="•"/>
-      <w:lvlJc w:val="left"/>
-      <w:pPr>
-        <w:ind w:left="5501" w:hanging="593"/>
-      </w:pPr>
-      <w:rPr>
-        <w:rFonts w:hint="default"/>
-        <w:lang w:val="en-US" w:eastAsia="en-US" w:bidi="ar-SA"/>
-      </w:rPr>
-    </w:lvl>
-    <w:lvl w:ilvl="8">
-      <w:numFmt w:val="bullet"/>
-      <w:lvlText w:val="•"/>
-      <w:lvlJc w:val="left"/>
-      <w:pPr>
-        <w:ind w:left="6691" w:hanging="593"/>
-      </w:pPr>
-      <w:rPr>
-        <w:rFonts w:hint="default"/>
-        <w:lang w:val="en-US" w:eastAsia="en-US" w:bidi="ar-SA"/>
-      </w:rPr>
-    </w:lvl>
-  </w:abstractNum>
-  <w:abstractNum w:abstractNumId="62" w15:restartNumberingAfterBreak="0">
-    <w:nsid w:val="6BA30F7D"/>
-    <w:multiLevelType w:val="multilevel"/>
-    <w:tmpl w:val="CE32F062"/>
-    <w:lvl w:ilvl="0">
-      <w:start w:val="1"/>
-      <w:numFmt w:val="bullet"/>
-      <w:lvlText w:val=""/>
-      <w:lvlJc w:val="left"/>
-      <w:pPr>
-        <w:tabs>
-          <w:tab w:val="num" w:pos="720"/>
-        </w:tabs>
-        <w:ind w:left="720" w:hanging="360"/>
-      </w:pPr>
-      <w:rPr>
-        <w:rFonts w:ascii="Symbol" w:hAnsi="Symbol" w:hint="default"/>
-        <w:sz w:val="20"/>
-      </w:rPr>
-    </w:lvl>
-    <w:lvl w:ilvl="1" w:tentative="1">
-      <w:start w:val="1"/>
-      <w:numFmt w:val="bullet"/>
-      <w:lvlText w:val="o"/>
-      <w:lvlJc w:val="left"/>
-      <w:pPr>
-        <w:tabs>
-          <w:tab w:val="num" w:pos="1440"/>
-        </w:tabs>
-        <w:ind w:left="1440" w:hanging="360"/>
-      </w:pPr>
-      <w:rPr>
-        <w:rFonts w:ascii="Courier New" w:hAnsi="Courier New" w:hint="default"/>
-        <w:sz w:val="20"/>
-      </w:rPr>
-    </w:lvl>
-    <w:lvl w:ilvl="2" w:tentative="1">
-      <w:start w:val="1"/>
-      <w:numFmt w:val="bullet"/>
-      <w:lvlText w:val=""/>
-      <w:lvlJc w:val="left"/>
-      <w:pPr>
-        <w:tabs>
-          <w:tab w:val="num" w:pos="2160"/>
-        </w:tabs>
-        <w:ind w:left="2160" w:hanging="360"/>
-      </w:pPr>
-      <w:rPr>
-        <w:rFonts w:ascii="Wingdings" w:hAnsi="Wingdings" w:hint="default"/>
-        <w:sz w:val="20"/>
-      </w:rPr>
-    </w:lvl>
-    <w:lvl w:ilvl="3" w:tentative="1">
-      <w:start w:val="1"/>
-      <w:numFmt w:val="bullet"/>
-      <w:lvlText w:val=""/>
-      <w:lvlJc w:val="left"/>
-      <w:pPr>
-        <w:tabs>
-          <w:tab w:val="num" w:pos="2880"/>
-        </w:tabs>
-        <w:ind w:left="2880" w:hanging="360"/>
-      </w:pPr>
-      <w:rPr>
-        <w:rFonts w:ascii="Wingdings" w:hAnsi="Wingdings" w:hint="default"/>
-        <w:sz w:val="20"/>
-      </w:rPr>
-    </w:lvl>
-    <w:lvl w:ilvl="4" w:tentative="1">
-      <w:start w:val="1"/>
-      <w:numFmt w:val="bullet"/>
-      <w:lvlText w:val=""/>
-      <w:lvlJc w:val="left"/>
-      <w:pPr>
-        <w:tabs>
-          <w:tab w:val="num" w:pos="3600"/>
-        </w:tabs>
-        <w:ind w:left="3600" w:hanging="360"/>
-      </w:pPr>
-      <w:rPr>
-        <w:rFonts w:ascii="Wingdings" w:hAnsi="Wingdings" w:hint="default"/>
-        <w:sz w:val="20"/>
-      </w:rPr>
-    </w:lvl>
-    <w:lvl w:ilvl="5" w:tentative="1">
-      <w:start w:val="1"/>
-      <w:numFmt w:val="bullet"/>
-      <w:lvlText w:val=""/>
-      <w:lvlJc w:val="left"/>
-      <w:pPr>
-        <w:tabs>
-          <w:tab w:val="num" w:pos="4320"/>
-        </w:tabs>
-        <w:ind w:left="4320" w:hanging="360"/>
-      </w:pPr>
-      <w:rPr>
-        <w:rFonts w:ascii="Wingdings" w:hAnsi="Wingdings" w:hint="default"/>
-        <w:sz w:val="20"/>
-      </w:rPr>
-    </w:lvl>
-    <w:lvl w:ilvl="6" w:tentative="1">
-      <w:start w:val="1"/>
-      <w:numFmt w:val="bullet"/>
-      <w:lvlText w:val=""/>
-      <w:lvlJc w:val="left"/>
-      <w:pPr>
-        <w:tabs>
-          <w:tab w:val="num" w:pos="5040"/>
-        </w:tabs>
-        <w:ind w:left="5040" w:hanging="360"/>
-      </w:pPr>
-      <w:rPr>
-        <w:rFonts w:ascii="Wingdings" w:hAnsi="Wingdings" w:hint="default"/>
-        <w:sz w:val="20"/>
-      </w:rPr>
-    </w:lvl>
-    <w:lvl w:ilvl="7" w:tentative="1">
-      <w:start w:val="1"/>
-      <w:numFmt w:val="bullet"/>
-      <w:lvlText w:val=""/>
-      <w:lvlJc w:val="left"/>
-      <w:pPr>
-        <w:tabs>
-          <w:tab w:val="num" w:pos="5760"/>
-        </w:tabs>
-        <w:ind w:left="5760" w:hanging="360"/>
-      </w:pPr>
-      <w:rPr>
-        <w:rFonts w:ascii="Wingdings" w:hAnsi="Wingdings" w:hint="default"/>
-        <w:sz w:val="20"/>
-      </w:rPr>
-    </w:lvl>
-    <w:lvl w:ilvl="8" w:tentative="1">
-      <w:start w:val="1"/>
-      <w:numFmt w:val="bullet"/>
-      <w:lvlText w:val=""/>
-      <w:lvlJc w:val="left"/>
-      <w:pPr>
-        <w:tabs>
-          <w:tab w:val="num" w:pos="6480"/>
-        </w:tabs>
-        <w:ind w:left="6480" w:hanging="360"/>
-      </w:pPr>
-      <w:rPr>
-        <w:rFonts w:ascii="Wingdings" w:hAnsi="Wingdings" w:hint="default"/>
-        <w:sz w:val="20"/>
-      </w:rPr>
-    </w:lvl>
-  </w:abstractNum>
-  <w:abstractNum w:abstractNumId="63" w15:restartNumberingAfterBreak="0">
-    <w:nsid w:val="6CC05859"/>
-    <w:multiLevelType w:val="multilevel"/>
-    <w:tmpl w:val="3AD80292"/>
-    <w:lvl w:ilvl="0">
-      <w:start w:val="1"/>
-      <w:numFmt w:val="decimal"/>
-      <w:lvlText w:val="%1."/>
-      <w:lvlJc w:val="left"/>
-      <w:pPr>
-        <w:tabs>
-          <w:tab w:val="num" w:pos="720"/>
-        </w:tabs>
-        <w:ind w:left="720" w:hanging="360"/>
-      </w:pPr>
-    </w:lvl>
-    <w:lvl w:ilvl="1">
-      <w:start w:val="1"/>
-      <w:numFmt w:val="bullet"/>
-      <w:lvlText w:val="o"/>
-      <w:lvlJc w:val="left"/>
-      <w:pPr>
-        <w:tabs>
-          <w:tab w:val="num" w:pos="1440"/>
-        </w:tabs>
-        <w:ind w:left="1440" w:hanging="360"/>
-      </w:pPr>
-      <w:rPr>
-        <w:rFonts w:ascii="Courier New" w:hAnsi="Courier New" w:hint="default"/>
-        <w:sz w:val="20"/>
-      </w:rPr>
-    </w:lvl>
-    <w:lvl w:ilvl="2">
-      <w:start w:val="1"/>
-      <w:numFmt w:val="bullet"/>
-      <w:lvlText w:val=""/>
-      <w:lvlJc w:val="left"/>
-      <w:pPr>
-        <w:tabs>
-          <w:tab w:val="num" w:pos="2160"/>
-        </w:tabs>
-        <w:ind w:left="2160" w:hanging="360"/>
-      </w:pPr>
-      <w:rPr>
-        <w:rFonts w:ascii="Wingdings" w:hAnsi="Wingdings" w:hint="default"/>
-        <w:sz w:val="20"/>
-      </w:rPr>
-    </w:lvl>
-    <w:lvl w:ilvl="3" w:tentative="1">
-      <w:start w:val="1"/>
-      <w:numFmt w:val="decimal"/>
-      <w:lvlText w:val="%4."/>
-      <w:lvlJc w:val="left"/>
-      <w:pPr>
-        <w:tabs>
-          <w:tab w:val="num" w:pos="2880"/>
-        </w:tabs>
-        <w:ind w:left="2880" w:hanging="360"/>
-      </w:pPr>
-    </w:lvl>
-    <w:lvl w:ilvl="4" w:tentative="1">
-      <w:start w:val="1"/>
-      <w:numFmt w:val="decimal"/>
-      <w:lvlText w:val="%5."/>
-      <w:lvlJc w:val="left"/>
-      <w:pPr>
-        <w:tabs>
-          <w:tab w:val="num" w:pos="3600"/>
-        </w:tabs>
-        <w:ind w:left="3600" w:hanging="360"/>
-      </w:pPr>
-    </w:lvl>
-    <w:lvl w:ilvl="5" w:tentative="1">
-      <w:start w:val="1"/>
-      <w:numFmt w:val="decimal"/>
-      <w:lvlText w:val="%6."/>
-      <w:lvlJc w:val="left"/>
-      <w:pPr>
-        <w:tabs>
-          <w:tab w:val="num" w:pos="4320"/>
-        </w:tabs>
-        <w:ind w:left="4320" w:hanging="360"/>
-      </w:pPr>
-    </w:lvl>
-    <w:lvl w:ilvl="6" w:tentative="1">
-      <w:start w:val="1"/>
-      <w:numFmt w:val="decimal"/>
-      <w:lvlText w:val="%7."/>
-      <w:lvlJc w:val="left"/>
-      <w:pPr>
-        <w:tabs>
-          <w:tab w:val="num" w:pos="5040"/>
-        </w:tabs>
-        <w:ind w:left="5040" w:hanging="360"/>
-      </w:pPr>
-    </w:lvl>
-    <w:lvl w:ilvl="7" w:tentative="1">
-      <w:start w:val="1"/>
-      <w:numFmt w:val="decimal"/>
-      <w:lvlText w:val="%8."/>
-      <w:lvlJc w:val="left"/>
-      <w:pPr>
-        <w:tabs>
-          <w:tab w:val="num" w:pos="5760"/>
-        </w:tabs>
-        <w:ind w:left="5760" w:hanging="360"/>
-      </w:pPr>
-    </w:lvl>
-    <w:lvl w:ilvl="8" w:tentative="1">
-      <w:start w:val="1"/>
-      <w:numFmt w:val="decimal"/>
-      <w:lvlText w:val="%9."/>
-      <w:lvlJc w:val="left"/>
-      <w:pPr>
-        <w:tabs>
-          <w:tab w:val="num" w:pos="6480"/>
-        </w:tabs>
-        <w:ind w:left="6480" w:hanging="360"/>
-      </w:pPr>
-    </w:lvl>
-  </w:abstractNum>
-  <w:abstractNum w:abstractNumId="64" w15:restartNumberingAfterBreak="0">
-    <w:nsid w:val="6F876EC3"/>
-    <w:multiLevelType w:val="multilevel"/>
-    <w:tmpl w:val="F46A2152"/>
-    <w:lvl w:ilvl="0">
-      <w:start w:val="1"/>
-      <w:numFmt w:val="bullet"/>
-      <w:lvlText w:val=""/>
-      <w:lvlJc w:val="left"/>
-      <w:pPr>
-        <w:tabs>
-          <w:tab w:val="num" w:pos="720"/>
-        </w:tabs>
-        <w:ind w:left="720" w:hanging="360"/>
-      </w:pPr>
-      <w:rPr>
-        <w:rFonts w:ascii="Symbol" w:hAnsi="Symbol" w:hint="default"/>
-        <w:sz w:val="20"/>
-      </w:rPr>
-    </w:lvl>
-    <w:lvl w:ilvl="1" w:tentative="1">
-      <w:start w:val="1"/>
-      <w:numFmt w:val="bullet"/>
-      <w:lvlText w:val="o"/>
-      <w:lvlJc w:val="left"/>
-      <w:pPr>
-        <w:tabs>
-          <w:tab w:val="num" w:pos="1440"/>
-        </w:tabs>
-        <w:ind w:left="1440" w:hanging="360"/>
-      </w:pPr>
-      <w:rPr>
-        <w:rFonts w:ascii="Courier New" w:hAnsi="Courier New" w:hint="default"/>
-        <w:sz w:val="20"/>
-      </w:rPr>
-    </w:lvl>
-    <w:lvl w:ilvl="2" w:tentative="1">
-      <w:start w:val="1"/>
-      <w:numFmt w:val="bullet"/>
-      <w:lvlText w:val=""/>
-      <w:lvlJc w:val="left"/>
-      <w:pPr>
-        <w:tabs>
-          <w:tab w:val="num" w:pos="2160"/>
-        </w:tabs>
-        <w:ind w:left="2160" w:hanging="360"/>
-      </w:pPr>
-      <w:rPr>
-        <w:rFonts w:ascii="Wingdings" w:hAnsi="Wingdings" w:hint="default"/>
-        <w:sz w:val="20"/>
-      </w:rPr>
-    </w:lvl>
-    <w:lvl w:ilvl="3" w:tentative="1">
-      <w:start w:val="1"/>
-      <w:numFmt w:val="bullet"/>
-      <w:lvlText w:val=""/>
-      <w:lvlJc w:val="left"/>
-      <w:pPr>
-        <w:tabs>
-          <w:tab w:val="num" w:pos="2880"/>
-        </w:tabs>
-        <w:ind w:left="2880" w:hanging="360"/>
-      </w:pPr>
-      <w:rPr>
-        <w:rFonts w:ascii="Wingdings" w:hAnsi="Wingdings" w:hint="default"/>
-        <w:sz w:val="20"/>
-      </w:rPr>
-    </w:lvl>
-    <w:lvl w:ilvl="4" w:tentative="1">
-      <w:start w:val="1"/>
-      <w:numFmt w:val="bullet"/>
-      <w:lvlText w:val=""/>
-      <w:lvlJc w:val="left"/>
-      <w:pPr>
-        <w:tabs>
-          <w:tab w:val="num" w:pos="3600"/>
-        </w:tabs>
-        <w:ind w:left="3600" w:hanging="360"/>
-      </w:pPr>
-      <w:rPr>
-        <w:rFonts w:ascii="Wingdings" w:hAnsi="Wingdings" w:hint="default"/>
-        <w:sz w:val="20"/>
-      </w:rPr>
-    </w:lvl>
-    <w:lvl w:ilvl="5" w:tentative="1">
-      <w:start w:val="1"/>
-      <w:numFmt w:val="bullet"/>
-      <w:lvlText w:val=""/>
-      <w:lvlJc w:val="left"/>
-      <w:pPr>
-        <w:tabs>
-          <w:tab w:val="num" w:pos="4320"/>
-        </w:tabs>
-        <w:ind w:left="4320" w:hanging="360"/>
-      </w:pPr>
-      <w:rPr>
-        <w:rFonts w:ascii="Wingdings" w:hAnsi="Wingdings" w:hint="default"/>
-        <w:sz w:val="20"/>
-      </w:rPr>
-    </w:lvl>
-    <w:lvl w:ilvl="6" w:tentative="1">
-      <w:start w:val="1"/>
-      <w:numFmt w:val="bullet"/>
-      <w:lvlText w:val=""/>
-      <w:lvlJc w:val="left"/>
-      <w:pPr>
-        <w:tabs>
-          <w:tab w:val="num" w:pos="5040"/>
-        </w:tabs>
-        <w:ind w:left="5040" w:hanging="360"/>
-      </w:pPr>
-      <w:rPr>
-        <w:rFonts w:ascii="Wingdings" w:hAnsi="Wingdings" w:hint="default"/>
-        <w:sz w:val="20"/>
-      </w:rPr>
-    </w:lvl>
-    <w:lvl w:ilvl="7" w:tentative="1">
-      <w:start w:val="1"/>
-      <w:numFmt w:val="bullet"/>
-      <w:lvlText w:val=""/>
-      <w:lvlJc w:val="left"/>
-      <w:pPr>
-        <w:tabs>
-          <w:tab w:val="num" w:pos="5760"/>
-        </w:tabs>
-        <w:ind w:left="5760" w:hanging="360"/>
-      </w:pPr>
-      <w:rPr>
-        <w:rFonts w:ascii="Wingdings" w:hAnsi="Wingdings" w:hint="default"/>
-        <w:sz w:val="20"/>
-      </w:rPr>
-    </w:lvl>
-    <w:lvl w:ilvl="8" w:tentative="1">
-      <w:start w:val="1"/>
-      <w:numFmt w:val="bullet"/>
-      <w:lvlText w:val=""/>
-      <w:lvlJc w:val="left"/>
-      <w:pPr>
-        <w:tabs>
-          <w:tab w:val="num" w:pos="6480"/>
-        </w:tabs>
-        <w:ind w:left="6480" w:hanging="360"/>
-      </w:pPr>
-      <w:rPr>
-        <w:rFonts w:ascii="Wingdings" w:hAnsi="Wingdings" w:hint="default"/>
-        <w:sz w:val="20"/>
-      </w:rPr>
-    </w:lvl>
-  </w:abstractNum>
-  <w:abstractNum w:abstractNumId="65" w15:restartNumberingAfterBreak="0">
-    <w:nsid w:val="6F8E7CDD"/>
-    <w:multiLevelType w:val="hybridMultilevel"/>
-    <w:tmpl w:val="922066A4"/>
-    <w:lvl w:ilvl="0" w:tplc="40090017">
-      <w:start w:val="1"/>
-      <w:numFmt w:val="lowerLetter"/>
-      <w:lvlText w:val="%1)"/>
-      <w:lvlJc w:val="left"/>
-      <w:pPr>
-        <w:ind w:left="1462" w:hanging="360"/>
-      </w:pPr>
-    </w:lvl>
-    <w:lvl w:ilvl="1" w:tplc="40090019" w:tentative="1">
-      <w:start w:val="1"/>
-      <w:numFmt w:val="lowerLetter"/>
-      <w:lvlText w:val="%2."/>
-      <w:lvlJc w:val="left"/>
-      <w:pPr>
-        <w:ind w:left="2182" w:hanging="360"/>
-      </w:pPr>
-    </w:lvl>
-    <w:lvl w:ilvl="2" w:tplc="4009001B" w:tentative="1">
-      <w:start w:val="1"/>
-      <w:numFmt w:val="lowerRoman"/>
-      <w:lvlText w:val="%3."/>
-      <w:lvlJc w:val="right"/>
-      <w:pPr>
-        <w:ind w:left="2902" w:hanging="180"/>
-      </w:pPr>
-    </w:lvl>
-    <w:lvl w:ilvl="3" w:tplc="4009000F" w:tentative="1">
-      <w:start w:val="1"/>
-      <w:numFmt w:val="decimal"/>
-      <w:lvlText w:val="%4."/>
-      <w:lvlJc w:val="left"/>
-      <w:pPr>
-        <w:ind w:left="3622" w:hanging="360"/>
-      </w:pPr>
-    </w:lvl>
-    <w:lvl w:ilvl="4" w:tplc="40090019" w:tentative="1">
-      <w:start w:val="1"/>
-      <w:numFmt w:val="lowerLetter"/>
-      <w:lvlText w:val="%5."/>
-      <w:lvlJc w:val="left"/>
-      <w:pPr>
-        <w:ind w:left="4342" w:hanging="360"/>
-      </w:pPr>
-    </w:lvl>
-    <w:lvl w:ilvl="5" w:tplc="4009001B" w:tentative="1">
-      <w:start w:val="1"/>
-      <w:numFmt w:val="lowerRoman"/>
-      <w:lvlText w:val="%6."/>
-      <w:lvlJc w:val="right"/>
-      <w:pPr>
-        <w:ind w:left="5062" w:hanging="180"/>
-      </w:pPr>
-    </w:lvl>
-    <w:lvl w:ilvl="6" w:tplc="4009000F" w:tentative="1">
-      <w:start w:val="1"/>
-      <w:numFmt w:val="decimal"/>
-      <w:lvlText w:val="%7."/>
-      <w:lvlJc w:val="left"/>
-      <w:pPr>
-        <w:ind w:left="5782" w:hanging="360"/>
-      </w:pPr>
-    </w:lvl>
-    <w:lvl w:ilvl="7" w:tplc="40090019" w:tentative="1">
-      <w:start w:val="1"/>
-      <w:numFmt w:val="lowerLetter"/>
-      <w:lvlText w:val="%8."/>
-      <w:lvlJc w:val="left"/>
-      <w:pPr>
-        <w:ind w:left="6502" w:hanging="360"/>
-      </w:pPr>
-    </w:lvl>
-    <w:lvl w:ilvl="8" w:tplc="4009001B" w:tentative="1">
-      <w:start w:val="1"/>
-      <w:numFmt w:val="lowerRoman"/>
-      <w:lvlText w:val="%9."/>
-      <w:lvlJc w:val="right"/>
-      <w:pPr>
-        <w:ind w:left="7222" w:hanging="180"/>
-      </w:pPr>
-    </w:lvl>
-  </w:abstractNum>
-  <w:abstractNum w:abstractNumId="66" w15:restartNumberingAfterBreak="0">
-    <w:nsid w:val="70C7429F"/>
-    <w:multiLevelType w:val="singleLevel"/>
-    <w:tmpl w:val="70C7429F"/>
-    <w:lvl w:ilvl="0">
-      <w:start w:val="1"/>
-      <w:numFmt w:val="bullet"/>
-      <w:lvlText w:val=""/>
-      <w:lvlJc w:val="left"/>
-      <w:pPr>
-        <w:tabs>
-          <w:tab w:val="left" w:pos="840"/>
-        </w:tabs>
-        <w:ind w:left="840" w:hanging="420"/>
-      </w:pPr>
-      <w:rPr>
-        <w:rFonts w:ascii="Wingdings" w:hAnsi="Wingdings" w:hint="default"/>
-        <w:sz w:val="14"/>
-        <w:szCs w:val="14"/>
-      </w:rPr>
-    </w:lvl>
-  </w:abstractNum>
-  <w:abstractNum w:abstractNumId="67" w15:restartNumberingAfterBreak="0">
+  <w:abstractNum w:abstractNumId="13" w15:restartNumberingAfterBreak="0">
     <w:nsid w:val="722C6099"/>
     <w:multiLevelType w:val="multilevel"/>
     <w:tmpl w:val="449A2A6A"/>
@@ -9996,1484 +4201,49 @@
       </w:rPr>
     </w:lvl>
   </w:abstractNum>
-  <w:abstractNum w:abstractNumId="68" w15:restartNumberingAfterBreak="0">
-    <w:nsid w:val="7244739E"/>
-    <w:multiLevelType w:val="multilevel"/>
-    <w:tmpl w:val="9BB4E584"/>
-    <w:lvl w:ilvl="0">
-      <w:start w:val="1"/>
-      <w:numFmt w:val="bullet"/>
-      <w:lvlText w:val=""/>
-      <w:lvlJc w:val="left"/>
-      <w:pPr>
-        <w:tabs>
-          <w:tab w:val="num" w:pos="720"/>
-        </w:tabs>
-        <w:ind w:left="720" w:hanging="360"/>
-      </w:pPr>
-      <w:rPr>
-        <w:rFonts w:ascii="Symbol" w:hAnsi="Symbol" w:hint="default"/>
-        <w:sz w:val="20"/>
-      </w:rPr>
-    </w:lvl>
-    <w:lvl w:ilvl="1" w:tentative="1">
-      <w:start w:val="1"/>
-      <w:numFmt w:val="bullet"/>
-      <w:lvlText w:val="o"/>
-      <w:lvlJc w:val="left"/>
-      <w:pPr>
-        <w:tabs>
-          <w:tab w:val="num" w:pos="1440"/>
-        </w:tabs>
-        <w:ind w:left="1440" w:hanging="360"/>
-      </w:pPr>
-      <w:rPr>
-        <w:rFonts w:ascii="Courier New" w:hAnsi="Courier New" w:hint="default"/>
-        <w:sz w:val="20"/>
-      </w:rPr>
-    </w:lvl>
-    <w:lvl w:ilvl="2" w:tentative="1">
-      <w:start w:val="1"/>
-      <w:numFmt w:val="bullet"/>
-      <w:lvlText w:val=""/>
-      <w:lvlJc w:val="left"/>
-      <w:pPr>
-        <w:tabs>
-          <w:tab w:val="num" w:pos="2160"/>
-        </w:tabs>
-        <w:ind w:left="2160" w:hanging="360"/>
-      </w:pPr>
-      <w:rPr>
-        <w:rFonts w:ascii="Wingdings" w:hAnsi="Wingdings" w:hint="default"/>
-        <w:sz w:val="20"/>
-      </w:rPr>
-    </w:lvl>
-    <w:lvl w:ilvl="3" w:tentative="1">
-      <w:start w:val="1"/>
-      <w:numFmt w:val="bullet"/>
-      <w:lvlText w:val=""/>
-      <w:lvlJc w:val="left"/>
-      <w:pPr>
-        <w:tabs>
-          <w:tab w:val="num" w:pos="2880"/>
-        </w:tabs>
-        <w:ind w:left="2880" w:hanging="360"/>
-      </w:pPr>
-      <w:rPr>
-        <w:rFonts w:ascii="Wingdings" w:hAnsi="Wingdings" w:hint="default"/>
-        <w:sz w:val="20"/>
-      </w:rPr>
-    </w:lvl>
-    <w:lvl w:ilvl="4" w:tentative="1">
-      <w:start w:val="1"/>
-      <w:numFmt w:val="bullet"/>
-      <w:lvlText w:val=""/>
-      <w:lvlJc w:val="left"/>
-      <w:pPr>
-        <w:tabs>
-          <w:tab w:val="num" w:pos="3600"/>
-        </w:tabs>
-        <w:ind w:left="3600" w:hanging="360"/>
-      </w:pPr>
-      <w:rPr>
-        <w:rFonts w:ascii="Wingdings" w:hAnsi="Wingdings" w:hint="default"/>
-        <w:sz w:val="20"/>
-      </w:rPr>
-    </w:lvl>
-    <w:lvl w:ilvl="5" w:tentative="1">
-      <w:start w:val="1"/>
-      <w:numFmt w:val="bullet"/>
-      <w:lvlText w:val=""/>
-      <w:lvlJc w:val="left"/>
-      <w:pPr>
-        <w:tabs>
-          <w:tab w:val="num" w:pos="4320"/>
-        </w:tabs>
-        <w:ind w:left="4320" w:hanging="360"/>
-      </w:pPr>
-      <w:rPr>
-        <w:rFonts w:ascii="Wingdings" w:hAnsi="Wingdings" w:hint="default"/>
-        <w:sz w:val="20"/>
-      </w:rPr>
-    </w:lvl>
-    <w:lvl w:ilvl="6" w:tentative="1">
-      <w:start w:val="1"/>
-      <w:numFmt w:val="bullet"/>
-      <w:lvlText w:val=""/>
-      <w:lvlJc w:val="left"/>
-      <w:pPr>
-        <w:tabs>
-          <w:tab w:val="num" w:pos="5040"/>
-        </w:tabs>
-        <w:ind w:left="5040" w:hanging="360"/>
-      </w:pPr>
-      <w:rPr>
-        <w:rFonts w:ascii="Wingdings" w:hAnsi="Wingdings" w:hint="default"/>
-        <w:sz w:val="20"/>
-      </w:rPr>
-    </w:lvl>
-    <w:lvl w:ilvl="7" w:tentative="1">
-      <w:start w:val="1"/>
-      <w:numFmt w:val="bullet"/>
-      <w:lvlText w:val=""/>
-      <w:lvlJc w:val="left"/>
-      <w:pPr>
-        <w:tabs>
-          <w:tab w:val="num" w:pos="5760"/>
-        </w:tabs>
-        <w:ind w:left="5760" w:hanging="360"/>
-      </w:pPr>
-      <w:rPr>
-        <w:rFonts w:ascii="Wingdings" w:hAnsi="Wingdings" w:hint="default"/>
-        <w:sz w:val="20"/>
-      </w:rPr>
-    </w:lvl>
-    <w:lvl w:ilvl="8" w:tentative="1">
-      <w:start w:val="1"/>
-      <w:numFmt w:val="bullet"/>
-      <w:lvlText w:val=""/>
-      <w:lvlJc w:val="left"/>
-      <w:pPr>
-        <w:tabs>
-          <w:tab w:val="num" w:pos="6480"/>
-        </w:tabs>
-        <w:ind w:left="6480" w:hanging="360"/>
-      </w:pPr>
-      <w:rPr>
-        <w:rFonts w:ascii="Wingdings" w:hAnsi="Wingdings" w:hint="default"/>
-        <w:sz w:val="20"/>
-      </w:rPr>
-    </w:lvl>
-  </w:abstractNum>
-  <w:abstractNum w:abstractNumId="69" w15:restartNumberingAfterBreak="0">
-    <w:nsid w:val="773151A3"/>
-    <w:multiLevelType w:val="multilevel"/>
-    <w:tmpl w:val="447008E2"/>
-    <w:lvl w:ilvl="0">
-      <w:start w:val="5"/>
-      <w:numFmt w:val="decimal"/>
-      <w:lvlText w:val="%1"/>
-      <w:lvlJc w:val="left"/>
-      <w:pPr>
-        <w:ind w:left="480" w:hanging="480"/>
-      </w:pPr>
-      <w:rPr>
-        <w:rFonts w:hint="default"/>
-      </w:rPr>
-    </w:lvl>
-    <w:lvl w:ilvl="1">
-      <w:start w:val="3"/>
-      <w:numFmt w:val="decimal"/>
-      <w:lvlText w:val="%1.%2"/>
-      <w:lvlJc w:val="left"/>
-      <w:pPr>
-        <w:ind w:left="785" w:hanging="480"/>
-      </w:pPr>
-      <w:rPr>
-        <w:rFonts w:hint="default"/>
-      </w:rPr>
-    </w:lvl>
-    <w:lvl w:ilvl="2">
-      <w:start w:val="1"/>
-      <w:numFmt w:val="decimal"/>
-      <w:lvlText w:val="%1.%2.%3"/>
-      <w:lvlJc w:val="left"/>
-      <w:pPr>
-        <w:ind w:left="1330" w:hanging="720"/>
-      </w:pPr>
-      <w:rPr>
-        <w:rFonts w:hint="default"/>
-      </w:rPr>
-    </w:lvl>
-    <w:lvl w:ilvl="3">
-      <w:start w:val="1"/>
-      <w:numFmt w:val="decimal"/>
-      <w:lvlText w:val="%1.%2.%3.%4"/>
-      <w:lvlJc w:val="left"/>
-      <w:pPr>
-        <w:ind w:left="1635" w:hanging="720"/>
-      </w:pPr>
-      <w:rPr>
-        <w:rFonts w:hint="default"/>
-      </w:rPr>
-    </w:lvl>
-    <w:lvl w:ilvl="4">
-      <w:start w:val="1"/>
-      <w:numFmt w:val="decimal"/>
-      <w:lvlText w:val="%1.%2.%3.%4.%5"/>
-      <w:lvlJc w:val="left"/>
-      <w:pPr>
-        <w:ind w:left="2300" w:hanging="1080"/>
-      </w:pPr>
-      <w:rPr>
-        <w:rFonts w:hint="default"/>
-      </w:rPr>
-    </w:lvl>
-    <w:lvl w:ilvl="5">
-      <w:start w:val="1"/>
-      <w:numFmt w:val="decimal"/>
-      <w:lvlText w:val="%1.%2.%3.%4.%5.%6"/>
-      <w:lvlJc w:val="left"/>
-      <w:pPr>
-        <w:ind w:left="2605" w:hanging="1080"/>
-      </w:pPr>
-      <w:rPr>
-        <w:rFonts w:hint="default"/>
-      </w:rPr>
-    </w:lvl>
-    <w:lvl w:ilvl="6">
-      <w:start w:val="1"/>
-      <w:numFmt w:val="decimal"/>
-      <w:lvlText w:val="%1.%2.%3.%4.%5.%6.%7"/>
-      <w:lvlJc w:val="left"/>
-      <w:pPr>
-        <w:ind w:left="3270" w:hanging="1440"/>
-      </w:pPr>
-      <w:rPr>
-        <w:rFonts w:hint="default"/>
-      </w:rPr>
-    </w:lvl>
-    <w:lvl w:ilvl="7">
-      <w:start w:val="1"/>
-      <w:numFmt w:val="decimal"/>
-      <w:lvlText w:val="%1.%2.%3.%4.%5.%6.%7.%8"/>
-      <w:lvlJc w:val="left"/>
-      <w:pPr>
-        <w:ind w:left="3575" w:hanging="1440"/>
-      </w:pPr>
-      <w:rPr>
-        <w:rFonts w:hint="default"/>
-      </w:rPr>
-    </w:lvl>
-    <w:lvl w:ilvl="8">
-      <w:start w:val="1"/>
-      <w:numFmt w:val="decimal"/>
-      <w:lvlText w:val="%1.%2.%3.%4.%5.%6.%7.%8.%9"/>
-      <w:lvlJc w:val="left"/>
-      <w:pPr>
-        <w:ind w:left="4240" w:hanging="1800"/>
-      </w:pPr>
-      <w:rPr>
-        <w:rFonts w:hint="default"/>
-      </w:rPr>
-    </w:lvl>
-  </w:abstractNum>
-  <w:abstractNum w:abstractNumId="70" w15:restartNumberingAfterBreak="0">
-    <w:nsid w:val="77C0CCC8"/>
-    <w:multiLevelType w:val="singleLevel"/>
-    <w:tmpl w:val="77C0CCC8"/>
-    <w:lvl w:ilvl="0">
-      <w:start w:val="1"/>
-      <w:numFmt w:val="bullet"/>
-      <w:lvlText w:val=""/>
-      <w:lvlJc w:val="left"/>
-      <w:pPr>
-        <w:tabs>
-          <w:tab w:val="left" w:pos="840"/>
-        </w:tabs>
-        <w:ind w:left="840" w:hanging="420"/>
-      </w:pPr>
-      <w:rPr>
-        <w:rFonts w:ascii="Wingdings" w:hAnsi="Wingdings" w:hint="default"/>
-        <w:sz w:val="14"/>
-        <w:szCs w:val="14"/>
-      </w:rPr>
-    </w:lvl>
-  </w:abstractNum>
-  <w:abstractNum w:abstractNumId="71" w15:restartNumberingAfterBreak="0">
-    <w:nsid w:val="78A81879"/>
-    <w:multiLevelType w:val="multilevel"/>
-    <w:tmpl w:val="DF82000E"/>
-    <w:lvl w:ilvl="0">
-      <w:start w:val="7"/>
-      <w:numFmt w:val="decimal"/>
-      <w:lvlText w:val="%1"/>
-      <w:lvlJc w:val="left"/>
-      <w:pPr>
-        <w:ind w:left="420" w:hanging="420"/>
-      </w:pPr>
-      <w:rPr>
-        <w:rFonts w:hint="default"/>
-        <w:lang w:val="en-US" w:eastAsia="en-US" w:bidi="ar-SA"/>
-      </w:rPr>
-    </w:lvl>
-    <w:lvl w:ilvl="1">
-      <w:start w:val="1"/>
-      <w:numFmt w:val="decimal"/>
-      <w:lvlText w:val="%1.%2"/>
-      <w:lvlJc w:val="left"/>
-      <w:pPr>
-        <w:ind w:left="420" w:hanging="420"/>
-      </w:pPr>
-      <w:rPr>
-        <w:rFonts w:hint="default"/>
-        <w:b/>
-        <w:bCs/>
-        <w:spacing w:val="-2"/>
-        <w:w w:val="100"/>
-        <w:lang w:val="en-US" w:eastAsia="en-US" w:bidi="ar-SA"/>
-      </w:rPr>
-    </w:lvl>
-    <w:lvl w:ilvl="2">
-      <w:start w:val="1"/>
-      <w:numFmt w:val="decimal"/>
-      <w:lvlText w:val="%1.%2.%3"/>
-      <w:lvlJc w:val="left"/>
-      <w:pPr>
-        <w:ind w:left="593" w:hanging="593"/>
-      </w:pPr>
-      <w:rPr>
-        <w:rFonts w:ascii="Calibri" w:eastAsia="Calibri" w:hAnsi="Calibri" w:cs="Calibri" w:hint="default"/>
-        <w:b/>
-        <w:bCs/>
-        <w:i w:val="0"/>
-        <w:iCs w:val="0"/>
-        <w:spacing w:val="-1"/>
-        <w:w w:val="99"/>
-        <w:sz w:val="26"/>
-        <w:szCs w:val="26"/>
-        <w:lang w:val="en-US" w:eastAsia="en-US" w:bidi="ar-SA"/>
-      </w:rPr>
-    </w:lvl>
-    <w:lvl w:ilvl="3">
-      <w:numFmt w:val="bullet"/>
-      <w:lvlText w:val=""/>
-      <w:lvlJc w:val="left"/>
-      <w:pPr>
-        <w:ind w:left="720" w:hanging="360"/>
-      </w:pPr>
-      <w:rPr>
-        <w:rFonts w:ascii="Symbol" w:eastAsia="Symbol" w:hAnsi="Symbol" w:cs="Symbol" w:hint="default"/>
-        <w:b w:val="0"/>
-        <w:bCs w:val="0"/>
-        <w:i w:val="0"/>
-        <w:iCs w:val="0"/>
-        <w:spacing w:val="0"/>
-        <w:w w:val="99"/>
-        <w:sz w:val="20"/>
-        <w:szCs w:val="20"/>
-        <w:lang w:val="en-US" w:eastAsia="en-US" w:bidi="ar-SA"/>
-      </w:rPr>
-    </w:lvl>
-    <w:lvl w:ilvl="4">
-      <w:numFmt w:val="bullet"/>
-      <w:lvlText w:val="•"/>
-      <w:lvlJc w:val="left"/>
-      <w:pPr>
-        <w:ind w:left="960" w:hanging="360"/>
-      </w:pPr>
-      <w:rPr>
-        <w:rFonts w:hint="default"/>
-        <w:lang w:val="en-US" w:eastAsia="en-US" w:bidi="ar-SA"/>
-      </w:rPr>
-    </w:lvl>
-    <w:lvl w:ilvl="5">
-      <w:numFmt w:val="bullet"/>
-      <w:lvlText w:val="•"/>
-      <w:lvlJc w:val="left"/>
-      <w:pPr>
-        <w:ind w:left="1081" w:hanging="360"/>
-      </w:pPr>
-      <w:rPr>
-        <w:rFonts w:hint="default"/>
-        <w:lang w:val="en-US" w:eastAsia="en-US" w:bidi="ar-SA"/>
-      </w:rPr>
-    </w:lvl>
-    <w:lvl w:ilvl="6">
-      <w:numFmt w:val="bullet"/>
-      <w:lvlText w:val="•"/>
-      <w:lvlJc w:val="left"/>
-      <w:pPr>
-        <w:ind w:left="1203" w:hanging="360"/>
-      </w:pPr>
-      <w:rPr>
-        <w:rFonts w:hint="default"/>
-        <w:lang w:val="en-US" w:eastAsia="en-US" w:bidi="ar-SA"/>
-      </w:rPr>
-    </w:lvl>
-    <w:lvl w:ilvl="7">
-      <w:numFmt w:val="bullet"/>
-      <w:lvlText w:val="•"/>
-      <w:lvlJc w:val="left"/>
-      <w:pPr>
-        <w:ind w:left="1325" w:hanging="360"/>
-      </w:pPr>
-      <w:rPr>
-        <w:rFonts w:hint="default"/>
-        <w:lang w:val="en-US" w:eastAsia="en-US" w:bidi="ar-SA"/>
-      </w:rPr>
-    </w:lvl>
-    <w:lvl w:ilvl="8">
-      <w:numFmt w:val="bullet"/>
-      <w:lvlText w:val="•"/>
-      <w:lvlJc w:val="left"/>
-      <w:pPr>
-        <w:ind w:left="1446" w:hanging="360"/>
-      </w:pPr>
-      <w:rPr>
-        <w:rFonts w:hint="default"/>
-        <w:lang w:val="en-US" w:eastAsia="en-US" w:bidi="ar-SA"/>
-      </w:rPr>
-    </w:lvl>
-  </w:abstractNum>
-  <w:abstractNum w:abstractNumId="72" w15:restartNumberingAfterBreak="0">
-    <w:nsid w:val="78BE5AA3"/>
-    <w:multiLevelType w:val="hybridMultilevel"/>
-    <w:tmpl w:val="EF52E142"/>
-    <w:lvl w:ilvl="0" w:tplc="4009000B">
-      <w:start w:val="1"/>
-      <w:numFmt w:val="bullet"/>
-      <w:lvlText w:val=""/>
-      <w:lvlJc w:val="left"/>
-      <w:pPr>
-        <w:ind w:left="1163" w:hanging="360"/>
-      </w:pPr>
-      <w:rPr>
-        <w:rFonts w:ascii="Wingdings" w:hAnsi="Wingdings" w:hint="default"/>
-      </w:rPr>
-    </w:lvl>
-    <w:lvl w:ilvl="1" w:tplc="40090003" w:tentative="1">
-      <w:start w:val="1"/>
-      <w:numFmt w:val="bullet"/>
-      <w:lvlText w:val="o"/>
-      <w:lvlJc w:val="left"/>
-      <w:pPr>
-        <w:ind w:left="1883" w:hanging="360"/>
-      </w:pPr>
-      <w:rPr>
-        <w:rFonts w:ascii="Courier New" w:hAnsi="Courier New" w:cs="Courier New" w:hint="default"/>
-      </w:rPr>
-    </w:lvl>
-    <w:lvl w:ilvl="2" w:tplc="40090005" w:tentative="1">
-      <w:start w:val="1"/>
-      <w:numFmt w:val="bullet"/>
-      <w:lvlText w:val=""/>
-      <w:lvlJc w:val="left"/>
-      <w:pPr>
-        <w:ind w:left="2603" w:hanging="360"/>
-      </w:pPr>
-      <w:rPr>
-        <w:rFonts w:ascii="Wingdings" w:hAnsi="Wingdings" w:hint="default"/>
-      </w:rPr>
-    </w:lvl>
-    <w:lvl w:ilvl="3" w:tplc="40090001" w:tentative="1">
-      <w:start w:val="1"/>
-      <w:numFmt w:val="bullet"/>
-      <w:lvlText w:val=""/>
-      <w:lvlJc w:val="left"/>
-      <w:pPr>
-        <w:ind w:left="3323" w:hanging="360"/>
-      </w:pPr>
-      <w:rPr>
-        <w:rFonts w:ascii="Symbol" w:hAnsi="Symbol" w:hint="default"/>
-      </w:rPr>
-    </w:lvl>
-    <w:lvl w:ilvl="4" w:tplc="40090003" w:tentative="1">
-      <w:start w:val="1"/>
-      <w:numFmt w:val="bullet"/>
-      <w:lvlText w:val="o"/>
-      <w:lvlJc w:val="left"/>
-      <w:pPr>
-        <w:ind w:left="4043" w:hanging="360"/>
-      </w:pPr>
-      <w:rPr>
-        <w:rFonts w:ascii="Courier New" w:hAnsi="Courier New" w:cs="Courier New" w:hint="default"/>
-      </w:rPr>
-    </w:lvl>
-    <w:lvl w:ilvl="5" w:tplc="40090005" w:tentative="1">
-      <w:start w:val="1"/>
-      <w:numFmt w:val="bullet"/>
-      <w:lvlText w:val=""/>
-      <w:lvlJc w:val="left"/>
-      <w:pPr>
-        <w:ind w:left="4763" w:hanging="360"/>
-      </w:pPr>
-      <w:rPr>
-        <w:rFonts w:ascii="Wingdings" w:hAnsi="Wingdings" w:hint="default"/>
-      </w:rPr>
-    </w:lvl>
-    <w:lvl w:ilvl="6" w:tplc="40090001" w:tentative="1">
-      <w:start w:val="1"/>
-      <w:numFmt w:val="bullet"/>
-      <w:lvlText w:val=""/>
-      <w:lvlJc w:val="left"/>
-      <w:pPr>
-        <w:ind w:left="5483" w:hanging="360"/>
-      </w:pPr>
-      <w:rPr>
-        <w:rFonts w:ascii="Symbol" w:hAnsi="Symbol" w:hint="default"/>
-      </w:rPr>
-    </w:lvl>
-    <w:lvl w:ilvl="7" w:tplc="40090003" w:tentative="1">
-      <w:start w:val="1"/>
-      <w:numFmt w:val="bullet"/>
-      <w:lvlText w:val="o"/>
-      <w:lvlJc w:val="left"/>
-      <w:pPr>
-        <w:ind w:left="6203" w:hanging="360"/>
-      </w:pPr>
-      <w:rPr>
-        <w:rFonts w:ascii="Courier New" w:hAnsi="Courier New" w:cs="Courier New" w:hint="default"/>
-      </w:rPr>
-    </w:lvl>
-    <w:lvl w:ilvl="8" w:tplc="40090005" w:tentative="1">
-      <w:start w:val="1"/>
-      <w:numFmt w:val="bullet"/>
-      <w:lvlText w:val=""/>
-      <w:lvlJc w:val="left"/>
-      <w:pPr>
-        <w:ind w:left="6923" w:hanging="360"/>
-      </w:pPr>
-      <w:rPr>
-        <w:rFonts w:ascii="Wingdings" w:hAnsi="Wingdings" w:hint="default"/>
-      </w:rPr>
-    </w:lvl>
-  </w:abstractNum>
-  <w:abstractNum w:abstractNumId="73" w15:restartNumberingAfterBreak="0">
-    <w:nsid w:val="798D68C7"/>
-    <w:multiLevelType w:val="multilevel"/>
-    <w:tmpl w:val="CED8C60E"/>
-    <w:lvl w:ilvl="0">
-      <w:start w:val="1"/>
-      <w:numFmt w:val="bullet"/>
-      <w:lvlText w:val=""/>
-      <w:lvlJc w:val="left"/>
-      <w:pPr>
-        <w:tabs>
-          <w:tab w:val="num" w:pos="720"/>
-        </w:tabs>
-        <w:ind w:left="720" w:hanging="360"/>
-      </w:pPr>
-      <w:rPr>
-        <w:rFonts w:ascii="Symbol" w:hAnsi="Symbol" w:hint="default"/>
-        <w:sz w:val="20"/>
-      </w:rPr>
-    </w:lvl>
-    <w:lvl w:ilvl="1">
-      <w:start w:val="1"/>
-      <w:numFmt w:val="bullet"/>
-      <w:lvlText w:val="o"/>
-      <w:lvlJc w:val="left"/>
-      <w:pPr>
-        <w:tabs>
-          <w:tab w:val="num" w:pos="1440"/>
-        </w:tabs>
-        <w:ind w:left="1440" w:hanging="360"/>
-      </w:pPr>
-      <w:rPr>
-        <w:rFonts w:ascii="Courier New" w:hAnsi="Courier New" w:hint="default"/>
-        <w:sz w:val="20"/>
-      </w:rPr>
-    </w:lvl>
-    <w:lvl w:ilvl="2" w:tentative="1">
-      <w:start w:val="1"/>
-      <w:numFmt w:val="bullet"/>
-      <w:lvlText w:val=""/>
-      <w:lvlJc w:val="left"/>
-      <w:pPr>
-        <w:tabs>
-          <w:tab w:val="num" w:pos="2160"/>
-        </w:tabs>
-        <w:ind w:left="2160" w:hanging="360"/>
-      </w:pPr>
-      <w:rPr>
-        <w:rFonts w:ascii="Wingdings" w:hAnsi="Wingdings" w:hint="default"/>
-        <w:sz w:val="20"/>
-      </w:rPr>
-    </w:lvl>
-    <w:lvl w:ilvl="3" w:tentative="1">
-      <w:start w:val="1"/>
-      <w:numFmt w:val="bullet"/>
-      <w:lvlText w:val=""/>
-      <w:lvlJc w:val="left"/>
-      <w:pPr>
-        <w:tabs>
-          <w:tab w:val="num" w:pos="2880"/>
-        </w:tabs>
-        <w:ind w:left="2880" w:hanging="360"/>
-      </w:pPr>
-      <w:rPr>
-        <w:rFonts w:ascii="Wingdings" w:hAnsi="Wingdings" w:hint="default"/>
-        <w:sz w:val="20"/>
-      </w:rPr>
-    </w:lvl>
-    <w:lvl w:ilvl="4" w:tentative="1">
-      <w:start w:val="1"/>
-      <w:numFmt w:val="bullet"/>
-      <w:lvlText w:val=""/>
-      <w:lvlJc w:val="left"/>
-      <w:pPr>
-        <w:tabs>
-          <w:tab w:val="num" w:pos="3600"/>
-        </w:tabs>
-        <w:ind w:left="3600" w:hanging="360"/>
-      </w:pPr>
-      <w:rPr>
-        <w:rFonts w:ascii="Wingdings" w:hAnsi="Wingdings" w:hint="default"/>
-        <w:sz w:val="20"/>
-      </w:rPr>
-    </w:lvl>
-    <w:lvl w:ilvl="5" w:tentative="1">
-      <w:start w:val="1"/>
-      <w:numFmt w:val="bullet"/>
-      <w:lvlText w:val=""/>
-      <w:lvlJc w:val="left"/>
-      <w:pPr>
-        <w:tabs>
-          <w:tab w:val="num" w:pos="4320"/>
-        </w:tabs>
-        <w:ind w:left="4320" w:hanging="360"/>
-      </w:pPr>
-      <w:rPr>
-        <w:rFonts w:ascii="Wingdings" w:hAnsi="Wingdings" w:hint="default"/>
-        <w:sz w:val="20"/>
-      </w:rPr>
-    </w:lvl>
-    <w:lvl w:ilvl="6" w:tentative="1">
-      <w:start w:val="1"/>
-      <w:numFmt w:val="bullet"/>
-      <w:lvlText w:val=""/>
-      <w:lvlJc w:val="left"/>
-      <w:pPr>
-        <w:tabs>
-          <w:tab w:val="num" w:pos="5040"/>
-        </w:tabs>
-        <w:ind w:left="5040" w:hanging="360"/>
-      </w:pPr>
-      <w:rPr>
-        <w:rFonts w:ascii="Wingdings" w:hAnsi="Wingdings" w:hint="default"/>
-        <w:sz w:val="20"/>
-      </w:rPr>
-    </w:lvl>
-    <w:lvl w:ilvl="7" w:tentative="1">
-      <w:start w:val="1"/>
-      <w:numFmt w:val="bullet"/>
-      <w:lvlText w:val=""/>
-      <w:lvlJc w:val="left"/>
-      <w:pPr>
-        <w:tabs>
-          <w:tab w:val="num" w:pos="5760"/>
-        </w:tabs>
-        <w:ind w:left="5760" w:hanging="360"/>
-      </w:pPr>
-      <w:rPr>
-        <w:rFonts w:ascii="Wingdings" w:hAnsi="Wingdings" w:hint="default"/>
-        <w:sz w:val="20"/>
-      </w:rPr>
-    </w:lvl>
-    <w:lvl w:ilvl="8" w:tentative="1">
-      <w:start w:val="1"/>
-      <w:numFmt w:val="bullet"/>
-      <w:lvlText w:val=""/>
-      <w:lvlJc w:val="left"/>
-      <w:pPr>
-        <w:tabs>
-          <w:tab w:val="num" w:pos="6480"/>
-        </w:tabs>
-        <w:ind w:left="6480" w:hanging="360"/>
-      </w:pPr>
-      <w:rPr>
-        <w:rFonts w:ascii="Wingdings" w:hAnsi="Wingdings" w:hint="default"/>
-        <w:sz w:val="20"/>
-      </w:rPr>
-    </w:lvl>
-  </w:abstractNum>
-  <w:abstractNum w:abstractNumId="74" w15:restartNumberingAfterBreak="0">
-    <w:nsid w:val="79EA4969"/>
-    <w:multiLevelType w:val="hybridMultilevel"/>
-    <w:tmpl w:val="9C3C50DC"/>
-    <w:lvl w:ilvl="0" w:tplc="4009000B">
-      <w:start w:val="1"/>
-      <w:numFmt w:val="bullet"/>
-      <w:lvlText w:val=""/>
-      <w:lvlJc w:val="left"/>
-      <w:pPr>
-        <w:ind w:left="720" w:hanging="360"/>
-      </w:pPr>
-      <w:rPr>
-        <w:rFonts w:ascii="Wingdings" w:hAnsi="Wingdings" w:hint="default"/>
-      </w:rPr>
-    </w:lvl>
-    <w:lvl w:ilvl="1" w:tplc="40090003" w:tentative="1">
-      <w:start w:val="1"/>
-      <w:numFmt w:val="bullet"/>
-      <w:lvlText w:val="o"/>
-      <w:lvlJc w:val="left"/>
-      <w:pPr>
-        <w:ind w:left="1440" w:hanging="360"/>
-      </w:pPr>
-      <w:rPr>
-        <w:rFonts w:ascii="Courier New" w:hAnsi="Courier New" w:cs="Courier New" w:hint="default"/>
-      </w:rPr>
-    </w:lvl>
-    <w:lvl w:ilvl="2" w:tplc="40090005" w:tentative="1">
-      <w:start w:val="1"/>
-      <w:numFmt w:val="bullet"/>
-      <w:lvlText w:val=""/>
-      <w:lvlJc w:val="left"/>
-      <w:pPr>
-        <w:ind w:left="2160" w:hanging="360"/>
-      </w:pPr>
-      <w:rPr>
-        <w:rFonts w:ascii="Wingdings" w:hAnsi="Wingdings" w:hint="default"/>
-      </w:rPr>
-    </w:lvl>
-    <w:lvl w:ilvl="3" w:tplc="40090001" w:tentative="1">
-      <w:start w:val="1"/>
-      <w:numFmt w:val="bullet"/>
-      <w:lvlText w:val=""/>
-      <w:lvlJc w:val="left"/>
-      <w:pPr>
-        <w:ind w:left="2880" w:hanging="360"/>
-      </w:pPr>
-      <w:rPr>
-        <w:rFonts w:ascii="Symbol" w:hAnsi="Symbol" w:hint="default"/>
-      </w:rPr>
-    </w:lvl>
-    <w:lvl w:ilvl="4" w:tplc="40090003" w:tentative="1">
-      <w:start w:val="1"/>
-      <w:numFmt w:val="bullet"/>
-      <w:lvlText w:val="o"/>
-      <w:lvlJc w:val="left"/>
-      <w:pPr>
-        <w:ind w:left="3600" w:hanging="360"/>
-      </w:pPr>
-      <w:rPr>
-        <w:rFonts w:ascii="Courier New" w:hAnsi="Courier New" w:cs="Courier New" w:hint="default"/>
-      </w:rPr>
-    </w:lvl>
-    <w:lvl w:ilvl="5" w:tplc="40090005" w:tentative="1">
-      <w:start w:val="1"/>
-      <w:numFmt w:val="bullet"/>
-      <w:lvlText w:val=""/>
-      <w:lvlJc w:val="left"/>
-      <w:pPr>
-        <w:ind w:left="4320" w:hanging="360"/>
-      </w:pPr>
-      <w:rPr>
-        <w:rFonts w:ascii="Wingdings" w:hAnsi="Wingdings" w:hint="default"/>
-      </w:rPr>
-    </w:lvl>
-    <w:lvl w:ilvl="6" w:tplc="40090001" w:tentative="1">
-      <w:start w:val="1"/>
-      <w:numFmt w:val="bullet"/>
-      <w:lvlText w:val=""/>
-      <w:lvlJc w:val="left"/>
-      <w:pPr>
-        <w:ind w:left="5040" w:hanging="360"/>
-      </w:pPr>
-      <w:rPr>
-        <w:rFonts w:ascii="Symbol" w:hAnsi="Symbol" w:hint="default"/>
-      </w:rPr>
-    </w:lvl>
-    <w:lvl w:ilvl="7" w:tplc="40090003" w:tentative="1">
-      <w:start w:val="1"/>
-      <w:numFmt w:val="bullet"/>
-      <w:lvlText w:val="o"/>
-      <w:lvlJc w:val="left"/>
-      <w:pPr>
-        <w:ind w:left="5760" w:hanging="360"/>
-      </w:pPr>
-      <w:rPr>
-        <w:rFonts w:ascii="Courier New" w:hAnsi="Courier New" w:cs="Courier New" w:hint="default"/>
-      </w:rPr>
-    </w:lvl>
-    <w:lvl w:ilvl="8" w:tplc="40090005" w:tentative="1">
-      <w:start w:val="1"/>
-      <w:numFmt w:val="bullet"/>
-      <w:lvlText w:val=""/>
-      <w:lvlJc w:val="left"/>
-      <w:pPr>
-        <w:ind w:left="6480" w:hanging="360"/>
-      </w:pPr>
-      <w:rPr>
-        <w:rFonts w:ascii="Wingdings" w:hAnsi="Wingdings" w:hint="default"/>
-      </w:rPr>
-    </w:lvl>
-  </w:abstractNum>
-  <w:abstractNum w:abstractNumId="75" w15:restartNumberingAfterBreak="0">
-    <w:nsid w:val="7AB3F43A"/>
-    <w:multiLevelType w:val="singleLevel"/>
-    <w:tmpl w:val="7AB3F43A"/>
-    <w:lvl w:ilvl="0">
-      <w:start w:val="1"/>
-      <w:numFmt w:val="bullet"/>
-      <w:lvlText w:val=""/>
-      <w:lvlJc w:val="left"/>
-      <w:pPr>
-        <w:tabs>
-          <w:tab w:val="left" w:pos="420"/>
-        </w:tabs>
-        <w:ind w:left="420" w:hanging="420"/>
-      </w:pPr>
-      <w:rPr>
-        <w:rFonts w:ascii="Wingdings" w:hAnsi="Wingdings" w:hint="default"/>
-      </w:rPr>
-    </w:lvl>
-  </w:abstractNum>
-  <w:abstractNum w:abstractNumId="76" w15:restartNumberingAfterBreak="0">
-    <w:nsid w:val="7BCB649A"/>
-    <w:multiLevelType w:val="multilevel"/>
-    <w:tmpl w:val="5BA6711E"/>
-    <w:lvl w:ilvl="0">
-      <w:start w:val="5"/>
-      <w:numFmt w:val="decimal"/>
-      <w:lvlText w:val="%1"/>
-      <w:lvlJc w:val="left"/>
-      <w:pPr>
-        <w:ind w:left="443" w:hanging="420"/>
-      </w:pPr>
-      <w:rPr>
-        <w:rFonts w:hint="default"/>
-        <w:lang w:val="en-US" w:eastAsia="en-US" w:bidi="ar-SA"/>
-      </w:rPr>
-    </w:lvl>
-    <w:lvl w:ilvl="1">
-      <w:start w:val="1"/>
-      <w:numFmt w:val="decimal"/>
-      <w:lvlText w:val="%1.%2"/>
-      <w:lvlJc w:val="left"/>
-      <w:pPr>
-        <w:ind w:left="443" w:hanging="420"/>
-      </w:pPr>
-      <w:rPr>
-        <w:rFonts w:hint="default"/>
-        <w:spacing w:val="-2"/>
-        <w:w w:val="100"/>
-        <w:lang w:val="en-US" w:eastAsia="en-US" w:bidi="ar-SA"/>
-      </w:rPr>
-    </w:lvl>
-    <w:lvl w:ilvl="2">
-      <w:start w:val="1"/>
-      <w:numFmt w:val="decimal"/>
-      <w:lvlText w:val="%1.%2.%3"/>
-      <w:lvlJc w:val="left"/>
-      <w:pPr>
-        <w:ind w:left="616" w:hanging="593"/>
-      </w:pPr>
-      <w:rPr>
-        <w:rFonts w:hint="default"/>
-        <w:spacing w:val="-1"/>
-        <w:w w:val="99"/>
-        <w:lang w:val="en-US" w:eastAsia="en-US" w:bidi="ar-SA"/>
-      </w:rPr>
-    </w:lvl>
-    <w:lvl w:ilvl="3">
-      <w:numFmt w:val="bullet"/>
-      <w:lvlText w:val=""/>
-      <w:lvlJc w:val="left"/>
-      <w:pPr>
-        <w:ind w:left="743" w:hanging="593"/>
-      </w:pPr>
-      <w:rPr>
-        <w:rFonts w:ascii="Symbol" w:eastAsia="Symbol" w:hAnsi="Symbol" w:cs="Symbol" w:hint="default"/>
-        <w:b w:val="0"/>
-        <w:bCs w:val="0"/>
-        <w:i w:val="0"/>
-        <w:iCs w:val="0"/>
-        <w:spacing w:val="0"/>
-        <w:w w:val="99"/>
-        <w:sz w:val="20"/>
-        <w:szCs w:val="20"/>
-        <w:lang w:val="en-US" w:eastAsia="en-US" w:bidi="ar-SA"/>
-      </w:rPr>
-    </w:lvl>
-    <w:lvl w:ilvl="4">
-      <w:numFmt w:val="bullet"/>
-      <w:lvlText w:val="•"/>
-      <w:lvlJc w:val="left"/>
-      <w:pPr>
-        <w:ind w:left="1930" w:hanging="593"/>
-      </w:pPr>
-      <w:rPr>
-        <w:rFonts w:hint="default"/>
-        <w:lang w:val="en-US" w:eastAsia="en-US" w:bidi="ar-SA"/>
-      </w:rPr>
-    </w:lvl>
-    <w:lvl w:ilvl="5">
-      <w:numFmt w:val="bullet"/>
-      <w:lvlText w:val="•"/>
-      <w:lvlJc w:val="left"/>
-      <w:pPr>
-        <w:ind w:left="3120" w:hanging="593"/>
-      </w:pPr>
-      <w:rPr>
-        <w:rFonts w:hint="default"/>
-        <w:lang w:val="en-US" w:eastAsia="en-US" w:bidi="ar-SA"/>
-      </w:rPr>
-    </w:lvl>
-    <w:lvl w:ilvl="6">
-      <w:numFmt w:val="bullet"/>
-      <w:lvlText w:val="•"/>
-      <w:lvlJc w:val="left"/>
-      <w:pPr>
-        <w:ind w:left="4311" w:hanging="593"/>
-      </w:pPr>
-      <w:rPr>
-        <w:rFonts w:hint="default"/>
-        <w:lang w:val="en-US" w:eastAsia="en-US" w:bidi="ar-SA"/>
-      </w:rPr>
-    </w:lvl>
-    <w:lvl w:ilvl="7">
-      <w:numFmt w:val="bullet"/>
-      <w:lvlText w:val="•"/>
-      <w:lvlJc w:val="left"/>
-      <w:pPr>
-        <w:ind w:left="5501" w:hanging="593"/>
-      </w:pPr>
-      <w:rPr>
-        <w:rFonts w:hint="default"/>
-        <w:lang w:val="en-US" w:eastAsia="en-US" w:bidi="ar-SA"/>
-      </w:rPr>
-    </w:lvl>
-    <w:lvl w:ilvl="8">
-      <w:numFmt w:val="bullet"/>
-      <w:lvlText w:val="•"/>
-      <w:lvlJc w:val="left"/>
-      <w:pPr>
-        <w:ind w:left="6691" w:hanging="593"/>
-      </w:pPr>
-      <w:rPr>
-        <w:rFonts w:hint="default"/>
-        <w:lang w:val="en-US" w:eastAsia="en-US" w:bidi="ar-SA"/>
-      </w:rPr>
-    </w:lvl>
-  </w:abstractNum>
-  <w:abstractNum w:abstractNumId="77" w15:restartNumberingAfterBreak="0">
-    <w:nsid w:val="7D8EBEC3"/>
-    <w:multiLevelType w:val="multilevel"/>
-    <w:tmpl w:val="7D8EBEC3"/>
-    <w:lvl w:ilvl="0">
-      <w:start w:val="1"/>
-      <w:numFmt w:val="bullet"/>
-      <w:lvlText w:val=""/>
-      <w:lvlJc w:val="left"/>
-      <w:pPr>
-        <w:tabs>
-          <w:tab w:val="left" w:pos="720"/>
-        </w:tabs>
-        <w:ind w:left="720" w:hanging="360"/>
-      </w:pPr>
-      <w:rPr>
-        <w:rFonts w:ascii="Symbol" w:hAnsi="Symbol" w:cs="Symbol"/>
-        <w:sz w:val="20"/>
-      </w:rPr>
-    </w:lvl>
-    <w:lvl w:ilvl="1">
-      <w:start w:val="1"/>
-      <w:numFmt w:val="bullet"/>
-      <w:lvlText w:val="o"/>
-      <w:lvlJc w:val="left"/>
-      <w:pPr>
-        <w:tabs>
-          <w:tab w:val="left" w:pos="1440"/>
-        </w:tabs>
-        <w:ind w:left="1440" w:hanging="360"/>
-      </w:pPr>
-      <w:rPr>
-        <w:rFonts w:ascii="Courier New" w:hAnsi="Courier New" w:cs="Courier New"/>
-        <w:sz w:val="20"/>
-      </w:rPr>
-    </w:lvl>
-    <w:lvl w:ilvl="2">
-      <w:start w:val="1"/>
-      <w:numFmt w:val="bullet"/>
-      <w:lvlText w:val=""/>
-      <w:lvlJc w:val="left"/>
-      <w:pPr>
-        <w:tabs>
-          <w:tab w:val="left" w:pos="2160"/>
-        </w:tabs>
-        <w:ind w:left="2160" w:hanging="360"/>
-      </w:pPr>
-      <w:rPr>
-        <w:rFonts w:ascii="Wingdings" w:hAnsi="Wingdings" w:cs="Wingdings"/>
-        <w:sz w:val="20"/>
-      </w:rPr>
-    </w:lvl>
-    <w:lvl w:ilvl="3">
-      <w:start w:val="1"/>
-      <w:numFmt w:val="bullet"/>
-      <w:lvlText w:val=""/>
-      <w:lvlJc w:val="left"/>
-      <w:pPr>
-        <w:tabs>
-          <w:tab w:val="left" w:pos="2880"/>
-        </w:tabs>
-        <w:ind w:left="2880" w:hanging="360"/>
-      </w:pPr>
-      <w:rPr>
-        <w:rFonts w:ascii="Wingdings" w:hAnsi="Wingdings" w:cs="Wingdings" w:hint="default"/>
-        <w:sz w:val="20"/>
-      </w:rPr>
-    </w:lvl>
-    <w:lvl w:ilvl="4">
-      <w:start w:val="1"/>
-      <w:numFmt w:val="bullet"/>
-      <w:lvlText w:val=""/>
-      <w:lvlJc w:val="left"/>
-      <w:pPr>
-        <w:tabs>
-          <w:tab w:val="left" w:pos="3600"/>
-        </w:tabs>
-        <w:ind w:left="3600" w:hanging="360"/>
-      </w:pPr>
-      <w:rPr>
-        <w:rFonts w:ascii="Wingdings" w:hAnsi="Wingdings" w:cs="Wingdings" w:hint="default"/>
-        <w:sz w:val="20"/>
-      </w:rPr>
-    </w:lvl>
-    <w:lvl w:ilvl="5">
-      <w:start w:val="1"/>
-      <w:numFmt w:val="bullet"/>
-      <w:lvlText w:val=""/>
-      <w:lvlJc w:val="left"/>
-      <w:pPr>
-        <w:tabs>
-          <w:tab w:val="left" w:pos="4320"/>
-        </w:tabs>
-        <w:ind w:left="4320" w:hanging="360"/>
-      </w:pPr>
-      <w:rPr>
-        <w:rFonts w:ascii="Wingdings" w:hAnsi="Wingdings" w:cs="Wingdings" w:hint="default"/>
-        <w:sz w:val="20"/>
-      </w:rPr>
-    </w:lvl>
-    <w:lvl w:ilvl="6">
-      <w:start w:val="1"/>
-      <w:numFmt w:val="bullet"/>
-      <w:lvlText w:val=""/>
-      <w:lvlJc w:val="left"/>
-      <w:pPr>
-        <w:tabs>
-          <w:tab w:val="left" w:pos="5040"/>
-        </w:tabs>
-        <w:ind w:left="5040" w:hanging="360"/>
-      </w:pPr>
-      <w:rPr>
-        <w:rFonts w:ascii="Wingdings" w:hAnsi="Wingdings" w:cs="Wingdings" w:hint="default"/>
-        <w:sz w:val="20"/>
-      </w:rPr>
-    </w:lvl>
-    <w:lvl w:ilvl="7">
-      <w:start w:val="1"/>
-      <w:numFmt w:val="bullet"/>
-      <w:lvlText w:val=""/>
-      <w:lvlJc w:val="left"/>
-      <w:pPr>
-        <w:tabs>
-          <w:tab w:val="left" w:pos="5760"/>
-        </w:tabs>
-        <w:ind w:left="5760" w:hanging="360"/>
-      </w:pPr>
-      <w:rPr>
-        <w:rFonts w:ascii="Wingdings" w:hAnsi="Wingdings" w:cs="Wingdings" w:hint="default"/>
-        <w:sz w:val="20"/>
-      </w:rPr>
-    </w:lvl>
-    <w:lvl w:ilvl="8">
-      <w:start w:val="1"/>
-      <w:numFmt w:val="bullet"/>
-      <w:lvlText w:val=""/>
-      <w:lvlJc w:val="left"/>
-      <w:pPr>
-        <w:tabs>
-          <w:tab w:val="left" w:pos="6480"/>
-        </w:tabs>
-        <w:ind w:left="6480" w:hanging="360"/>
-      </w:pPr>
-      <w:rPr>
-        <w:rFonts w:ascii="Wingdings" w:hAnsi="Wingdings" w:cs="Wingdings" w:hint="default"/>
-        <w:sz w:val="20"/>
-      </w:rPr>
-    </w:lvl>
-  </w:abstractNum>
-  <w:abstractNum w:abstractNumId="78" w15:restartNumberingAfterBreak="0">
-    <w:nsid w:val="7F716E48"/>
-    <w:multiLevelType w:val="multilevel"/>
-    <w:tmpl w:val="36B078B2"/>
-    <w:lvl w:ilvl="0">
-      <w:start w:val="1"/>
-      <w:numFmt w:val="bullet"/>
-      <w:lvlText w:val=""/>
-      <w:lvlJc w:val="left"/>
-      <w:pPr>
-        <w:tabs>
-          <w:tab w:val="num" w:pos="720"/>
-        </w:tabs>
-        <w:ind w:left="720" w:hanging="360"/>
-      </w:pPr>
-      <w:rPr>
-        <w:rFonts w:ascii="Symbol" w:hAnsi="Symbol" w:hint="default"/>
-        <w:sz w:val="20"/>
-      </w:rPr>
-    </w:lvl>
-    <w:lvl w:ilvl="1">
-      <w:start w:val="1"/>
-      <w:numFmt w:val="bullet"/>
-      <w:lvlText w:val="o"/>
-      <w:lvlJc w:val="left"/>
-      <w:pPr>
-        <w:tabs>
-          <w:tab w:val="num" w:pos="1440"/>
-        </w:tabs>
-        <w:ind w:left="1440" w:hanging="360"/>
-      </w:pPr>
-      <w:rPr>
-        <w:rFonts w:ascii="Courier New" w:hAnsi="Courier New" w:hint="default"/>
-        <w:sz w:val="20"/>
-      </w:rPr>
-    </w:lvl>
-    <w:lvl w:ilvl="2" w:tentative="1">
-      <w:start w:val="1"/>
-      <w:numFmt w:val="bullet"/>
-      <w:lvlText w:val=""/>
-      <w:lvlJc w:val="left"/>
-      <w:pPr>
-        <w:tabs>
-          <w:tab w:val="num" w:pos="2160"/>
-        </w:tabs>
-        <w:ind w:left="2160" w:hanging="360"/>
-      </w:pPr>
-      <w:rPr>
-        <w:rFonts w:ascii="Wingdings" w:hAnsi="Wingdings" w:hint="default"/>
-        <w:sz w:val="20"/>
-      </w:rPr>
-    </w:lvl>
-    <w:lvl w:ilvl="3" w:tentative="1">
-      <w:start w:val="1"/>
-      <w:numFmt w:val="bullet"/>
-      <w:lvlText w:val=""/>
-      <w:lvlJc w:val="left"/>
-      <w:pPr>
-        <w:tabs>
-          <w:tab w:val="num" w:pos="2880"/>
-        </w:tabs>
-        <w:ind w:left="2880" w:hanging="360"/>
-      </w:pPr>
-      <w:rPr>
-        <w:rFonts w:ascii="Wingdings" w:hAnsi="Wingdings" w:hint="default"/>
-        <w:sz w:val="20"/>
-      </w:rPr>
-    </w:lvl>
-    <w:lvl w:ilvl="4" w:tentative="1">
-      <w:start w:val="1"/>
-      <w:numFmt w:val="bullet"/>
-      <w:lvlText w:val=""/>
-      <w:lvlJc w:val="left"/>
-      <w:pPr>
-        <w:tabs>
-          <w:tab w:val="num" w:pos="3600"/>
-        </w:tabs>
-        <w:ind w:left="3600" w:hanging="360"/>
-      </w:pPr>
-      <w:rPr>
-        <w:rFonts w:ascii="Wingdings" w:hAnsi="Wingdings" w:hint="default"/>
-        <w:sz w:val="20"/>
-      </w:rPr>
-    </w:lvl>
-    <w:lvl w:ilvl="5" w:tentative="1">
-      <w:start w:val="1"/>
-      <w:numFmt w:val="bullet"/>
-      <w:lvlText w:val=""/>
-      <w:lvlJc w:val="left"/>
-      <w:pPr>
-        <w:tabs>
-          <w:tab w:val="num" w:pos="4320"/>
-        </w:tabs>
-        <w:ind w:left="4320" w:hanging="360"/>
-      </w:pPr>
-      <w:rPr>
-        <w:rFonts w:ascii="Wingdings" w:hAnsi="Wingdings" w:hint="default"/>
-        <w:sz w:val="20"/>
-      </w:rPr>
-    </w:lvl>
-    <w:lvl w:ilvl="6" w:tentative="1">
-      <w:start w:val="1"/>
-      <w:numFmt w:val="bullet"/>
-      <w:lvlText w:val=""/>
-      <w:lvlJc w:val="left"/>
-      <w:pPr>
-        <w:tabs>
-          <w:tab w:val="num" w:pos="5040"/>
-        </w:tabs>
-        <w:ind w:left="5040" w:hanging="360"/>
-      </w:pPr>
-      <w:rPr>
-        <w:rFonts w:ascii="Wingdings" w:hAnsi="Wingdings" w:hint="default"/>
-        <w:sz w:val="20"/>
-      </w:rPr>
-    </w:lvl>
-    <w:lvl w:ilvl="7" w:tentative="1">
-      <w:start w:val="1"/>
-      <w:numFmt w:val="bullet"/>
-      <w:lvlText w:val=""/>
-      <w:lvlJc w:val="left"/>
-      <w:pPr>
-        <w:tabs>
-          <w:tab w:val="num" w:pos="5760"/>
-        </w:tabs>
-        <w:ind w:left="5760" w:hanging="360"/>
-      </w:pPr>
-      <w:rPr>
-        <w:rFonts w:ascii="Wingdings" w:hAnsi="Wingdings" w:hint="default"/>
-        <w:sz w:val="20"/>
-      </w:rPr>
-    </w:lvl>
-    <w:lvl w:ilvl="8" w:tentative="1">
-      <w:start w:val="1"/>
-      <w:numFmt w:val="bullet"/>
-      <w:lvlText w:val=""/>
-      <w:lvlJc w:val="left"/>
-      <w:pPr>
-        <w:tabs>
-          <w:tab w:val="num" w:pos="6480"/>
-        </w:tabs>
-        <w:ind w:left="6480" w:hanging="360"/>
-      </w:pPr>
-      <w:rPr>
-        <w:rFonts w:ascii="Wingdings" w:hAnsi="Wingdings" w:hint="default"/>
-        <w:sz w:val="20"/>
-      </w:rPr>
-    </w:lvl>
-  </w:abstractNum>
   <w:num w:numId="1" w16cid:durableId="1886984452">
-    <w:abstractNumId w:val="17"/>
+    <w:abstractNumId w:val="5"/>
   </w:num>
   <w:num w:numId="2" w16cid:durableId="1030958272">
-    <w:abstractNumId w:val="15"/>
+    <w:abstractNumId w:val="3"/>
   </w:num>
   <w:num w:numId="3" w16cid:durableId="1778328983">
-    <w:abstractNumId w:val="14"/>
+    <w:abstractNumId w:val="2"/>
   </w:num>
   <w:num w:numId="4" w16cid:durableId="1444959339">
-    <w:abstractNumId w:val="16"/>
+    <w:abstractNumId w:val="4"/>
   </w:num>
   <w:num w:numId="5" w16cid:durableId="993068563">
+    <w:abstractNumId w:val="1"/>
+  </w:num>
+  <w:num w:numId="6" w16cid:durableId="604122146">
+    <w:abstractNumId w:val="0"/>
+  </w:num>
+  <w:num w:numId="7" w16cid:durableId="918297220">
     <w:abstractNumId w:val="13"/>
   </w:num>
-  <w:num w:numId="6" w16cid:durableId="604122146">
+  <w:num w:numId="8" w16cid:durableId="1504978970">
+    <w:abstractNumId w:val="9"/>
+  </w:num>
+  <w:num w:numId="9" w16cid:durableId="388457921">
+    <w:abstractNumId w:val="8"/>
+  </w:num>
+  <w:num w:numId="10" w16cid:durableId="558634586">
+    <w:abstractNumId w:val="11"/>
+  </w:num>
+  <w:num w:numId="11" w16cid:durableId="71512805">
+    <w:abstractNumId w:val="6"/>
+  </w:num>
+  <w:num w:numId="12" w16cid:durableId="1921868419">
+    <w:abstractNumId w:val="7"/>
+  </w:num>
+  <w:num w:numId="13" w16cid:durableId="888734875">
     <w:abstractNumId w:val="12"/>
   </w:num>
-  <w:num w:numId="7" w16cid:durableId="1494836286">
-    <w:abstractNumId w:val="7"/>
-  </w:num>
-  <w:num w:numId="8" w16cid:durableId="1831098404">
-    <w:abstractNumId w:val="41"/>
-  </w:num>
-  <w:num w:numId="9" w16cid:durableId="496843552">
-    <w:abstractNumId w:val="2"/>
-  </w:num>
-  <w:num w:numId="10" w16cid:durableId="749352414">
-    <w:abstractNumId w:val="5"/>
-  </w:num>
-  <w:num w:numId="11" w16cid:durableId="1783567964">
-    <w:abstractNumId w:val="1"/>
-  </w:num>
-  <w:num w:numId="12" w16cid:durableId="492725135">
-    <w:abstractNumId w:val="3"/>
-  </w:num>
-  <w:num w:numId="13" w16cid:durableId="321127312">
-    <w:abstractNumId w:val="8"/>
-  </w:num>
-  <w:num w:numId="14" w16cid:durableId="1774787564">
-    <w:abstractNumId w:val="38"/>
-  </w:num>
-  <w:num w:numId="15" w16cid:durableId="1424569151">
-    <w:abstractNumId w:val="66"/>
-  </w:num>
-  <w:num w:numId="16" w16cid:durableId="1383288640">
-    <w:abstractNumId w:val="9"/>
-  </w:num>
-  <w:num w:numId="17" w16cid:durableId="1503007358">
-    <w:abstractNumId w:val="6"/>
-  </w:num>
-  <w:num w:numId="18" w16cid:durableId="898785950">
-    <w:abstractNumId w:val="70"/>
-  </w:num>
-  <w:num w:numId="19" w16cid:durableId="479199906">
-    <w:abstractNumId w:val="77"/>
-  </w:num>
-  <w:num w:numId="20" w16cid:durableId="1687638802">
-    <w:abstractNumId w:val="0"/>
-  </w:num>
-  <w:num w:numId="21" w16cid:durableId="1219633127">
+  <w:num w:numId="14" w16cid:durableId="1679691181">
     <w:abstractNumId w:val="10"/>
   </w:num>
-  <w:num w:numId="22" w16cid:durableId="444615359">
-    <w:abstractNumId w:val="4"/>
-  </w:num>
-  <w:num w:numId="23" w16cid:durableId="469633467">
-    <w:abstractNumId w:val="37"/>
-  </w:num>
-  <w:num w:numId="24" w16cid:durableId="1111508546">
-    <w:abstractNumId w:val="44"/>
-  </w:num>
-  <w:num w:numId="25" w16cid:durableId="1070270676">
-    <w:abstractNumId w:val="25"/>
-  </w:num>
-  <w:num w:numId="26" w16cid:durableId="393165386">
-    <w:abstractNumId w:val="19"/>
-  </w:num>
-  <w:num w:numId="27" w16cid:durableId="191115536">
-    <w:abstractNumId w:val="59"/>
-  </w:num>
-  <w:num w:numId="28" w16cid:durableId="2084133429">
-    <w:abstractNumId w:val="50"/>
-  </w:num>
-  <w:num w:numId="29" w16cid:durableId="793210645">
-    <w:abstractNumId w:val="18"/>
-  </w:num>
-  <w:num w:numId="30" w16cid:durableId="515465726">
-    <w:abstractNumId w:val="55"/>
-  </w:num>
-  <w:num w:numId="31" w16cid:durableId="1216502561">
-    <w:abstractNumId w:val="20"/>
-  </w:num>
-  <w:num w:numId="32" w16cid:durableId="918297220">
-    <w:abstractNumId w:val="67"/>
-  </w:num>
-  <w:num w:numId="33" w16cid:durableId="2052416729">
-    <w:abstractNumId w:val="75"/>
-  </w:num>
-  <w:num w:numId="34" w16cid:durableId="1442143397">
-    <w:abstractNumId w:val="11"/>
-  </w:num>
-  <w:num w:numId="35" w16cid:durableId="2004234696">
-    <w:abstractNumId w:val="42"/>
-  </w:num>
-  <w:num w:numId="36" w16cid:durableId="1693067674">
-    <w:abstractNumId w:val="61"/>
-  </w:num>
-  <w:num w:numId="37" w16cid:durableId="504594022">
-    <w:abstractNumId w:val="34"/>
-  </w:num>
-  <w:num w:numId="38" w16cid:durableId="1111515236">
-    <w:abstractNumId w:val="53"/>
-  </w:num>
-  <w:num w:numId="39" w16cid:durableId="832841500">
-    <w:abstractNumId w:val="31"/>
-  </w:num>
-  <w:num w:numId="40" w16cid:durableId="815031081">
-    <w:abstractNumId w:val="40"/>
-  </w:num>
-  <w:num w:numId="41" w16cid:durableId="1588879040">
-    <w:abstractNumId w:val="36"/>
-  </w:num>
-  <w:num w:numId="42" w16cid:durableId="1478255119">
-    <w:abstractNumId w:val="60"/>
-  </w:num>
-  <w:num w:numId="43" w16cid:durableId="1746680967">
-    <w:abstractNumId w:val="71"/>
-  </w:num>
-  <w:num w:numId="44" w16cid:durableId="766734572">
-    <w:abstractNumId w:val="23"/>
-  </w:num>
-  <w:num w:numId="45" w16cid:durableId="1549074504">
-    <w:abstractNumId w:val="27"/>
-  </w:num>
-  <w:num w:numId="46" w16cid:durableId="214243573">
-    <w:abstractNumId w:val="29"/>
-  </w:num>
-  <w:num w:numId="47" w16cid:durableId="1969050231">
-    <w:abstractNumId w:val="63"/>
-  </w:num>
-  <w:num w:numId="48" w16cid:durableId="1252202922">
-    <w:abstractNumId w:val="58"/>
-  </w:num>
-  <w:num w:numId="49" w16cid:durableId="1269047540">
-    <w:abstractNumId w:val="62"/>
-  </w:num>
-  <w:num w:numId="50" w16cid:durableId="1346522196">
-    <w:abstractNumId w:val="73"/>
-  </w:num>
-  <w:num w:numId="51" w16cid:durableId="1642153576">
-    <w:abstractNumId w:val="78"/>
-  </w:num>
-  <w:num w:numId="52" w16cid:durableId="1252545968">
-    <w:abstractNumId w:val="51"/>
-  </w:num>
-  <w:num w:numId="53" w16cid:durableId="1920943381">
-    <w:abstractNumId w:val="72"/>
-  </w:num>
-  <w:num w:numId="54" w16cid:durableId="1937593299">
-    <w:abstractNumId w:val="74"/>
-  </w:num>
-  <w:num w:numId="55" w16cid:durableId="954488070">
-    <w:abstractNumId w:val="76"/>
-  </w:num>
-  <w:num w:numId="56" w16cid:durableId="656348544">
-    <w:abstractNumId w:val="48"/>
-  </w:num>
-  <w:num w:numId="57" w16cid:durableId="1429303101">
-    <w:abstractNumId w:val="46"/>
-  </w:num>
-  <w:num w:numId="58" w16cid:durableId="1088649036">
-    <w:abstractNumId w:val="57"/>
-  </w:num>
-  <w:num w:numId="59" w16cid:durableId="135689121">
-    <w:abstractNumId w:val="47"/>
-  </w:num>
-  <w:num w:numId="60" w16cid:durableId="1862237455">
-    <w:abstractNumId w:val="65"/>
-  </w:num>
-  <w:num w:numId="61" w16cid:durableId="239754416">
-    <w:abstractNumId w:val="69"/>
-  </w:num>
-  <w:num w:numId="62" w16cid:durableId="174461306">
-    <w:abstractNumId w:val="43"/>
-  </w:num>
-  <w:num w:numId="63" w16cid:durableId="1827475913">
-    <w:abstractNumId w:val="39"/>
-  </w:num>
-  <w:num w:numId="64" w16cid:durableId="1373111495">
-    <w:abstractNumId w:val="68"/>
-  </w:num>
-  <w:num w:numId="65" w16cid:durableId="1634171472">
-    <w:abstractNumId w:val="21"/>
-  </w:num>
-  <w:num w:numId="66" w16cid:durableId="904725738">
-    <w:abstractNumId w:val="56"/>
-  </w:num>
-  <w:num w:numId="67" w16cid:durableId="842597596">
-    <w:abstractNumId w:val="54"/>
-  </w:num>
-  <w:num w:numId="68" w16cid:durableId="690761451">
-    <w:abstractNumId w:val="32"/>
-  </w:num>
-  <w:num w:numId="69" w16cid:durableId="1327708660">
-    <w:abstractNumId w:val="22"/>
-  </w:num>
-  <w:num w:numId="70" w16cid:durableId="1378968894">
-    <w:abstractNumId w:val="49"/>
-  </w:num>
-  <w:num w:numId="71" w16cid:durableId="994140316">
-    <w:abstractNumId w:val="30"/>
-  </w:num>
-  <w:num w:numId="72" w16cid:durableId="2076930501">
-    <w:abstractNumId w:val="33"/>
-  </w:num>
-  <w:num w:numId="73" w16cid:durableId="1698578255">
-    <w:abstractNumId w:val="64"/>
-  </w:num>
-  <w:num w:numId="74" w16cid:durableId="448159017">
-    <w:abstractNumId w:val="45"/>
-  </w:num>
-  <w:num w:numId="75" w16cid:durableId="1504978970">
-    <w:abstractNumId w:val="35"/>
-  </w:num>
-  <w:num w:numId="76" w16cid:durableId="388457921">
-    <w:abstractNumId w:val="28"/>
-  </w:num>
-  <w:num w:numId="77" w16cid:durableId="558634586">
-    <w:abstractNumId w:val="52"/>
-  </w:num>
-  <w:num w:numId="78" w16cid:durableId="71512805">
-    <w:abstractNumId w:val="24"/>
-  </w:num>
-  <w:num w:numId="79" w16cid:durableId="1921868419">
-    <w:abstractNumId w:val="26"/>
-  </w:num>
+  <w:numIdMacAtCleanup w:val="12"/>
 </w:numbering>
 </file>
 
@@ -12003,7 +4773,6 @@
   <w:style w:type="character" w:default="1" w:styleId="DefaultParagraphFont">
     <w:name w:val="Default Paragraph Font"/>
     <w:uiPriority w:val="1"/>
-    <w:semiHidden/>
     <w:unhideWhenUsed/>
   </w:style>
   <w:style w:type="table" w:default="1" w:styleId="TableNormal">

--- a/SEM2/Modern Networking/Research Papers/ahmed-bigdatacloud.docx
+++ b/SEM2/Modern Networking/Research Papers/ahmed-bigdatacloud.docx
@@ -852,7 +852,7 @@
                 <w:sz w:val="24"/>
                 <w:szCs w:val="24"/>
               </w:rPr>
-              <w:t>5</w:t>
+              <w:t>4</w:t>
             </w:r>
           </w:p>
         </w:tc>
@@ -1309,19 +1309,19 @@
           <w:szCs w:val="24"/>
           <w:lang w:val="en-IN"/>
         </w:rPr>
-        <w:t xml:space="preserve">Big Data refers to extremely large and complex datasets that cannot be processed, stored, or </w:t>
+        <w:t>Big Data refers to extremely large and complex datasets that cannot be processed, stored, or analyzed using traditional data processing tools. These datasets are generated from multiple sources such as mobile devices, social media platforms, sensors, and enterprise applications. The characteristics of Big Data are commonly defined by the three V’s: volume (large amount of data), velocity (high speed of data generation), and variety (different types of data such as structured and unstructured).</w:t>
       </w:r>
-      <w:proofErr w:type="spellStart"/>
-      <w:r>
+    </w:p>
+    <w:p>
+      <w:pPr>
+        <w:jc w:val="both"/>
         <w:rPr>
           <w:rFonts w:ascii="Times New Roman" w:eastAsia="SimSun" w:hAnsi="Times New Roman" w:cs="Times New Roman"/>
           <w:sz w:val="24"/>
           <w:szCs w:val="24"/>
           <w:lang w:val="en-IN"/>
         </w:rPr>
-        <w:t>analyzed</w:t>
-      </w:r>
-      <w:proofErr w:type="spellEnd"/>
+      </w:pPr>
       <w:r>
         <w:rPr>
           <w:rFonts w:ascii="Times New Roman" w:eastAsia="SimSun" w:hAnsi="Times New Roman" w:cs="Times New Roman"/>
@@ -1329,47 +1329,7 @@
           <w:szCs w:val="24"/>
           <w:lang w:val="en-IN"/>
         </w:rPr>
-        <w:t xml:space="preserve"> using traditional data processing tools. These datasets are generated from multiple sources such as mobile devices, social media platforms, sensors, and enterprise applications. The characteristics of Big Data are commonly defined by the three V’s: volume (large amount of data), velocity (high speed of data generation), and variety (different types of data such as structured and unstructured).</w:t>
-      </w:r>
-    </w:p>
-    <w:p>
-      <w:pPr>
-        <w:jc w:val="both"/>
-        <w:rPr>
-          <w:rFonts w:ascii="Times New Roman" w:eastAsia="SimSun" w:hAnsi="Times New Roman" w:cs="Times New Roman"/>
-          <w:sz w:val="24"/>
-          <w:szCs w:val="24"/>
-          <w:lang w:val="en-IN"/>
-        </w:rPr>
-      </w:pPr>
-      <w:r>
-        <w:rPr>
-          <w:rFonts w:ascii="Times New Roman" w:eastAsia="SimSun" w:hAnsi="Times New Roman" w:cs="Times New Roman"/>
-          <w:sz w:val="24"/>
-          <w:szCs w:val="24"/>
-          <w:lang w:val="en-IN"/>
-        </w:rPr>
-        <w:t xml:space="preserve">Cloud computing, on the other hand, is a technology that provides on-demand access to computing resources such as storage, processing power, and software over the internet. Instead of relying on local servers or personal computers, cloud computing allows users to store and process data in remote data </w:t>
-      </w:r>
-      <w:proofErr w:type="spellStart"/>
-      <w:r>
-        <w:rPr>
-          <w:rFonts w:ascii="Times New Roman" w:eastAsia="SimSun" w:hAnsi="Times New Roman" w:cs="Times New Roman"/>
-          <w:sz w:val="24"/>
-          <w:szCs w:val="24"/>
-          <w:lang w:val="en-IN"/>
-        </w:rPr>
-        <w:t>centers</w:t>
-      </w:r>
-      <w:proofErr w:type="spellEnd"/>
-      <w:r>
-        <w:rPr>
-          <w:rFonts w:ascii="Times New Roman" w:eastAsia="SimSun" w:hAnsi="Times New Roman" w:cs="Times New Roman"/>
-          <w:sz w:val="24"/>
-          <w:szCs w:val="24"/>
-          <w:lang w:val="en-IN"/>
-        </w:rPr>
-        <w:t>. This makes data handling more efficient, scalable, and cost-effective.</w:t>
+        <w:t>Cloud computing, on the other hand, is a technology that provides on-demand access to computing resources such as storage, processing power, and software over the internet. Instead of relying on local servers or personal computers, cloud computing allows users to store and process data in remote data centers. This makes data handling more efficient, scalable, and cost-effective.</w:t>
       </w:r>
     </w:p>
     <w:p>
@@ -2144,21 +2104,8 @@
           <w:szCs w:val="24"/>
           <w:lang w:val="en-IN" w:eastAsia="zh-CN"/>
         </w:rPr>
-        <w:t xml:space="preserve">Data </w:t>
+        <w:t>Data centers</w:t>
       </w:r>
-      <w:proofErr w:type="spellStart"/>
-      <w:r>
-        <w:rPr>
-          <w:rFonts w:ascii="Times New Roman" w:eastAsia="SimSun" w:hAnsi="Times New Roman" w:cs="Times New Roman"/>
-          <w:b/>
-          <w:bCs/>
-          <w:sz w:val="24"/>
-          <w:szCs w:val="24"/>
-          <w:lang w:val="en-IN" w:eastAsia="zh-CN"/>
-        </w:rPr>
-        <w:t>centers</w:t>
-      </w:r>
-      <w:proofErr w:type="spellEnd"/>
     </w:p>
     <w:p>
       <w:pPr>
@@ -2665,27 +2612,7 @@
           <w:szCs w:val="24"/>
           <w:lang w:val="en-IN"/>
         </w:rPr>
-        <w:t xml:space="preserve">Cloud computing enables flexible access to resources, while Big Data allows organizations to </w:t>
-      </w:r>
-      <w:proofErr w:type="spellStart"/>
-      <w:r>
-        <w:rPr>
-          <w:rFonts w:ascii="Times New Roman" w:hAnsi="Times New Roman" w:cs="Times New Roman"/>
-          <w:sz w:val="24"/>
-          <w:szCs w:val="24"/>
-          <w:lang w:val="en-IN"/>
-        </w:rPr>
-        <w:t>analyze</w:t>
-      </w:r>
-      <w:proofErr w:type="spellEnd"/>
-      <w:r>
-        <w:rPr>
-          <w:rFonts w:ascii="Times New Roman" w:hAnsi="Times New Roman" w:cs="Times New Roman"/>
-          <w:sz w:val="24"/>
-          <w:szCs w:val="24"/>
-          <w:lang w:val="en-IN"/>
-        </w:rPr>
-        <w:t xml:space="preserve"> and use information effectively. Together, they improve network performance and support real-time applications such as online services, streaming, and smart systems.</w:t>
+        <w:t>Cloud computing enables flexible access to resources, while Big Data allows organizations to analyze and use information effectively. Together, they improve network performance and support real-time applications such as online services, streaming, and smart systems.</w:t>
       </w:r>
     </w:p>
     <w:p>
@@ -4773,6 +4700,7 @@
   <w:style w:type="character" w:default="1" w:styleId="DefaultParagraphFont">
     <w:name w:val="Default Paragraph Font"/>
     <w:uiPriority w:val="1"/>
+    <w:semiHidden/>
     <w:unhideWhenUsed/>
   </w:style>
   <w:style w:type="table" w:default="1" w:styleId="TableNormal">
@@ -15361,10 +15289,6 @@
 </file>
 
 <file path=customXml/item1.xml><?xml version="1.0" encoding="utf-8"?>
-<b:Sources xmlns:b="http://schemas.openxmlformats.org/officeDocument/2006/bibliography" xmlns="http://schemas.openxmlformats.org/officeDocument/2006/bibliography" SelectedStyle="/APA.XSL" StyleName="APA"/>
-</file>
-
-<file path=customXml/item2.xml><?xml version="1.0" encoding="utf-8"?>
 <s:customData xmlns="http://www.wps.cn/officeDocument/2013/wpsCustomData" xmlns:s="http://www.wps.cn/officeDocument/2013/wpsCustomData">
   <customSectProps>
     <customSectPr/>
@@ -15379,18 +15303,22 @@
 </s:customData>
 </file>
 
+<file path=customXml/item2.xml><?xml version="1.0" encoding="utf-8"?>
+<b:Sources xmlns:b="http://schemas.openxmlformats.org/officeDocument/2006/bibliography" xmlns="http://schemas.openxmlformats.org/officeDocument/2006/bibliography" SelectedStyle="/APA.XSL" StyleName="APA"/>
+</file>
+
 <file path=customXml/itemProps1.xml><?xml version="1.0" encoding="utf-8"?>
+<ds:datastoreItem xmlns:ds="http://schemas.openxmlformats.org/officeDocument/2006/customXml" ds:itemID="{B1977F7D-205B-4081-913C-38D41E755F92}">
+  <ds:schemaRefs>
+    <ds:schemaRef ds:uri="http://www.wps.cn/officeDocument/2013/wpsCustomData"/>
+  </ds:schemaRefs>
+</ds:datastoreItem>
+</file>
+
+<file path=customXml/itemProps2.xml><?xml version="1.0" encoding="utf-8"?>
 <ds:datastoreItem xmlns:ds="http://schemas.openxmlformats.org/officeDocument/2006/customXml" ds:itemID="{EF278816-EC6F-A645-907D-7F25AECB1D4A}">
   <ds:schemaRefs>
     <ds:schemaRef ds:uri="http://schemas.openxmlformats.org/officeDocument/2006/bibliography"/>
   </ds:schemaRefs>
 </ds:datastoreItem>
-</file>
-
-<file path=customXml/itemProps2.xml><?xml version="1.0" encoding="utf-8"?>
-<ds:datastoreItem xmlns:ds="http://schemas.openxmlformats.org/officeDocument/2006/customXml" ds:itemID="{B1977F7D-205B-4081-913C-38D41E755F92}">
-  <ds:schemaRefs>
-    <ds:schemaRef ds:uri="http://www.wps.cn/officeDocument/2013/wpsCustomData"/>
-  </ds:schemaRefs>
-</ds:datastoreItem>
 </file>